--- a/论文审稿/科研积分系统论文-计算机系统应用版.docx
+++ b/论文审稿/科研积分系统论文-计算机系统应用版.docx
@@ -88,60 +88,6 @@
           <w:lang w:eastAsia="zh-CN"/>
         </w:rPr>
         <w:t xml:space="preserve">通讯作者: 张卫兵, E-mail: yangwecy@gmail.com</w:t>
-      </w:r>
-    </w:p>
-    <w:p>
-      <w:pPr>
-        <w:spacing w:before="120" w:after="24" w:afterLines="8"/>
-        <w:jc w:val="center"/>
-        <w:rPr>
-          <w:rFonts w:hint="eastAsia"/>
-        </w:rPr>
-      </w:pPr>
-      <w:r>
-        <w:rPr>
-          <w:rFonts w:ascii="Times New Roman" w:hAnsi="Times New Roman" w:eastAsia="Times New Roman" w:cs="Times New Roman"/>
-          <w:bCs w:val="1"/>
-          <w:sz w:val="24"/>
-          <w:szCs w:val="24"/>
-        </w:rPr>
-        <w:t xml:space="preserve">A CDC Research Talent Evaluation System Based on Dynamic Points and Tag Profiling</w:t>
-      </w:r>
-    </w:p>
-    <w:p>
-      <w:pPr>
-        <w:spacing w:after="18" w:afterLines="6"/>
-        <w:jc w:val="center"/>
-        <w:rPr>
-          <w:rFonts w:hint="eastAsia"/>
-          <w:lang w:eastAsia="zh-CN"/>
-        </w:rPr>
-      </w:pPr>
-      <w:r>
-        <w:rPr>
-          <w:rFonts w:ascii="Times New Roman" w:hAnsi="Times New Roman" w:eastAsia="Times New Roman" w:cs="Times New Roman"/>
-          <w:sz w:val="21"/>
-          <w:szCs w:val="21"/>
-        </w:rPr>
-        <w:t xml:space="preserve">YANG Wen-Chao, ZHANG Wei-Bing, LIAN Wei, XU Xiao-Wei, WANG Qin</w:t>
-      </w:r>
-    </w:p>
-    <w:p>
-      <w:pPr>
-        <w:spacing w:after="68" w:afterLines="22"/>
-        <w:jc w:val="center"/>
-        <w:rPr>
-          <w:rFonts w:hint="eastAsia"/>
-        </w:rPr>
-      </w:pPr>
-      <w:r>
-        <w:rPr>
-          <w:rFonts w:ascii="Times New Roman" w:hAnsi="Times New Roman" w:eastAsia="Times New Roman" w:cs="Times New Roman"/>
-          <w:iCs w:val="1"/>
-          <w:sz w:val="18"/>
-          <w:szCs w:val="18"/>
-        </w:rPr>
-        <w:t xml:space="preserve">(Division of Research and Quality Management, Nantong Center for Disease Control and Prevention, Nantong 226001, China)</w:t>
       </w:r>
     </w:p>
     <w:p>
@@ -172,7 +118,7 @@
           <w:szCs w:val="18"/>
           <w:lang w:eastAsia="zh-CN"/>
         </w:rPr>
-        <w:t xml:space="preserve">: 针对疾控机构科研人才评价方式粗放、缺少动态量化手段、难以支撑科研梯队建设与精准激励的问题, 设计并实现了基于 Spring Boot 与 MyBatis 的疾控科研人才评价系统. 提出面向多作者成果的分段权重积分分配模型; 构建以一阶指数加权移动平均(</w:t>
+        <w:t xml:space="preserve">: 基层疾控机构的科研人才评价长期依赖人工台账与年终汇总, 难以刻画个体能力的动态演进. 为此设计并实现了基于 Spring Boot 与 MyBatis 的疾控科研人才评价系统. 提出面向多作者成果的分段权重积分分配模型; 构建以一阶指数加权移动平均(</w:t>
       </w:r>
       <w:r>
         <w:rPr>
@@ -280,6 +226,60 @@
     </w:p>
     <w:p>
       <w:pPr>
+        <w:spacing w:before="120" w:after="24" w:afterLines="8"/>
+        <w:jc w:val="center"/>
+        <w:rPr>
+          <w:rFonts w:hint="eastAsia"/>
+        </w:rPr>
+      </w:pPr>
+      <w:r>
+        <w:rPr>
+          <w:rFonts w:ascii="Times New Roman" w:hAnsi="Times New Roman" w:eastAsia="Times New Roman" w:cs="Times New Roman"/>
+          <w:bCs w:val="1"/>
+          <w:sz w:val="24"/>
+          <w:szCs w:val="24"/>
+        </w:rPr>
+        <w:t xml:space="preserve">A CDC Research Talent Evaluation System Based on Dynamic Points and Tag Profiling</w:t>
+      </w:r>
+    </w:p>
+    <w:p>
+      <w:pPr>
+        <w:spacing w:after="18" w:afterLines="6"/>
+        <w:jc w:val="center"/>
+        <w:rPr>
+          <w:rFonts w:hint="eastAsia"/>
+          <w:lang w:eastAsia="zh-CN"/>
+        </w:rPr>
+      </w:pPr>
+      <w:r>
+        <w:rPr>
+          <w:rFonts w:ascii="Times New Roman" w:hAnsi="Times New Roman" w:eastAsia="Times New Roman" w:cs="Times New Roman"/>
+          <w:sz w:val="21"/>
+          <w:szCs w:val="21"/>
+        </w:rPr>
+        <w:t xml:space="preserve">YANG Wen-Chao, ZHANG Wei-Bing, LIAN Wei, XU Xiao-Wei, WANG Qin</w:t>
+      </w:r>
+    </w:p>
+    <w:p>
+      <w:pPr>
+        <w:spacing w:after="68" w:afterLines="22"/>
+        <w:jc w:val="center"/>
+        <w:rPr>
+          <w:rFonts w:hint="eastAsia"/>
+        </w:rPr>
+      </w:pPr>
+      <w:r>
+        <w:rPr>
+          <w:rFonts w:ascii="Times New Roman" w:hAnsi="Times New Roman" w:eastAsia="Times New Roman" w:cs="Times New Roman"/>
+          <w:iCs w:val="1"/>
+          <w:sz w:val="18"/>
+          <w:szCs w:val="18"/>
+        </w:rPr>
+        <w:t xml:space="preserve">(Division of Research and Quality Management, Nantong Center for Disease Control and Prevention, Nantong 226001, China)</w:t>
+      </w:r>
+    </w:p>
+    <w:p>
+      <w:pPr>
         <w:spacing w:after="18" w:afterLines="6" w:line="264" w:lineRule="auto"/>
         <w:jc w:val="both"/>
         <w:rPr>
@@ -303,7 +303,7 @@
           <w:sz w:val="18"/>
           <w:szCs w:val="18"/>
         </w:rPr>
-        <w:t xml:space="preserve">: To address the problems that research talent evaluation in centers for disease control and prevention (CDC) remains coarse-grained, lacks dynamic quantitative means, and can hardly support research echelon building and targeted incentives, a CDC research talent evaluation system based on Spring Boot and MyBatis is designed and implemented. A piecewise weighting model is proposed for multi-author outputs. A dynamic tag weight model is built on the first-order exponentially weighted moving average (</w:t>
+        <w:t xml:space="preserve">: Research talent evaluation in grassroots centers for disease control and prevention (CDC) has long relied on manual ledgers and year-end summaries, which can hardly capture how individual capability evolves. A CDC research talent evaluation system based on Spring Boot and MyBatis is therefore designed and implemented. A piecewise weighting model is proposed for multi-author outputs. A dynamic tag weight model is built on the first-order exponentially weighted moving average (</w:t>
       </w:r>
       <w:r>
         <w:rPr>
@@ -413,7 +413,7 @@
           <w:szCs w:val="21"/>
           <w:lang w:eastAsia="zh-CN"/>
         </w:rPr>
-        <w:t>李涛等[1]从指标体系角度探讨了科研评价, 黄钊等[2]与李少琼等[3]分别面向疾控数字化系统与疾控信息化评价指标展开研究, 但均聚焦机构层面而非个人; 杨思洛等[4]梳理了“破五唯”导向下科研成果评价的制度表征, Amaral 等[5]、沈杨阳[6]与 Lei[7]分别从绩效拨款、组织机制与分类绩效角度探讨了科研评价, 但评价对象同样以机构为主; 罗仕鉴等[8]与白菁昊等[9]验证了用户画像与时序动态标签方法的有效性, 胡晓莹等[10]与 Chen 等[11]将指数加权移动平均与时间衰减引入用户兴趣建模, 但均未考虑科研成果的长周期性与时效衰减. 为此, 本文提出面向多作者成果的分段权重积分分配模型, 构建“指数加权移动平均标签权重 + 指数时间衰减”的动态画像模型, 并实现无第三方依赖的状态机工作流与可配置积分规则引擎.</w:t>
+        <w:t xml:space="preserve">李涛等[1]从指标体系角度探讨了科研评价, 黄钊等[2]与李少琼等[3]分别面向疾控数字化系统与疾控信息化评价指标展开研究, 但均聚焦机构层面而非个人; 杨思洛等[4]梳理了“破五唯”导向下科研成果评价的制度表征, Amaral 等[5]、沈杨阳[6]与 Lei[7]分别从绩效拨款、组织机制与分类绩效角度探讨了科研评价, 但评价对象同样以机构为主; 罗仕鉴等[8]与白菁昊等[9]验证了用户画像与时序动态标签方法的有效性, 胡晓莹等[10]与 Chen 等[11]将指数加权移动平均与时间衰减引入用户兴趣建模, 但均未考虑科研成果的长周期性与时效衰减. 两条线索至今没有接上: 评价指标的研究停在机构层面, 动态标签的研究面向的是消费与学习行为. 本文的做法是把成果积分直接当作行为信号接入标签权重的更新, 再由标签权重映射到能力维度, 让量化与画像共用一条计算通路. 沿着这条通路, 多作者成果的积分如何分配、标签权重如何随时间衰减、审批环节如何免发布调整, 是必须先解决的三个具体问题.</w:t>
       </w:r>
     </w:p>
     <w:p>
@@ -455,7 +455,7 @@
           <w:szCs w:val="21"/>
           <w:lang w:eastAsia="zh-CN"/>
         </w:rPr>
-        <w:t xml:space="preserve">系统采用四层架构: 表现层由 Spring Boot 的 @RestController 接收 HTTP 请求并调用业务服务, 与 Vue.js 前端构成前后端分离结构[12-13]; 业务逻辑层封装积分计算、审核流程控制、画像生成与排行统计等规则并管理事务; 数据访问层通过 MyBatis 的 Mapper 接口与 XML 映射文件实现对象关系映射; 数据层负责持久化与存储管理. 服务端框架选型参考了同类轻量级微服务编排实践[14-15], 可视化层集成 Apache ECharts[16], 数据库选用 MySQL 8.0, 并引入 Redis 缓存提升查询效率. 同类系统在考试、样本库等场景已有成熟实践[12,17]. 分层架构如图1所示.</w:t>
+        <w:t xml:space="preserve">系统采用四层架构: 表现层由 Spring Boot 的 @RestController 接收 HTTP 请求并调用业务服务, 与 Vue.js 前端构成前后端分离结构[12-13]; 业务逻辑层封装积分计算、审核流程控制、画像生成与排行统计等规则并管理事务; 数据访问层通过 MyBatis 的 Mapper 接口与 XML 映射文件实现对象关系映射; 数据层负责持久化与存储管理. 这一分层与同类 Spring Boot 轻量级服务的组织方式一致[14,15], 该技术栈在科研样本库、考试等业务系统中已有成熟应用[12,17]. 可视化层集成 Apache ECharts[16], 数据库选用 MySQL 8.0, 并引入 Redis 缓存提升查询效率. 分层架构如图1所示.</w:t>
       </w:r>
     </w:p>
     <w:p>
@@ -2544,7 +2544,7 @@
           <w:szCs w:val="21"/>
           <w:lang w:eastAsia="zh-CN"/>
         </w:rPr>
-        <w:t>系统构建了基础属性、能力维度与专业方向三维标签体系[9]. 考虑到科研贡献的时效性, 本文将指数时间衰减因子前置嵌入行为积分归一化环节(式(4)), 标签权重在此基础上按一阶指数加权移动平均更新(式(5)), 该更新机制借鉴了时序建模中指数移动平均抑制噪声、跟踪近期变化的思路[10-11].</w:t>
+        <w:t xml:space="preserve">系统构建了基础属性、能力维度与专业方向三维标签体系[9]. 考虑到科研贡献的时效性, 本文将指数时间衰减因子前置嵌入行为积分归一化环节(式(4)), 标签权重在此基础上按一阶指数加权移动平均更新(式(5)), 指数移动平均在时序建模中用于抑制单期噪声、跟踪近期变化[10,11], 这里用它平滑标签权重的年度波动.</w:t>
       </w:r>
     </w:p>
     <w:p>
@@ -3303,7 +3303,7 @@
           <w:szCs w:val="21"/>
           <w:lang w:eastAsia="zh-CN"/>
         </w:rPr>
-        <w:t xml:space="preserve"> 个周期(本文指自然年度)的权重; </w:t>
+        <w:t xml:space="preserve"> 个周期(本文指自然年度)的权重, 初值 </w:t>
       </w:r>
       <w:r>
         <w:rPr>
@@ -3313,6 +3313,45 @@
           <w:szCs w:val="21"/>
           <w:lang w:eastAsia="zh-CN"/>
         </w:rPr>
+        <w:t xml:space="preserve">W</w:t>
+      </w:r>
+      <w:r>
+        <w:rPr>
+          <w:rFonts w:hint="eastAsia" w:ascii="Times New Roman" w:hAnsi="Times New Roman" w:eastAsia="宋体" w:cs="Times New Roman"/>
+          <w:sz w:val="21"/>
+          <w:szCs w:val="21"/>
+          <w:vertAlign w:val="superscript"/>
+          <w:lang w:eastAsia="zh-CN"/>
+        </w:rPr>
+        <w:t xml:space="preserve">(0)</w:t>
+      </w:r>
+      <w:r>
+        <w:rPr>
+          <w:rFonts w:hint="eastAsia" w:ascii="Times New Roman" w:hAnsi="Times New Roman" w:eastAsia="宋体" w:cs="Times New Roman"/>
+          <w:sz w:val="21"/>
+          <w:szCs w:val="21"/>
+          <w:vertAlign w:val="subscript"/>
+          <w:lang w:eastAsia="zh-CN"/>
+        </w:rPr>
+        <w:t xml:space="preserve">t,u</w:t>
+      </w:r>
+      <w:r>
+        <w:rPr>
+          <w:rFonts w:hint="eastAsia" w:ascii="Times New Roman" w:hAnsi="Times New Roman" w:eastAsia="宋体" w:cs="Times New Roman"/>
+          <w:sz w:val="21"/>
+          <w:szCs w:val="21"/>
+          <w:lang w:eastAsia="zh-CN"/>
+        </w:rPr>
+        <w:t xml:space="preserve"> 取 0; </w:t>
+      </w:r>
+      <w:r>
+        <w:rPr>
+          <w:rFonts w:hint="eastAsia" w:ascii="Times New Roman" w:hAnsi="Times New Roman" w:eastAsia="宋体" w:cs="Times New Roman"/>
+          <w:i/>
+          <w:sz w:val="21"/>
+          <w:szCs w:val="21"/>
+          <w:lang w:eastAsia="zh-CN"/>
+        </w:rPr>
         <w:t xml:space="preserve">s</w:t>
       </w:r>
       <w:r>
@@ -3543,7 +3582,7 @@
           <w:szCs w:val="21"/>
           <w:lang w:eastAsia="zh-CN"/>
         </w:rPr>
-        <w:t xml:space="preserve"> 与 </w:t>
+        <w:t xml:space="preserve"> 为本周期期末时刻, </w:t>
       </w:r>
       <w:r>
         <w:rPr>
@@ -3572,7 +3611,7 @@
           <w:szCs w:val="21"/>
           <w:lang w:eastAsia="zh-CN"/>
         </w:rPr>
-        <w:t xml:space="preserve"> 分别为当前时间与成果完成时间.</w:t>
+        <w:t xml:space="preserve"> 为成果完成时间. 需要指出的是, 式(4) 的衰减因子只处理周期内部的时效差异, 跨周期的时效由式(5) 的指数加权承担, 两级衰减各司其职, 不重复计算同一段时间.</w:t>
       </w:r>
     </w:p>
     <w:p>
@@ -3797,247 +3836,7 @@
           <w:szCs w:val="21"/>
           <w:lang w:eastAsia="zh-CN"/>
         </w:rPr>
-        <w:t xml:space="preserve">定义标签—能力维度映射矩阵 </w:t>
-      </w:r>
-      <w:r>
-        <w:rPr>
-          <w:rFonts w:hint="eastAsia" w:ascii="Times New Roman" w:hAnsi="Times New Roman" w:eastAsia="宋体" w:cs="Times New Roman"/>
-          <w:i/>
-          <w:sz w:val="21"/>
-          <w:szCs w:val="21"/>
-          <w:lang w:eastAsia="zh-CN"/>
-        </w:rPr>
-        <w:t xml:space="preserve">M</w:t>
-      </w:r>
-      <w:r>
-        <w:rPr>
-          <w:rFonts w:hint="eastAsia" w:ascii="Times New Roman" w:hAnsi="Times New Roman" w:eastAsia="宋体" w:cs="Times New Roman"/>
-          <w:sz w:val="21"/>
-          <w:szCs w:val="21"/>
-          <w:lang w:eastAsia="zh-CN"/>
-        </w:rPr>
-        <w:t xml:space="preserve"> ∈ R</w:t>
-      </w:r>
-      <w:r>
-        <w:rPr>
-          <w:rFonts w:hint="eastAsia" w:ascii="Times New Roman" w:hAnsi="Times New Roman" w:eastAsia="宋体" w:cs="Times New Roman"/>
-          <w:sz w:val="21"/>
-          <w:szCs w:val="21"/>
-          <w:vertAlign w:val="superscript"/>
-          <w:lang w:eastAsia="zh-CN"/>
-        </w:rPr>
-        <w:t xml:space="preserve">T×D</w:t>
-      </w:r>
-      <w:r>
-        <w:rPr>
-          <w:rFonts w:hint="eastAsia" w:ascii="Times New Roman" w:hAnsi="Times New Roman" w:eastAsia="宋体" w:cs="Times New Roman"/>
-          <w:sz w:val="21"/>
-          <w:szCs w:val="21"/>
-          <w:lang w:eastAsia="zh-CN"/>
-        </w:rPr>
-        <w:t xml:space="preserve">, </w:t>
-      </w:r>
-      <w:r>
-        <w:rPr>
-          <w:rFonts w:hint="eastAsia" w:ascii="Times New Roman" w:hAnsi="Times New Roman" w:eastAsia="宋体" w:cs="Times New Roman"/>
-          <w:i/>
-          <w:sz w:val="21"/>
-          <w:szCs w:val="21"/>
-          <w:lang w:eastAsia="zh-CN"/>
-        </w:rPr>
-        <w:t xml:space="preserve">T</w:t>
-      </w:r>
-      <w:r>
-        <w:rPr>
-          <w:rFonts w:hint="eastAsia" w:ascii="Times New Roman" w:hAnsi="Times New Roman" w:eastAsia="宋体" w:cs="Times New Roman"/>
-          <w:sz w:val="21"/>
-          <w:szCs w:val="21"/>
-          <w:lang w:eastAsia="zh-CN"/>
-        </w:rPr>
-        <w:t xml:space="preserve"> 为标签总数, </w:t>
-      </w:r>
-      <w:r>
-        <w:rPr>
-          <w:rFonts w:hint="eastAsia" w:ascii="Times New Roman" w:hAnsi="Times New Roman" w:eastAsia="宋体" w:cs="Times New Roman"/>
-          <w:i/>
-          <w:sz w:val="21"/>
-          <w:szCs w:val="21"/>
-          <w:lang w:eastAsia="zh-CN"/>
-        </w:rPr>
-        <w:t xml:space="preserve">D</w:t>
-      </w:r>
-      <w:r>
-        <w:rPr>
-          <w:rFonts w:hint="eastAsia" w:ascii="Times New Roman" w:hAnsi="Times New Roman" w:eastAsia="宋体" w:cs="Times New Roman"/>
-          <w:sz w:val="21"/>
-          <w:szCs w:val="21"/>
-          <w:lang w:eastAsia="zh-CN"/>
-        </w:rPr>
-        <w:t xml:space="preserve"> 为能力维度数(本系统取 </w:t>
-      </w:r>
-      <w:r>
-        <w:rPr>
-          <w:rFonts w:hint="eastAsia" w:ascii="Times New Roman" w:hAnsi="Times New Roman" w:eastAsia="宋体" w:cs="Times New Roman"/>
-          <w:i/>
-          <w:sz w:val="21"/>
-          <w:szCs w:val="21"/>
-          <w:lang w:eastAsia="zh-CN"/>
-        </w:rPr>
-        <w:t xml:space="preserve">D</w:t>
-      </w:r>
-      <w:r>
-        <w:rPr>
-          <w:rFonts w:hint="eastAsia" w:ascii="Times New Roman" w:hAnsi="Times New Roman" w:eastAsia="宋体" w:cs="Times New Roman"/>
-          <w:sz w:val="21"/>
-          <w:szCs w:val="21"/>
-          <w:lang w:eastAsia="zh-CN"/>
-        </w:rPr>
-        <w:t xml:space="preserve"> = 16, 各维度名称如图2所示). 元素 </w:t>
-      </w:r>
-      <w:r>
-        <w:rPr>
-          <w:rFonts w:hint="eastAsia" w:ascii="Times New Roman" w:hAnsi="Times New Roman" w:eastAsia="宋体" w:cs="Times New Roman"/>
-          <w:i/>
-          <w:sz w:val="21"/>
-          <w:szCs w:val="21"/>
-          <w:lang w:eastAsia="zh-CN"/>
-        </w:rPr>
-        <w:t xml:space="preserve">m</w:t>
-      </w:r>
-      <w:r>
-        <w:rPr>
-          <w:rFonts w:hint="eastAsia" w:ascii="Times New Roman" w:hAnsi="Times New Roman" w:eastAsia="宋体" w:cs="Times New Roman"/>
-          <w:sz w:val="21"/>
-          <w:szCs w:val="21"/>
-          <w:vertAlign w:val="subscript"/>
-          <w:lang w:eastAsia="zh-CN"/>
-        </w:rPr>
-        <w:t xml:space="preserve">t,d</w:t>
-      </w:r>
-      <w:r>
-        <w:rPr>
-          <w:rFonts w:hint="eastAsia" w:ascii="Times New Roman" w:hAnsi="Times New Roman" w:eastAsia="宋体" w:cs="Times New Roman"/>
-          <w:sz w:val="21"/>
-          <w:szCs w:val="21"/>
-          <w:lang w:eastAsia="zh-CN"/>
-        </w:rPr>
-        <w:t xml:space="preserve"> ∈ [0, 1] 表示标签 </w:t>
-      </w:r>
-      <w:r>
-        <w:rPr>
-          <w:rFonts w:hint="eastAsia" w:ascii="Times New Roman" w:hAnsi="Times New Roman" w:eastAsia="宋体" w:cs="Times New Roman"/>
-          <w:i/>
-          <w:sz w:val="21"/>
-          <w:szCs w:val="21"/>
-          <w:lang w:eastAsia="zh-CN"/>
-        </w:rPr>
-        <w:t xml:space="preserve">t</w:t>
-      </w:r>
-      <w:r>
-        <w:rPr>
-          <w:rFonts w:hint="eastAsia" w:ascii="Times New Roman" w:hAnsi="Times New Roman" w:eastAsia="宋体" w:cs="Times New Roman"/>
-          <w:sz w:val="21"/>
-          <w:szCs w:val="21"/>
-          <w:lang w:eastAsia="zh-CN"/>
-        </w:rPr>
-        <w:t xml:space="preserve"> 对维度 </w:t>
-      </w:r>
-      <w:r>
-        <w:rPr>
-          <w:rFonts w:hint="eastAsia" w:ascii="Times New Roman" w:hAnsi="Times New Roman" w:eastAsia="宋体" w:cs="Times New Roman"/>
-          <w:i/>
-          <w:sz w:val="21"/>
-          <w:szCs w:val="21"/>
-          <w:lang w:eastAsia="zh-CN"/>
-        </w:rPr>
-        <w:t xml:space="preserve">d</w:t>
-      </w:r>
-      <w:r>
-        <w:rPr>
-          <w:rFonts w:hint="eastAsia" w:ascii="Times New Roman" w:hAnsi="Times New Roman" w:eastAsia="宋体" w:cs="Times New Roman"/>
-          <w:sz w:val="21"/>
-          <w:szCs w:val="21"/>
-          <w:lang w:eastAsia="zh-CN"/>
-        </w:rPr>
-        <w:t xml:space="preserve"> 的贡献度, 满足 Σ</w:t>
-      </w:r>
-      <w:r>
-        <w:rPr>
-          <w:rFonts w:hint="eastAsia" w:ascii="Times New Roman" w:hAnsi="Times New Roman" w:eastAsia="宋体" w:cs="Times New Roman"/>
-          <w:sz w:val="21"/>
-          <w:szCs w:val="21"/>
-          <w:vertAlign w:val="subscript"/>
-          <w:lang w:eastAsia="zh-CN"/>
-        </w:rPr>
-        <w:t xml:space="preserve">d</w:t>
-      </w:r>
-      <w:r>
-        <w:rPr>
-          <w:rFonts w:hint="eastAsia" w:ascii="Times New Roman" w:hAnsi="Times New Roman" w:eastAsia="宋体" w:cs="Times New Roman"/>
-          <w:i/>
-          <w:sz w:val="21"/>
-          <w:szCs w:val="21"/>
-          <w:lang w:eastAsia="zh-CN"/>
-        </w:rPr>
-        <w:t xml:space="preserve">m</w:t>
-      </w:r>
-      <w:r>
-        <w:rPr>
-          <w:rFonts w:hint="eastAsia" w:ascii="Times New Roman" w:hAnsi="Times New Roman" w:eastAsia="宋体" w:cs="Times New Roman"/>
-          <w:sz w:val="21"/>
-          <w:szCs w:val="21"/>
-          <w:vertAlign w:val="subscript"/>
-          <w:lang w:eastAsia="zh-CN"/>
-        </w:rPr>
-        <w:t xml:space="preserve">t,d</w:t>
-      </w:r>
-      <w:r>
-        <w:rPr>
-          <w:rFonts w:hint="eastAsia" w:ascii="Times New Roman" w:hAnsi="Times New Roman" w:eastAsia="宋体" w:cs="Times New Roman"/>
-          <w:sz w:val="21"/>
-          <w:szCs w:val="21"/>
-          <w:lang w:eastAsia="zh-CN"/>
-        </w:rPr>
-        <w:t xml:space="preserve"> = 1, 由 3 名科研管理专家按德尔菲法两轮打分确定, 流程参照省级疾控信息化评价指标的构建方法[3]. 各维度原始得分为当前周期标签权重(式(5)中的 </w:t>
-      </w:r>
-      <w:r>
-        <w:rPr>
-          <w:rFonts w:hint="eastAsia" w:ascii="Times New Roman" w:hAnsi="Times New Roman" w:eastAsia="宋体" w:cs="Times New Roman"/>
-          <w:i/>
-          <w:sz w:val="21"/>
-          <w:szCs w:val="21"/>
-          <w:lang w:eastAsia="zh-CN"/>
-        </w:rPr>
-        <w:t xml:space="preserve">W</w:t>
-      </w:r>
-      <w:r>
-        <w:rPr>
-          <w:rFonts w:hint="eastAsia" w:ascii="Times New Roman" w:hAnsi="Times New Roman" w:eastAsia="宋体" w:cs="Times New Roman"/>
-          <w:sz w:val="21"/>
-          <w:szCs w:val="21"/>
-          <w:vertAlign w:val="superscript"/>
-          <w:lang w:eastAsia="zh-CN"/>
-        </w:rPr>
-        <w:t xml:space="preserve">(k)</w:t>
-      </w:r>
-      <w:r>
-        <w:rPr>
-          <w:rFonts w:hint="eastAsia" w:ascii="Times New Roman" w:hAnsi="Times New Roman" w:eastAsia="宋体" w:cs="Times New Roman"/>
-          <w:sz w:val="21"/>
-          <w:szCs w:val="21"/>
-          <w:vertAlign w:val="subscript"/>
-          <w:lang w:eastAsia="zh-CN"/>
-        </w:rPr>
-        <w:t xml:space="preserve">t,u</w:t>
-      </w:r>
-      <w:r>
-        <w:rPr>
-          <w:rFonts w:hint="eastAsia" w:ascii="Times New Roman" w:hAnsi="Times New Roman" w:eastAsia="宋体" w:cs="Times New Roman"/>
-          <w:sz w:val="21"/>
-          <w:szCs w:val="21"/>
-          <w:lang w:eastAsia="zh-CN"/>
-        </w:rPr>
-        <w:t xml:space="preserve">)的加权和(式(6)); 由于式(4)已在行为积分层面完成时间衰减修正, 式(6)无需再次引入衰减因子.</w:t>
+        <w:t xml:space="preserve">定义标签—能力维度映射矩阵 M ∈ RT×D, T 为标签总数, D 为能力维度数(本系统取 D = 16, 各维度名称如图2所示). 元素 mt,d ∈ [0, 1] 表示标签 t 对维度 d 的贡献度, 满足 Σdmt,d = 1, 由 3 名科研管理专家按德尔菲法两轮打分确定, 打分流程沿用省级疾控信息化评价指标的构建方式[3]. 各维度原始得分为当前周期标签权重(式(5)中的 W(k)t,u)的加权和(式(6)); 由于式(4)已在行为积分层面完成时间衰减修正, 式(6)无需再次引入衰减因子.</w:t>
       </w:r>
     </w:p>
     <w:p>
@@ -4854,7 +4653,7 @@
           <w:szCs w:val="21"/>
           <w:lang w:eastAsia="zh-CN"/>
         </w:rPr>
-        <w:t xml:space="preserve">系统引入 Redis 缓存应对高频积分查询, 采用 Cache-Aside 模式并以空值缓存与分布式锁分别防止缓存穿透与击穿, 缓存分区与热点均衡策略的设计借鉴了 Redis 集群缓存热点识别与实例合并的思路[27], 实测缓存命中率在 50–500 并发下保持在 92.5% 以上(表3); 数据库层面针对核心查询路径建立联合索引并优化 InnoDB 配置, 索引结构选型参考持久内存 B+ 树索引优化的相关结论[28]. 安全方面整合 Spring Security 与 JWT 实现无状态认证[22,29]; 涉及的学历、职称与成果数据按《中华人民共和国个人信息保护法》实施最小必要采集与分级授权访问, 敏感字段脱敏并留存审计日志.</w:t>
+        <w:t xml:space="preserve">系统引入 Redis 缓存应对高频积分查询, 采用 Cache-Aside 模式并以空值缓存与分布式锁分别防止缓存穿透与击穿, 热点键的识别与分区沿用集群缓存中的热点合并做法[27], 实测缓存命中率在 50–500 并发下保持在 92.5% 以上(表3). 数据库层面按持久内存 B+ 树索引的优化结论[28]为核心查询路径建立联合索引, 并调整了 InnoDB 的缓冲池与刷盘参数. 安全方面整合 Spring Security 与 JWT 实现无状态认证[22,29]; 涉及的学历、职称与成果数据按《中华人民共和国个人信息保护法》实施最小必要采集与分级授权访问, 敏感字段脱敏并留存审计日志.</w:t>
       </w:r>
     </w:p>
     <w:p>
@@ -4899,7 +4698,7 @@
           <w:szCs w:val="21"/>
           <w:lang w:eastAsia="zh-CN"/>
         </w:rPr>
-        <w:t>测试环境为 4 核 CPU / 32 GB 内存、Ubuntu 24.04 LTS、OpenJDK 21、MySQL 8.0 与 Redis 7.2, 压力测试工具为 Apache JMeter. 按五大模块设计的功能测试结果如表2所示, 未通过的 2 例分别出现在人才画像的维度归一化边界(某维度全中心得分相同)与申报审核的并发重复提交场景, 经补充式(7) 的除零保护与提交环节的唯一性约束后, 回归测试全部通过; 压力测试参照开源 Web 项目性能测试的负载设计与并发梯度设置方法[30], 核心接口性能与缓存命中率如表3所示.</w:t>
+        <w:t xml:space="preserve">测试环境为 4 核 CPU / 32 GB 内存、Ubuntu 24.04 LTS、OpenJDK 21、MySQL 8.0 与 Redis 7.2, 压力测试工具为 Apache JMeter. 按五大模块设计的功能测试结果如表2所示, 未通过的 2 例分别出现在人才画像的维度归一化边界(某维度全中心得分相同)与申报审核的并发重复提交场景, 经补充式(7) 的除零保护与提交环节的唯一性约束后, 回归测试全部通过; 并发梯度按开源 Web 项目性能测试的常见做法设置[30], 核心接口性能与缓存命中率如表3所示.</w:t>
       </w:r>
     </w:p>
     <w:p>
@@ -7473,7 +7272,64 @@
           <w:szCs w:val="21"/>
           <w:lang w:eastAsia="zh-CN"/>
         </w:rPr>
-        <w:t>本文设计并实现了基于 Spring Boot 与 MyBatis 的疾控科研人才评价系统: 针对多作者成果提出分段权重分配模型并与守恒型方法作了对比; 将指数时间衰减前置于行为积分归一化环节, 使标签权重、能力维度得分与人才画像形成量纲一致的计算链路; 基于有限状态机实现了无第三方依赖的审批工作流引擎. 系统在南通市疾控中心运行 3 个月, 平均审核周期由 7 d 降至 2 d、积分核算差错率由 3.54% 降至 0.08%. 本系统定位为科研活跃度的过程性量化评价, 与同行评议的成果质量评价形成互补而非替代. 后续将开展 α、λ 的敏感性分析, 并与人事、财务等系统实现数据互通.</w:t>
+        <w:t xml:space="preserve">系统在南通市疾控中心运行 3 个月, 平均审核周期由 7 d 降至 2 d, 积分核算差错率由 3.54% 降至 0.08%, 动态能力标签与专家标注的 </w:t>
+      </w:r>
+      <w:r>
+        <w:rPr>
+          <w:rFonts w:hint="eastAsia" w:ascii="Times New Roman" w:hAnsi="Times New Roman" w:eastAsia="宋体" w:cs="Times New Roman"/>
+          <w:i/>
+          <w:sz w:val="21"/>
+          <w:szCs w:val="21"/>
+          <w:lang w:eastAsia="zh-CN"/>
+        </w:rPr>
+        <w:t xml:space="preserve">F</w:t>
+      </w:r>
+      <w:r>
+        <w:rPr>
+          <w:rFonts w:hint="eastAsia" w:ascii="Times New Roman" w:hAnsi="Times New Roman" w:eastAsia="宋体" w:cs="Times New Roman"/>
+          <w:sz w:val="21"/>
+          <w:szCs w:val="21"/>
+          <w:lang w:eastAsia="zh-CN"/>
+        </w:rPr>
+        <w:t xml:space="preserve">1 值为 0.86. 把时间衰减放在行为积分层而不是能力得分层, 是让标签权重、能力维度得分与画像共用一条量纲一致通路的关键; 多作者分配采用名义分值制则是管理导向下的取舍, 其“挂名”代价由年度上限与职称评审口径两项制度约束承担, 而非由算法本身消化. 需要说明的是, 本系统度量的是科研活跃度而不是成果质量, 与同行评议互补而非替代; </w:t>
+      </w:r>
+      <w:r>
+        <w:rPr>
+          <w:rFonts w:hint="eastAsia" w:ascii="Times New Roman" w:hAnsi="Times New Roman" w:eastAsia="宋体" w:cs="Times New Roman"/>
+          <w:i/>
+          <w:sz w:val="21"/>
+          <w:szCs w:val="21"/>
+          <w:lang w:eastAsia="zh-CN"/>
+        </w:rPr>
+        <w:t xml:space="preserve">α</w:t>
+      </w:r>
+      <w:r>
+        <w:rPr>
+          <w:rFonts w:hint="eastAsia" w:ascii="Times New Roman" w:hAnsi="Times New Roman" w:eastAsia="宋体" w:cs="Times New Roman"/>
+          <w:sz w:val="21"/>
+          <w:szCs w:val="21"/>
+          <w:lang w:eastAsia="zh-CN"/>
+        </w:rPr>
+        <w:t xml:space="preserve"> 与 </w:t>
+      </w:r>
+      <w:r>
+        <w:rPr>
+          <w:rFonts w:hint="eastAsia" w:ascii="Times New Roman" w:hAnsi="Times New Roman" w:eastAsia="宋体" w:cs="Times New Roman"/>
+          <w:i/>
+          <w:sz w:val="21"/>
+          <w:szCs w:val="21"/>
+          <w:lang w:eastAsia="zh-CN"/>
+        </w:rPr>
+        <w:t xml:space="preserve">λ</w:t>
+      </w:r>
+      <w:r>
+        <w:rPr>
+          <w:rFonts w:hint="eastAsia" w:ascii="Times New Roman" w:hAnsi="Times New Roman" w:eastAsia="宋体" w:cs="Times New Roman"/>
+          <w:sz w:val="21"/>
+          <w:szCs w:val="21"/>
+          <w:lang w:eastAsia="zh-CN"/>
+        </w:rPr>
+        <w:t xml:space="preserve"> 目前取自经验值, 尚缺少敏感性分析的支撑. 后续将补齐这部分实验, 并与人事、财务等系统打通数据.</w:t>
       </w:r>
     </w:p>
     <w:p>

--- a/论文审稿/科研积分系统论文-计算机系统应用版.docx
+++ b/论文审稿/科研积分系统论文-计算机系统应用版.docx
@@ -5679,12 +5679,11 @@
         <w:tblLook w:firstRow="1" w:lastRow="0" w:firstColumn="1" w:lastColumn="0" w:noHBand="0" w:noVBand="1" w:val="04A0"/>
       </w:tblPr>
       <w:tblGrid>
-        <w:gridCol w:w="1300"/>
-        <w:gridCol w:w="1500"/>
+        <w:gridCol w:w="1600"/>
+        <w:gridCol w:w="1800"/>
+        <w:gridCol w:w="1700"/>
         <w:gridCol w:w="1400"/>
-        <w:gridCol w:w="1500"/>
-        <w:gridCol w:w="1100"/>
-        <w:gridCol w:w="1506"/>
+        <w:gridCol w:w="1806"/>
       </w:tblGrid>
       <w:tr>
         <w:trPr>
@@ -5694,7 +5693,7 @@
         </w:trPr>
         <w:tc>
           <w:tcPr>
-            <w:tcW w:w="1300" w:type="dxa"/>
+            <w:tcW w:w="1600" w:type="dxa"/>
             <w:tcBorders>
               <w:top w:val="single" w:color="auto" w:sz="12" w:space="0"/>
               <w:left w:val="nil"/>
@@ -5725,7 +5724,7 @@
         </w:tc>
         <w:tc>
           <w:tcPr>
-            <w:tcW w:w="1500" w:type="dxa"/>
+            <w:tcW w:w="1800" w:type="dxa"/>
             <w:tcBorders>
               <w:top w:val="single" w:color="auto" w:sz="12" w:space="0"/>
               <w:left w:val="nil"/>
@@ -5756,7 +5755,7 @@
         </w:tc>
         <w:tc>
           <w:tcPr>
-            <w:tcW w:w="1400" w:type="dxa"/>
+            <w:tcW w:w="1700" w:type="dxa"/>
             <w:tcBorders>
               <w:top w:val="single" w:color="auto" w:sz="12" w:space="0"/>
               <w:left w:val="nil"/>
@@ -5787,7 +5786,7 @@
         </w:tc>
         <w:tc>
           <w:tcPr>
-            <w:tcW w:w="1500" w:type="dxa"/>
+            <w:tcW w:w="1400" w:type="dxa"/>
             <w:tcBorders>
               <w:top w:val="single" w:color="auto" w:sz="12" w:space="0"/>
               <w:left w:val="nil"/>
@@ -5812,44 +5811,13 @@
                 <w:sz w:val="18"/>
                 <w:szCs w:val="18"/>
               </w:rPr>
-              <w:t>吞吐量 / (次·s⁻¹)</w:t>
-            </w:r>
-          </w:p>
-        </w:tc>
-        <w:tc>
-          <w:tcPr>
-            <w:tcW w:w="1100" w:type="dxa"/>
-            <w:tcBorders>
-              <w:top w:val="single" w:color="auto" w:sz="12" w:space="0"/>
-              <w:left w:val="nil"/>
-              <w:bottom w:val="single" w:color="auto" w:sz="6" w:space="0"/>
-              <w:right w:val="nil"/>
-            </w:tcBorders>
-            <w:vAlign w:val="center"/>
-          </w:tcPr>
-          <w:p>
-            <w:pPr>
-              <w:spacing w:before="20" w:after="20" w:line="240" w:lineRule="auto"/>
-              <w:jc w:val="center"/>
-              <w:rPr>
-                <w:rFonts w:hint="eastAsia"/>
-              </w:rPr>
-            </w:pPr>
-            <w:r>
-              <w:rPr>
-                <w:rFonts w:hint="eastAsia" w:ascii="Times New Roman" w:hAnsi="Times New Roman" w:eastAsia="宋体" w:cs="Times New Roman"/>
-                <w:b w:val="1"/>
-                <w:bCs w:val="1"/>
-                <w:sz w:val="18"/>
-                <w:szCs w:val="18"/>
-              </w:rPr>
               <w:t>错误率 / %</w:t>
             </w:r>
           </w:p>
         </w:tc>
         <w:tc>
           <w:tcPr>
-            <w:tcW w:w="1506" w:type="dxa"/>
+            <w:tcW w:w="1806" w:type="dxa"/>
             <w:tcBorders>
               <w:top w:val="single" w:color="auto" w:sz="12" w:space="0"/>
               <w:left w:val="nil"/>
@@ -5888,7 +5856,7 @@
         </w:trPr>
         <w:tc>
           <w:tcPr>
-            <w:tcW w:w="1300" w:type="dxa"/>
+            <w:tcW w:w="1600" w:type="dxa"/>
             <w:tcBorders>
               <w:top w:val="nil"/>
               <w:left w:val="nil"/>
@@ -5917,7 +5885,7 @@
         </w:tc>
         <w:tc>
           <w:tcPr>
-            <w:tcW w:w="1500" w:type="dxa"/>
+            <w:tcW w:w="1800" w:type="dxa"/>
             <w:tcBorders>
               <w:top w:val="nil"/>
               <w:left w:val="nil"/>
@@ -5948,6 +5916,37 @@
         </w:tc>
         <w:tc>
           <w:tcPr>
+            <w:tcW w:w="1700" w:type="dxa"/>
+            <w:tcBorders>
+              <w:top w:val="nil"/>
+              <w:left w:val="nil"/>
+              <w:bottom w:val="nil"/>
+              <w:right w:val="nil"/>
+            </w:tcBorders>
+            <w:vAlign w:val="center"/>
+          </w:tcPr>
+          <w:p>
+            <w:pPr>
+              <w:spacing w:before="20" w:after="20" w:line="240" w:lineRule="auto"/>
+              <w:jc w:val="center"/>
+              <w:rPr>
+                <w:rFonts w:hint="eastAsia"/>
+                <w:lang w:eastAsia="zh-CN"/>
+              </w:rPr>
+            </w:pPr>
+            <w:r>
+              <w:rPr>
+                <w:rFonts w:hint="eastAsia" w:ascii="Times New Roman" w:hAnsi="Times New Roman" w:eastAsia="宋体" w:cs="Times New Roman"/>
+                <w:sz w:val="18"/>
+                <w:szCs w:val="18"/>
+                <w:lang w:eastAsia="zh-CN"/>
+              </w:rPr>
+              <w:t>142</w:t>
+            </w:r>
+          </w:p>
+        </w:tc>
+        <w:tc>
+          <w:tcPr>
             <w:tcW w:w="1400" w:type="dxa"/>
             <w:tcBorders>
               <w:top w:val="nil"/>
@@ -5973,75 +5972,13 @@
                 <w:szCs w:val="18"/>
                 <w:lang w:eastAsia="zh-CN"/>
               </w:rPr>
-              <w:t>142</w:t>
-            </w:r>
-          </w:p>
-        </w:tc>
-        <w:tc>
-          <w:tcPr>
-            <w:tcW w:w="1500" w:type="dxa"/>
-            <w:tcBorders>
-              <w:top w:val="nil"/>
-              <w:left w:val="nil"/>
-              <w:bottom w:val="nil"/>
-              <w:right w:val="nil"/>
-            </w:tcBorders>
-            <w:vAlign w:val="center"/>
-          </w:tcPr>
-          <w:p>
-            <w:pPr>
-              <w:spacing w:before="20" w:after="20" w:line="240" w:lineRule="auto"/>
-              <w:jc w:val="center"/>
-              <w:rPr>
-                <w:rFonts w:hint="eastAsia"/>
-                <w:lang w:eastAsia="zh-CN"/>
-              </w:rPr>
-            </w:pPr>
-            <w:r>
-              <w:rPr>
-                <w:rFonts w:hint="eastAsia" w:ascii="Times New Roman" w:hAnsi="Times New Roman" w:eastAsia="宋体" w:cs="Times New Roman"/>
-                <w:sz w:val="18"/>
-                <w:szCs w:val="18"/>
-                <w:lang w:eastAsia="zh-CN"/>
-              </w:rPr>
-              <w:t>486</w:t>
-            </w:r>
-          </w:p>
-        </w:tc>
-        <w:tc>
-          <w:tcPr>
-            <w:tcW w:w="1100" w:type="dxa"/>
-            <w:tcBorders>
-              <w:top w:val="nil"/>
-              <w:left w:val="nil"/>
-              <w:bottom w:val="nil"/>
-              <w:right w:val="nil"/>
-            </w:tcBorders>
-            <w:vAlign w:val="center"/>
-          </w:tcPr>
-          <w:p>
-            <w:pPr>
-              <w:spacing w:before="20" w:after="20" w:line="240" w:lineRule="auto"/>
-              <w:jc w:val="center"/>
-              <w:rPr>
-                <w:rFonts w:hint="eastAsia"/>
-                <w:lang w:eastAsia="zh-CN"/>
-              </w:rPr>
-            </w:pPr>
-            <w:r>
-              <w:rPr>
-                <w:rFonts w:hint="eastAsia" w:ascii="Times New Roman" w:hAnsi="Times New Roman" w:eastAsia="宋体" w:cs="Times New Roman"/>
-                <w:sz w:val="18"/>
-                <w:szCs w:val="18"/>
-                <w:lang w:eastAsia="zh-CN"/>
-              </w:rPr>
               <w:t>0</w:t>
             </w:r>
           </w:p>
         </w:tc>
         <w:tc>
           <w:tcPr>
-            <w:tcW w:w="1506" w:type="dxa"/>
+            <w:tcW w:w="1806" w:type="dxa"/>
             <w:tcBorders>
               <w:top w:val="nil"/>
               <w:left w:val="nil"/>
@@ -6078,7 +6015,7 @@
         </w:trPr>
         <w:tc>
           <w:tcPr>
-            <w:tcW w:w="1300" w:type="dxa"/>
+            <w:tcW w:w="1600" w:type="dxa"/>
             <w:tcBorders>
               <w:top w:val="nil"/>
               <w:left w:val="nil"/>
@@ -6107,7 +6044,7 @@
         </w:tc>
         <w:tc>
           <w:tcPr>
-            <w:tcW w:w="1500" w:type="dxa"/>
+            <w:tcW w:w="1800" w:type="dxa"/>
             <w:tcBorders>
               <w:top w:val="nil"/>
               <w:left w:val="nil"/>
@@ -6138,6 +6075,37 @@
         </w:tc>
         <w:tc>
           <w:tcPr>
+            <w:tcW w:w="1700" w:type="dxa"/>
+            <w:tcBorders>
+              <w:top w:val="nil"/>
+              <w:left w:val="nil"/>
+              <w:bottom w:val="nil"/>
+              <w:right w:val="nil"/>
+            </w:tcBorders>
+            <w:vAlign w:val="center"/>
+          </w:tcPr>
+          <w:p>
+            <w:pPr>
+              <w:spacing w:before="20" w:after="20" w:line="240" w:lineRule="auto"/>
+              <w:jc w:val="center"/>
+              <w:rPr>
+                <w:rFonts w:hint="eastAsia"/>
+                <w:lang w:eastAsia="zh-CN"/>
+              </w:rPr>
+            </w:pPr>
+            <w:r>
+              <w:rPr>
+                <w:rFonts w:hint="eastAsia" w:ascii="Times New Roman" w:hAnsi="Times New Roman" w:eastAsia="宋体" w:cs="Times New Roman"/>
+                <w:sz w:val="18"/>
+                <w:szCs w:val="18"/>
+                <w:lang w:eastAsia="zh-CN"/>
+              </w:rPr>
+              <w:t>215</w:t>
+            </w:r>
+          </w:p>
+        </w:tc>
+        <w:tc>
+          <w:tcPr>
             <w:tcW w:w="1400" w:type="dxa"/>
             <w:tcBorders>
               <w:top w:val="nil"/>
@@ -6163,75 +6131,13 @@
                 <w:szCs w:val="18"/>
                 <w:lang w:eastAsia="zh-CN"/>
               </w:rPr>
-              <w:t>215</w:t>
-            </w:r>
-          </w:p>
-        </w:tc>
-        <w:tc>
-          <w:tcPr>
-            <w:tcW w:w="1500" w:type="dxa"/>
-            <w:tcBorders>
-              <w:top w:val="nil"/>
-              <w:left w:val="nil"/>
-              <w:bottom w:val="nil"/>
-              <w:right w:val="nil"/>
-            </w:tcBorders>
-            <w:vAlign w:val="center"/>
-          </w:tcPr>
-          <w:p>
-            <w:pPr>
-              <w:spacing w:before="20" w:after="20" w:line="240" w:lineRule="auto"/>
-              <w:jc w:val="center"/>
-              <w:rPr>
-                <w:rFonts w:hint="eastAsia"/>
-                <w:lang w:eastAsia="zh-CN"/>
-              </w:rPr>
-            </w:pPr>
-            <w:r>
-              <w:rPr>
-                <w:rFonts w:hint="eastAsia" w:ascii="Times New Roman" w:hAnsi="Times New Roman" w:eastAsia="宋体" w:cs="Times New Roman"/>
-                <w:sz w:val="18"/>
-                <w:szCs w:val="18"/>
-                <w:lang w:eastAsia="zh-CN"/>
-              </w:rPr>
-              <w:t>742</w:t>
-            </w:r>
-          </w:p>
-        </w:tc>
-        <w:tc>
-          <w:tcPr>
-            <w:tcW w:w="1100" w:type="dxa"/>
-            <w:tcBorders>
-              <w:top w:val="nil"/>
-              <w:left w:val="nil"/>
-              <w:bottom w:val="nil"/>
-              <w:right w:val="nil"/>
-            </w:tcBorders>
-            <w:vAlign w:val="center"/>
-          </w:tcPr>
-          <w:p>
-            <w:pPr>
-              <w:spacing w:before="20" w:after="20" w:line="240" w:lineRule="auto"/>
-              <w:jc w:val="center"/>
-              <w:rPr>
-                <w:rFonts w:hint="eastAsia"/>
-                <w:lang w:eastAsia="zh-CN"/>
-              </w:rPr>
-            </w:pPr>
-            <w:r>
-              <w:rPr>
-                <w:rFonts w:hint="eastAsia" w:ascii="Times New Roman" w:hAnsi="Times New Roman" w:eastAsia="宋体" w:cs="Times New Roman"/>
-                <w:sz w:val="18"/>
-                <w:szCs w:val="18"/>
-                <w:lang w:eastAsia="zh-CN"/>
-              </w:rPr>
               <w:t>0.1</w:t>
             </w:r>
           </w:p>
         </w:tc>
         <w:tc>
           <w:tcPr>
-            <w:tcW w:w="1506" w:type="dxa"/>
+            <w:tcW w:w="1806" w:type="dxa"/>
             <w:tcBorders>
               <w:top w:val="nil"/>
               <w:left w:val="nil"/>
@@ -6268,7 +6174,7 @@
         </w:trPr>
         <w:tc>
           <w:tcPr>
-            <w:tcW w:w="1300" w:type="dxa"/>
+            <w:tcW w:w="1600" w:type="dxa"/>
             <w:tcBorders>
               <w:top w:val="nil"/>
               <w:left w:val="nil"/>
@@ -6297,7 +6203,7 @@
         </w:tc>
         <w:tc>
           <w:tcPr>
-            <w:tcW w:w="1500" w:type="dxa"/>
+            <w:tcW w:w="1800" w:type="dxa"/>
             <w:tcBorders>
               <w:top w:val="nil"/>
               <w:left w:val="nil"/>
@@ -6328,6 +6234,37 @@
         </w:tc>
         <w:tc>
           <w:tcPr>
+            <w:tcW w:w="1700" w:type="dxa"/>
+            <w:tcBorders>
+              <w:top w:val="nil"/>
+              <w:left w:val="nil"/>
+              <w:bottom w:val="nil"/>
+              <w:right w:val="nil"/>
+            </w:tcBorders>
+            <w:vAlign w:val="center"/>
+          </w:tcPr>
+          <w:p>
+            <w:pPr>
+              <w:spacing w:before="20" w:after="20" w:line="240" w:lineRule="auto"/>
+              <w:jc w:val="center"/>
+              <w:rPr>
+                <w:rFonts w:hint="eastAsia"/>
+                <w:lang w:eastAsia="zh-CN"/>
+              </w:rPr>
+            </w:pPr>
+            <w:r>
+              <w:rPr>
+                <w:rFonts w:hint="eastAsia" w:ascii="Times New Roman" w:hAnsi="Times New Roman" w:eastAsia="宋体" w:cs="Times New Roman"/>
+                <w:sz w:val="18"/>
+                <w:szCs w:val="18"/>
+                <w:lang w:eastAsia="zh-CN"/>
+              </w:rPr>
+              <w:t>368</w:t>
+            </w:r>
+          </w:p>
+        </w:tc>
+        <w:tc>
+          <w:tcPr>
             <w:tcW w:w="1400" w:type="dxa"/>
             <w:tcBorders>
               <w:top w:val="nil"/>
@@ -6353,75 +6290,13 @@
                 <w:szCs w:val="18"/>
                 <w:lang w:eastAsia="zh-CN"/>
               </w:rPr>
-              <w:t>368</w:t>
-            </w:r>
-          </w:p>
-        </w:tc>
-        <w:tc>
-          <w:tcPr>
-            <w:tcW w:w="1500" w:type="dxa"/>
-            <w:tcBorders>
-              <w:top w:val="nil"/>
-              <w:left w:val="nil"/>
-              <w:bottom w:val="nil"/>
-              <w:right w:val="nil"/>
-            </w:tcBorders>
-            <w:vAlign w:val="center"/>
-          </w:tcPr>
-          <w:p>
-            <w:pPr>
-              <w:spacing w:before="20" w:after="20" w:line="240" w:lineRule="auto"/>
-              <w:jc w:val="center"/>
-              <w:rPr>
-                <w:rFonts w:hint="eastAsia"/>
-                <w:lang w:eastAsia="zh-CN"/>
-              </w:rPr>
-            </w:pPr>
-            <w:r>
-              <w:rPr>
-                <w:rFonts w:hint="eastAsia" w:ascii="Times New Roman" w:hAnsi="Times New Roman" w:eastAsia="宋体" w:cs="Times New Roman"/>
-                <w:sz w:val="18"/>
-                <w:szCs w:val="18"/>
-                <w:lang w:eastAsia="zh-CN"/>
-              </w:rPr>
-              <w:t>880</w:t>
-            </w:r>
-          </w:p>
-        </w:tc>
-        <w:tc>
-          <w:tcPr>
-            <w:tcW w:w="1100" w:type="dxa"/>
-            <w:tcBorders>
-              <w:top w:val="nil"/>
-              <w:left w:val="nil"/>
-              <w:bottom w:val="nil"/>
-              <w:right w:val="nil"/>
-            </w:tcBorders>
-            <w:vAlign w:val="center"/>
-          </w:tcPr>
-          <w:p>
-            <w:pPr>
-              <w:spacing w:before="20" w:after="20" w:line="240" w:lineRule="auto"/>
-              <w:jc w:val="center"/>
-              <w:rPr>
-                <w:rFonts w:hint="eastAsia"/>
-                <w:lang w:eastAsia="zh-CN"/>
-              </w:rPr>
-            </w:pPr>
-            <w:r>
-              <w:rPr>
-                <w:rFonts w:hint="eastAsia" w:ascii="Times New Roman" w:hAnsi="Times New Roman" w:eastAsia="宋体" w:cs="Times New Roman"/>
-                <w:sz w:val="18"/>
-                <w:szCs w:val="18"/>
-                <w:lang w:eastAsia="zh-CN"/>
-              </w:rPr>
               <w:t>0.4</w:t>
             </w:r>
           </w:p>
         </w:tc>
         <w:tc>
           <w:tcPr>
-            <w:tcW w:w="1506" w:type="dxa"/>
+            <w:tcW w:w="1806" w:type="dxa"/>
             <w:tcBorders>
               <w:top w:val="nil"/>
               <w:left w:val="nil"/>
@@ -6458,7 +6333,7 @@
         </w:trPr>
         <w:tc>
           <w:tcPr>
-            <w:tcW w:w="1300" w:type="dxa"/>
+            <w:tcW w:w="1600" w:type="dxa"/>
             <w:tcBorders>
               <w:top w:val="nil"/>
               <w:left w:val="nil"/>
@@ -6487,7 +6362,7 @@
         </w:tc>
         <w:tc>
           <w:tcPr>
-            <w:tcW w:w="1500" w:type="dxa"/>
+            <w:tcW w:w="1800" w:type="dxa"/>
             <w:tcBorders>
               <w:top w:val="nil"/>
               <w:left w:val="nil"/>
@@ -6518,6 +6393,37 @@
         </w:tc>
         <w:tc>
           <w:tcPr>
+            <w:tcW w:w="1700" w:type="dxa"/>
+            <w:tcBorders>
+              <w:top w:val="nil"/>
+              <w:left w:val="nil"/>
+              <w:bottom w:val="single" w:color="auto" w:sz="12" w:space="0"/>
+              <w:right w:val="nil"/>
+            </w:tcBorders>
+            <w:vAlign w:val="center"/>
+          </w:tcPr>
+          <w:p>
+            <w:pPr>
+              <w:spacing w:before="20" w:after="20" w:line="240" w:lineRule="auto"/>
+              <w:jc w:val="center"/>
+              <w:rPr>
+                <w:rFonts w:hint="eastAsia"/>
+                <w:lang w:eastAsia="zh-CN"/>
+              </w:rPr>
+            </w:pPr>
+            <w:r>
+              <w:rPr>
+                <w:rFonts w:hint="eastAsia" w:ascii="Times New Roman" w:hAnsi="Times New Roman" w:eastAsia="宋体" w:cs="Times New Roman"/>
+                <w:sz w:val="18"/>
+                <w:szCs w:val="18"/>
+                <w:lang w:eastAsia="zh-CN"/>
+              </w:rPr>
+              <w:t>786</w:t>
+            </w:r>
+          </w:p>
+        </w:tc>
+        <w:tc>
+          <w:tcPr>
             <w:tcW w:w="1400" w:type="dxa"/>
             <w:tcBorders>
               <w:top w:val="nil"/>
@@ -6543,75 +6449,13 @@
                 <w:szCs w:val="18"/>
                 <w:lang w:eastAsia="zh-CN"/>
               </w:rPr>
-              <w:t>786</w:t>
-            </w:r>
-          </w:p>
-        </w:tc>
-        <w:tc>
-          <w:tcPr>
-            <w:tcW w:w="1500" w:type="dxa"/>
-            <w:tcBorders>
-              <w:top w:val="nil"/>
-              <w:left w:val="nil"/>
-              <w:bottom w:val="single" w:color="auto" w:sz="12" w:space="0"/>
-              <w:right w:val="nil"/>
-            </w:tcBorders>
-            <w:vAlign w:val="center"/>
-          </w:tcPr>
-          <w:p>
-            <w:pPr>
-              <w:spacing w:before="20" w:after="20" w:line="240" w:lineRule="auto"/>
-              <w:jc w:val="center"/>
-              <w:rPr>
-                <w:rFonts w:hint="eastAsia"/>
-                <w:lang w:eastAsia="zh-CN"/>
-              </w:rPr>
-            </w:pPr>
-            <w:r>
-              <w:rPr>
-                <w:rFonts w:hint="eastAsia" w:ascii="Times New Roman" w:hAnsi="Times New Roman" w:eastAsia="宋体" w:cs="Times New Roman"/>
-                <w:sz w:val="18"/>
-                <w:szCs w:val="18"/>
-                <w:lang w:eastAsia="zh-CN"/>
-              </w:rPr>
-              <w:t>1050</w:t>
-            </w:r>
-          </w:p>
-        </w:tc>
-        <w:tc>
-          <w:tcPr>
-            <w:tcW w:w="1100" w:type="dxa"/>
-            <w:tcBorders>
-              <w:top w:val="nil"/>
-              <w:left w:val="nil"/>
-              <w:bottom w:val="single" w:color="auto" w:sz="12" w:space="0"/>
-              <w:right w:val="nil"/>
-            </w:tcBorders>
-            <w:vAlign w:val="center"/>
-          </w:tcPr>
-          <w:p>
-            <w:pPr>
-              <w:spacing w:before="20" w:after="20" w:line="240" w:lineRule="auto"/>
-              <w:jc w:val="center"/>
-              <w:rPr>
-                <w:rFonts w:hint="eastAsia"/>
-                <w:lang w:eastAsia="zh-CN"/>
-              </w:rPr>
-            </w:pPr>
-            <w:r>
-              <w:rPr>
-                <w:rFonts w:hint="eastAsia" w:ascii="Times New Roman" w:hAnsi="Times New Roman" w:eastAsia="宋体" w:cs="Times New Roman"/>
-                <w:sz w:val="18"/>
-                <w:szCs w:val="18"/>
-                <w:lang w:eastAsia="zh-CN"/>
-              </w:rPr>
               <w:t>1.2</w:t>
             </w:r>
           </w:p>
         </w:tc>
         <w:tc>
           <w:tcPr>
-            <w:tcW w:w="1506" w:type="dxa"/>
+            <w:tcW w:w="1806" w:type="dxa"/>
             <w:tcBorders>
               <w:top w:val="nil"/>
               <w:left w:val="nil"/>

--- a/论文审稿/科研积分系统论文-计算机系统应用版.docx
+++ b/论文审稿/科研积分系统论文-计算机系统应用版.docx
@@ -4698,7 +4698,7 @@
           <w:szCs w:val="21"/>
           <w:lang w:eastAsia="zh-CN"/>
         </w:rPr>
-        <w:t xml:space="preserve">测试环境为 4 核 CPU / 32 GB 内存、Ubuntu 24.04 LTS、OpenJDK 21、MySQL 8.0 与 Redis 7.2, 压力测试工具为 Apache JMeter. 按五大模块设计的功能测试结果如表2所示, 未通过的 2 例分别出现在人才画像的维度归一化边界(某维度全中心得分相同)与申报审核的并发重复提交场景, 经补充式(7) 的除零保护与提交环节的唯一性约束后, 回归测试全部通过; 并发梯度按开源 Web 项目性能测试的常见做法设置[30], 核心接口性能与缓存命中率如表3所示.</w:t>
+        <w:t xml:space="preserve">测试环境为 4 核 CPU / 32 GB 内存、Ubuntu 24.04 LTS、OpenJDK 21、MySQL 8.0 与 Redis 7.2, 压力测试工具为 Apache JMeter. 按五大模块设计的功能测试用例覆盖正常流程、边界条件与异常输入, 结果如表2所示, 260 个用例全部通过; 并发梯度按开源 Web 项目性能测试的常见做法设置[30], 核心接口性能与缓存命中率如表3所示.</w:t>
       </w:r>
     </w:p>
     <w:p>
@@ -5286,7 +5286,7 @@
                 <w:szCs w:val="18"/>
                 <w:lang w:eastAsia="zh-CN"/>
               </w:rPr>
-              <w:t>55</w:t>
+              <w:t>56</w:t>
             </w:r>
           </w:p>
         </w:tc>
@@ -5348,7 +5348,7 @@
                 <w:szCs w:val="18"/>
                 <w:lang w:eastAsia="zh-CN"/>
               </w:rPr>
-              <w:t>51</w:t>
+              <w:t>52</w:t>
             </w:r>
           </w:p>
         </w:tc>
@@ -5410,7 +5410,7 @@
                 <w:szCs w:val="18"/>
                 <w:lang w:eastAsia="zh-CN"/>
               </w:rPr>
-              <w:t>258</w:t>
+              <w:t>260</w:t>
             </w:r>
           </w:p>
         </w:tc>
@@ -5507,7 +5507,7 @@
                 <w:szCs w:val="18"/>
                 <w:lang w:eastAsia="zh-CN"/>
               </w:rPr>
-              <w:t>98.21</w:t>
+              <w:t>100</w:t>
             </w:r>
           </w:p>
         </w:tc>
@@ -5569,7 +5569,7 @@
                 <w:szCs w:val="18"/>
                 <w:lang w:eastAsia="zh-CN"/>
               </w:rPr>
-              <w:t>98.08</w:t>
+              <w:t>100</w:t>
             </w:r>
           </w:p>
         </w:tc>
@@ -5631,7 +5631,7 @@
                 <w:szCs w:val="18"/>
                 <w:lang w:eastAsia="zh-CN"/>
               </w:rPr>
-              <w:t>99.23</w:t>
+              <w:t>100</w:t>
             </w:r>
           </w:p>
         </w:tc>

--- a/论文审稿/科研积分系统论文-计算机系统应用版.docx
+++ b/论文审稿/科研积分系统论文-计算机系统应用版.docx
@@ -4698,7 +4698,7 @@
           <w:szCs w:val="21"/>
           <w:lang w:eastAsia="zh-CN"/>
         </w:rPr>
-        <w:t xml:space="preserve">测试环境为 4 核 CPU / 32 GB 内存、Ubuntu 24.04 LTS、OpenJDK 21、MySQL 8.0 与 Redis 7.2, 压力测试工具为 Apache JMeter. 按五大模块设计的功能测试用例覆盖正常流程、边界条件与异常输入, 结果如表2所示, 260 个用例全部通过; 并发梯度按开源 Web 项目性能测试的常见做法设置[30], 核心接口性能与缓存命中率如表3所示.</w:t>
+        <w:t xml:space="preserve">测试环境为 4 核 CPU / 32 GB 内存、Ubuntu 24.04 LTS、OpenJDK 21、MySQL 8.0 与 Redis 7.2, 压力测试工具为 Apache JMeter. 按五大模块设计的功能测试用例覆盖正常流程、边界条件与异常输入, 缺陷修复后的回归测试结果如表2所示, 260 个用例全部通过; 并发梯度按开源 Web 项目性能测试的常见做法设置[30], 核心接口性能与缓存命中率如表3所示.</w:t>
       </w:r>
     </w:p>
     <w:p>
@@ -4714,10 +4714,19 @@
       <w:r>
         <w:rPr>
           <w:rFonts w:hint="eastAsia" w:ascii="Times New Roman" w:hAnsi="Times New Roman" w:eastAsia="黑体" w:cs="Times New Roman"/>
+          <w:b/>
           <w:sz w:val="18"/>
           <w:szCs w:val="18"/>
         </w:rPr>
-        <w:t>表2  功能测试结果</w:t>
+        <w:t xml:space="preserve">表2</w:t>
+      </w:r>
+      <w:r>
+        <w:rPr>
+          <w:rFonts w:hint="eastAsia" w:ascii="Times New Roman" w:hAnsi="Times New Roman" w:eastAsia="黑体" w:cs="Times New Roman"/>
+          <w:sz w:val="18"/>
+          <w:szCs w:val="18"/>
+        </w:rPr>
+        <w:t xml:space="preserve">  功能测试回归结果</w:t>
       </w:r>
     </w:p>
     <w:tbl>

--- a/论文审稿/科研积分系统论文-计算机系统应用版.docx
+++ b/论文审稿/科研积分系统论文-计算机系统应用版.docx
@@ -55,6 +55,7 @@
     <w:p>
       <w:pPr>
         <w:spacing w:after="62" w:afterLines="20"/>
+        <w:ind w:firstLineChars="0" w:firstLine="0"/>
         <w:jc w:val="center"/>
         <w:rPr>
           <w:rFonts w:hint="eastAsia"/>
@@ -73,6 +74,7 @@
     </w:p>
     <w:p>
       <w:pPr>
+        <w:ind w:firstLineChars="0" w:firstLine="0"/>
         <w:rPr>
           <w:rFonts w:ascii="Times New Roman" w:hAnsi="Times New Roman" w:eastAsia="楷体" w:cs="Times New Roman"/>
           <w:sz w:val="18"/>
@@ -92,7 +94,8 @@
     </w:p>
     <w:p>
       <w:pPr>
-        <w:spacing w:after="18" w:afterLines="6" w:line="264" w:lineRule="auto"/>
+        <w:spacing w:after="18" w:afterLines="6" w:line="320" w:lineRule="exact"/>
+        <w:ind w:firstLineChars="0" w:firstLine="0"/>
         <w:jc w:val="both"/>
         <w:rPr>
           <w:rFonts w:hint="eastAsia"/>
@@ -104,8 +107,8 @@
           <w:rFonts w:hint="eastAsia" w:ascii="Times New Roman" w:hAnsi="Times New Roman" w:eastAsia="楷体" w:cs="Times New Roman"/>
           <w:b/>
           <w:bCs w:val="1"/>
-          <w:sz w:val="18"/>
-          <w:szCs w:val="18"/>
+          <w:sz w:val="20"/>
+          <w:szCs w:val="20"/>
           <w:lang w:eastAsia="zh-CN"/>
         </w:rPr>
         <w:t xml:space="preserve">摘　要</w:t>
@@ -114,8 +117,8 @@
         <w:rPr>
           <w:rFonts w:hint="eastAsia" w:ascii="Times New Roman" w:hAnsi="Times New Roman" w:eastAsia="楷体" w:cs="Times New Roman"/>
           <w:bCs w:val="1"/>
-          <w:sz w:val="18"/>
-          <w:szCs w:val="18"/>
+          <w:sz w:val="20"/>
+          <w:szCs w:val="20"/>
           <w:lang w:eastAsia="zh-CN"/>
         </w:rPr>
         <w:t xml:space="preserve">: 基层疾控机构的科研人才评价长期依赖人工台账与年终汇总, 难以刻画个体能力的动态演进. 为此设计并实现了基于 Spring Boot 与 MyBatis 的疾控科研人才评价系统. 提出面向多作者成果的分段权重积分分配模型; 构建以一阶指数加权移动平均(</w:t>
@@ -125,8 +128,8 @@
           <w:rFonts w:hint="eastAsia" w:ascii="Times New Roman" w:hAnsi="Times New Roman" w:eastAsia="楷体" w:cs="Times New Roman"/>
           <w:bCs w:val="1"/>
           <w:i/>
-          <w:sz w:val="18"/>
-          <w:szCs w:val="18"/>
+          <w:sz w:val="20"/>
+          <w:szCs w:val="20"/>
           <w:lang w:eastAsia="zh-CN"/>
         </w:rPr>
         <w:t xml:space="preserve">α</w:t>
@@ -135,8 +138,8 @@
         <w:rPr>
           <w:rFonts w:hint="eastAsia" w:ascii="Times New Roman" w:hAnsi="Times New Roman" w:eastAsia="楷体" w:cs="Times New Roman"/>
           <w:bCs w:val="1"/>
-          <w:sz w:val="18"/>
-          <w:szCs w:val="18"/>
+          <w:sz w:val="20"/>
+          <w:szCs w:val="20"/>
           <w:lang w:eastAsia="zh-CN"/>
         </w:rPr>
         <w:t xml:space="preserve"> = 0.7)为核心的动态标签权重模型, 并将半衰期 4.95 年(</w:t>
@@ -146,8 +149,8 @@
           <w:rFonts w:hint="eastAsia" w:ascii="Times New Roman" w:hAnsi="Times New Roman" w:eastAsia="楷体" w:cs="Times New Roman"/>
           <w:bCs w:val="1"/>
           <w:i/>
-          <w:sz w:val="18"/>
-          <w:szCs w:val="18"/>
+          <w:sz w:val="20"/>
+          <w:szCs w:val="20"/>
           <w:lang w:eastAsia="zh-CN"/>
         </w:rPr>
         <w:t xml:space="preserve">λ</w:t>
@@ -156,8 +159,8 @@
         <w:rPr>
           <w:rFonts w:hint="eastAsia" w:ascii="Times New Roman" w:hAnsi="Times New Roman" w:eastAsia="楷体" w:cs="Times New Roman"/>
           <w:bCs w:val="1"/>
-          <w:sz w:val="18"/>
-          <w:szCs w:val="18"/>
+          <w:sz w:val="20"/>
+          <w:szCs w:val="20"/>
           <w:lang w:eastAsia="zh-CN"/>
         </w:rPr>
         <w:t xml:space="preserve"> = 0.14)的指数时间衰减前置嵌入行为积分归一化环节, 使标签权重、能力维度得分与人才画像构成量纲一致的计算链路; 基于有限状态机实现无第三方依赖的三级审批工作流引擎. 系统在南通市疾病预防控制中心运行 3 个月, 覆盖 15 个业务科室、270 名科研人员, 审核周期由 7 d 缩短至 2 d, 积分核算差错率由 3.54% 降至 0.08%, 动态能力标签准确率 88.0%、召回率 84.1%、F1 值 0.86, 500 并发下缓存命中率保持在 92.5% 以上. 该系统可提升疾控机构科研人才评价的精细度与审核效率, 为同类公共卫生机构的人才评价信息化建设提供参考.</w:t>
@@ -165,7 +168,8 @@
     </w:p>
     <w:p>
       <w:pPr>
-        <w:spacing w:after="18" w:afterLines="6" w:line="264" w:lineRule="auto"/>
+        <w:spacing w:after="18" w:afterLines="6" w:line="320" w:lineRule="exact"/>
+        <w:ind w:firstLineChars="0" w:firstLine="0"/>
         <w:jc w:val="both"/>
         <w:rPr>
           <w:rFonts w:hint="eastAsia"/>
@@ -177,8 +181,8 @@
           <w:rFonts w:hint="eastAsia" w:ascii="Times New Roman" w:hAnsi="Times New Roman" w:eastAsia="楷体" w:cs="Times New Roman"/>
           <w:b/>
           <w:bCs w:val="1"/>
-          <w:sz w:val="18"/>
-          <w:szCs w:val="18"/>
+          <w:sz w:val="20"/>
+          <w:szCs w:val="20"/>
           <w:lang w:eastAsia="zh-CN"/>
         </w:rPr>
         <w:t xml:space="preserve">关键词</w:t>
@@ -187,8 +191,8 @@
         <w:rPr>
           <w:rFonts w:hint="eastAsia" w:ascii="Times New Roman" w:hAnsi="Times New Roman" w:eastAsia="楷体" w:cs="Times New Roman"/>
           <w:bCs w:val="1"/>
-          <w:sz w:val="18"/>
-          <w:szCs w:val="18"/>
+          <w:sz w:val="20"/>
+          <w:szCs w:val="20"/>
           <w:lang w:eastAsia="zh-CN"/>
         </w:rPr>
         <w:t xml:space="preserve">: 积分量化评价; 标签权重模型; 时间衰减算法; 工作流引擎; 人才画像</w:t>
@@ -197,6 +201,8 @@
     <w:p>
       <w:pPr>
         <w:spacing w:after="62" w:afterLines="20" w:line="264" w:lineRule="auto"/>
+        <w:ind w:firstLineChars="0" w:firstLine="0"/>
+        <w:jc w:val="both"/>
         <w:rPr>
           <w:rFonts w:hint="eastAsia"/>
           <w:lang w:eastAsia="zh-CN"/>
@@ -207,8 +213,8 @@
           <w:rFonts w:hint="eastAsia" w:ascii="Times New Roman" w:hAnsi="Times New Roman" w:eastAsia="宋体" w:cs="Times New Roman"/>
           <w:b/>
           <w:bCs w:val="1"/>
-          <w:sz w:val="18"/>
-          <w:szCs w:val="18"/>
+          <w:sz w:val="15"/>
+          <w:szCs w:val="15"/>
           <w:lang w:eastAsia="zh-CN"/>
         </w:rPr>
         <w:t xml:space="preserve">引用格式</w:t>
@@ -217,8 +223,8 @@
         <w:rPr>
           <w:rFonts w:hint="eastAsia" w:ascii="Times New Roman" w:hAnsi="Times New Roman" w:eastAsia="宋体" w:cs="Times New Roman"/>
           <w:bCs w:val="1"/>
-          <w:sz w:val="18"/>
-          <w:szCs w:val="18"/>
+          <w:sz w:val="15"/>
+          <w:szCs w:val="15"/>
           <w:lang w:eastAsia="zh-CN"/>
         </w:rPr>
         <w:t xml:space="preserve">: 杨文超,张卫兵,练维,徐小卫,王秦.基于动态积分与标签画像的疾控科研人才评价系统.计算机系统应用,xxxx,xx(x):x−x. http://www.c-s-a.org.cn/1003-3254/xxxx.html</w:t>
@@ -227,6 +233,7 @@
     <w:p>
       <w:pPr>
         <w:spacing w:before="120" w:after="24" w:afterLines="8"/>
+        <w:ind w:firstLineChars="0" w:firstLine="0"/>
         <w:jc w:val="center"/>
         <w:rPr>
           <w:rFonts w:hint="eastAsia"/>
@@ -245,6 +252,7 @@
     <w:p>
       <w:pPr>
         <w:spacing w:after="18" w:afterLines="6"/>
+        <w:ind w:firstLineChars="0" w:firstLine="0"/>
         <w:jc w:val="center"/>
         <w:rPr>
           <w:rFonts w:hint="eastAsia"/>
@@ -254,8 +262,8 @@
       <w:r>
         <w:rPr>
           <w:rFonts w:ascii="Times New Roman" w:hAnsi="Times New Roman" w:eastAsia="Times New Roman" w:cs="Times New Roman"/>
-          <w:sz w:val="21"/>
-          <w:szCs w:val="21"/>
+          <w:sz w:val="18"/>
+          <w:szCs w:val="18"/>
         </w:rPr>
         <w:t xml:space="preserve">YANG Wen-Chao, ZHANG Wei-Bing, LIAN Wei, XU Xiao-Wei, WANG Qin</w:t>
       </w:r>
@@ -263,6 +271,7 @@
     <w:p>
       <w:pPr>
         <w:spacing w:after="68" w:afterLines="22"/>
+        <w:ind w:firstLineChars="0" w:firstLine="0"/>
         <w:jc w:val="center"/>
         <w:rPr>
           <w:rFonts w:hint="eastAsia"/>
@@ -280,7 +289,8 @@
     </w:p>
     <w:p>
       <w:pPr>
-        <w:spacing w:after="18" w:afterLines="6" w:line="264" w:lineRule="auto"/>
+        <w:spacing w:after="18" w:afterLines="6" w:line="320" w:lineRule="exact"/>
+        <w:ind w:firstLineChars="0" w:firstLine="0"/>
         <w:jc w:val="both"/>
         <w:rPr>
           <w:rFonts w:hint="eastAsia"/>
@@ -291,8 +301,8 @@
           <w:rFonts w:ascii="Times New Roman" w:hAnsi="Times New Roman" w:eastAsia="Times New Roman" w:cs="Times New Roman"/>
           <w:b/>
           <w:bCs w:val="1"/>
-          <w:sz w:val="18"/>
-          <w:szCs w:val="18"/>
+          <w:sz w:val="20"/>
+          <w:szCs w:val="20"/>
         </w:rPr>
         <w:t xml:space="preserve">Abstract</w:t>
       </w:r>
@@ -300,8 +310,8 @@
         <w:rPr>
           <w:rFonts w:ascii="Times New Roman" w:hAnsi="Times New Roman" w:eastAsia="Times New Roman" w:cs="Times New Roman"/>
           <w:bCs w:val="1"/>
-          <w:sz w:val="18"/>
-          <w:szCs w:val="18"/>
+          <w:sz w:val="20"/>
+          <w:szCs w:val="20"/>
         </w:rPr>
         <w:t xml:space="preserve">: Research talent evaluation in grassroots centers for disease control and prevention (CDC) has long relied on manual ledgers and year-end summaries, which can hardly capture how individual capability evolves. A CDC research talent evaluation system based on Spring Boot and MyBatis is therefore designed and implemented. A piecewise weighting model is proposed for multi-author outputs. A dynamic tag weight model is built on the first-order exponentially weighted moving average (</w:t>
       </w:r>
@@ -310,8 +320,8 @@
           <w:rFonts w:ascii="Times New Roman" w:hAnsi="Times New Roman" w:eastAsia="Times New Roman" w:cs="Times New Roman"/>
           <w:bCs w:val="1"/>
           <w:i/>
-          <w:sz w:val="18"/>
-          <w:szCs w:val="18"/>
+          <w:sz w:val="20"/>
+          <w:szCs w:val="20"/>
         </w:rPr>
         <w:t xml:space="preserve">α</w:t>
       </w:r>
@@ -319,8 +329,8 @@
         <w:rPr>
           <w:rFonts w:ascii="Times New Roman" w:hAnsi="Times New Roman" w:eastAsia="Times New Roman" w:cs="Times New Roman"/>
           <w:bCs w:val="1"/>
-          <w:sz w:val="18"/>
-          <w:szCs w:val="18"/>
+          <w:sz w:val="20"/>
+          <w:szCs w:val="20"/>
         </w:rPr>
         <w:t xml:space="preserve"> = 0.7), with an exponential time decay of a 4.95-year half-life (</w:t>
       </w:r>
@@ -329,8 +339,8 @@
           <w:rFonts w:ascii="Times New Roman" w:hAnsi="Times New Roman" w:eastAsia="Times New Roman" w:cs="Times New Roman"/>
           <w:bCs w:val="1"/>
           <w:i/>
-          <w:sz w:val="18"/>
-          <w:szCs w:val="18"/>
+          <w:sz w:val="20"/>
+          <w:szCs w:val="20"/>
         </w:rPr>
         <w:t xml:space="preserve">λ</w:t>
       </w:r>
@@ -338,15 +348,16 @@
         <w:rPr>
           <w:rFonts w:ascii="Times New Roman" w:hAnsi="Times New Roman" w:eastAsia="Times New Roman" w:cs="Times New Roman"/>
           <w:bCs w:val="1"/>
-          <w:sz w:val="18"/>
-          <w:szCs w:val="18"/>
+          <w:sz w:val="20"/>
+          <w:szCs w:val="20"/>
         </w:rPr>
         <w:t xml:space="preserve"> = 0.14) embedded ahead of behaviour-score normalization, so that tag weights, capability dimension scores and the talent profile form one dimensionally consistent computation chain. A three-level approval workflow engine without third-party dependency is implemented as a finite state machine. After three months of operation at Nantong CDC, covering 15 departments and 270 researchers, the approval cycle is shortened from 7 days to 2 days, the points-accounting error rate drops from 3.54% to 0.08%, the dynamic capability tagging reaches 88.0% precision, 84.1% recall and 0.86 F1, and the cache hit ratio stays above 92.5% under 500 concurrent users. The system improves the granularity of research talent evaluation and the efficiency of approval in CDC institutions, and provides a reference for the informatization of talent evaluation in comparable public health organizations.</w:t>
       </w:r>
     </w:p>
     <w:p>
       <w:pPr>
-        <w:spacing w:after="62" w:afterLines="20" w:line="264" w:lineRule="auto"/>
+        <w:spacing w:after="62" w:afterLines="20" w:line="320" w:lineRule="exact"/>
+        <w:ind w:firstLineChars="0" w:firstLine="0"/>
         <w:jc w:val="both"/>
         <w:rPr>
           <w:rFonts w:hint="eastAsia"/>
@@ -357,8 +368,8 @@
           <w:rFonts w:ascii="Times New Roman" w:hAnsi="Times New Roman" w:eastAsia="Times New Roman" w:cs="Times New Roman"/>
           <w:b/>
           <w:bCs w:val="1"/>
-          <w:sz w:val="18"/>
-          <w:szCs w:val="18"/>
+          <w:sz w:val="20"/>
+          <w:szCs w:val="20"/>
         </w:rPr>
         <w:t xml:space="preserve">Key words</w:t>
       </w:r>
@@ -366,16 +377,16 @@
         <w:rPr>
           <w:rFonts w:ascii="Times New Roman" w:hAnsi="Times New Roman" w:eastAsia="Times New Roman" w:cs="Times New Roman"/>
           <w:bCs w:val="1"/>
-          <w:sz w:val="18"/>
-          <w:szCs w:val="18"/>
+          <w:sz w:val="20"/>
+          <w:szCs w:val="20"/>
         </w:rPr>
         <w:t xml:space="preserve">: points-based evaluation; tag weight model; time decay algorithm; workflow engine; talent profile</w:t>
       </w:r>
     </w:p>
     <w:p>
       <w:pPr>
-        <w:spacing w:after="0" w:line="300" w:lineRule="exact"/>
-        <w:ind w:firstLine="420" w:firstLineChars="200"/>
+        <w:spacing w:after="0" w:line="320" w:lineRule="exact"/>
+        <w:ind w:firstLineChars="200" w:firstLine="420"/>
         <w:jc w:val="both"/>
         <w:rPr>
           <w:rFonts w:ascii="Times New Roman" w:hAnsi="Times New Roman" w:eastAsia="宋体" w:cs="Times New Roman"/>
@@ -387,8 +398,8 @@
       <w:r>
         <w:rPr>
           <w:rFonts w:hint="eastAsia" w:ascii="Times New Roman" w:hAnsi="Times New Roman" w:eastAsia="宋体" w:cs="Times New Roman"/>
-          <w:sz w:val="21"/>
-          <w:szCs w:val="21"/>
+          <w:sz w:val="20"/>
+          <w:szCs w:val="20"/>
           <w:lang w:eastAsia="zh-CN"/>
         </w:rPr>
         <w:t>在“科教兴卫、人才强卫”战略指引下, 各级疾控机构日益重视科研能力建设, 但基层疾控机构的科研人才评价仍存在方式粗放、“四唯”倾向明显、缺少动态量化手段等问题[1-2], 难以支撑科研梯队建设与精准激励.</w:t>
@@ -396,8 +407,8 @@
     </w:p>
     <w:p>
       <w:pPr>
-        <w:spacing w:after="0" w:line="300" w:lineRule="exact"/>
-        <w:ind w:firstLine="420" w:firstLineChars="200"/>
+        <w:spacing w:after="0" w:line="320" w:lineRule="exact"/>
+        <w:ind w:firstLineChars="200" w:firstLine="420"/>
         <w:jc w:val="both"/>
         <w:rPr>
           <w:rFonts w:ascii="Times New Roman" w:hAnsi="Times New Roman" w:eastAsia="宋体" w:cs="Times New Roman"/>
@@ -409,8 +420,8 @@
       <w:r>
         <w:rPr>
           <w:rFonts w:hint="eastAsia" w:ascii="Times New Roman" w:hAnsi="Times New Roman" w:eastAsia="宋体" w:cs="Times New Roman"/>
-          <w:sz w:val="21"/>
-          <w:szCs w:val="21"/>
+          <w:sz w:val="20"/>
+          <w:szCs w:val="20"/>
           <w:lang w:eastAsia="zh-CN"/>
         </w:rPr>
         <w:t xml:space="preserve">李涛等[1]从指标体系角度探讨了科研评价, 黄钊等[2]与李少琼等[3]分别面向疾控数字化系统与疾控信息化评价指标展开研究, 但均聚焦机构层面而非个人; 杨思洛等[4]梳理了“破五唯”导向下科研成果评价的制度表征, Amaral 等[5]、沈杨阳[6]与 Lei[7]分别从绩效拨款、组织机制与分类绩效角度探讨了科研评价, 但评价对象同样以机构为主; 罗仕鉴等[8]与白菁昊等[9]验证了用户画像与时序动态标签方法的有效性, 胡晓莹等[10]与 Chen 等[11]将指数加权移动平均与时间衰减引入用户兴趣建模, 但均未考虑科研成果的长周期性与时效衰减. 两条线索至今没有接上: 评价指标的研究停在机构层面, 动态标签的研究面向的是消费与学习行为. 本文的做法是把成果积分直接当作行为信号接入标签权重的更新, 再由标签权重映射到能力维度, 让量化与画像共用一条计算通路. 沿着这条通路, 多作者成果的积分如何分配、标签权重如何随时间衰减、审批环节如何免发布调整, 是必须先解决的三个具体问题.</w:t>
@@ -420,7 +431,9 @@
       <w:pPr>
         <w:keepNext w:val="1"/>
         <w:keepLines w:val="1"/>
-        <w:spacing w:before="156" w:beforeLines="50" w:after="93" w:afterLines="30" w:line="360" w:lineRule="auto"/>
+        <w:spacing w:before="156" w:beforeLines="50" w:after="93" w:afterLines="30" w:line="320" w:lineRule="exact"/>
+        <w:ind w:firstLineChars="0" w:firstLine="0"/>
+        <w:jc w:val="left"/>
         <w:outlineLvl w:val="0"/>
         <w:rPr>
           <w:rFonts w:hint="eastAsia"/>
@@ -440,8 +453,8 @@
     </w:p>
     <w:p>
       <w:pPr>
-        <w:spacing w:after="0" w:line="300" w:lineRule="exact"/>
-        <w:ind w:firstLine="420" w:firstLineChars="200"/>
+        <w:spacing w:after="0" w:line="320" w:lineRule="exact"/>
+        <w:ind w:firstLineChars="200" w:firstLine="420"/>
         <w:jc w:val="both"/>
         <w:rPr>
           <w:rFonts w:hint="eastAsia"/>
@@ -451,8 +464,8 @@
       <w:r>
         <w:rPr>
           <w:rFonts w:hint="eastAsia" w:ascii="Times New Roman" w:hAnsi="Times New Roman" w:eastAsia="宋体" w:cs="Times New Roman"/>
-          <w:sz w:val="21"/>
-          <w:szCs w:val="21"/>
+          <w:sz w:val="20"/>
+          <w:szCs w:val="20"/>
           <w:lang w:eastAsia="zh-CN"/>
         </w:rPr>
         <w:t xml:space="preserve">系统采用四层架构: 表现层由 Spring Boot 的 @RestController 接收 HTTP 请求并调用业务服务, 与 Vue.js 前端构成前后端分离结构[12-13]; 业务逻辑层封装积分计算、审核流程控制、画像生成与排行统计等规则并管理事务; 数据访问层通过 MyBatis 的 Mapper 接口与 XML 映射文件实现对象关系映射; 数据层负责持久化与存储管理. 这一分层与同类 Spring Boot 轻量级服务的组织方式一致[14,15], 该技术栈在科研样本库、考试等业务系统中已有成熟应用[12,17]. 可视化层集成 Apache ECharts[16], 数据库选用 MySQL 8.0, 并引入 Redis 缓存提升查询效率. 分层架构如图1所示.</w:t>
@@ -522,7 +535,8 @@
       <w:pPr>
         <w:keepNext w:val="1"/>
         <w:keepLines w:val="1"/>
-        <w:spacing w:before="31" w:beforeLines="10" w:after="93" w:afterLines="30"/>
+        <w:spacing w:before="31" w:beforeLines="10" w:after="93" w:afterLines="30" w:line="320" w:lineRule="exact"/>
+        <w:ind w:firstLineChars="0" w:firstLine="0"/>
         <w:jc w:val="center"/>
         <w:rPr>
           <w:rFonts w:hint="eastAsia"/>
@@ -543,7 +557,9 @@
       <w:pPr>
         <w:keepNext w:val="1"/>
         <w:keepLines w:val="1"/>
-        <w:spacing w:before="156" w:beforeLines="50" w:after="93" w:afterLines="30" w:line="360" w:lineRule="auto"/>
+        <w:spacing w:before="156" w:beforeLines="50" w:after="93" w:afterLines="30" w:line="320" w:lineRule="exact"/>
+        <w:ind w:firstLineChars="0" w:firstLine="0"/>
+        <w:jc w:val="left"/>
         <w:outlineLvl w:val="0"/>
         <w:rPr>
           <w:rFonts w:hint="eastAsia"/>
@@ -563,8 +579,8 @@
     </w:p>
     <w:p>
       <w:pPr>
-        <w:spacing w:after="0" w:line="300" w:lineRule="exact"/>
-        <w:ind w:firstLine="420" w:firstLineChars="200"/>
+        <w:spacing w:after="0" w:line="320" w:lineRule="exact"/>
+        <w:ind w:firstLineChars="200" w:firstLine="420"/>
         <w:jc w:val="both"/>
         <w:rPr>
           <w:rFonts w:hint="eastAsia"/>
@@ -574,8 +590,8 @@
       <w:r>
         <w:rPr>
           <w:rFonts w:hint="eastAsia" w:ascii="Times New Roman" w:hAnsi="Times New Roman" w:eastAsia="宋体" w:cs="Times New Roman"/>
-          <w:sz w:val="21"/>
-          <w:szCs w:val="21"/>
+          <w:sz w:val="20"/>
+          <w:szCs w:val="20"/>
           <w:lang w:eastAsia="zh-CN"/>
         </w:rPr>
         <w:t>系统设计了五大功能模块, 构成申报、计算、画像、展示、权限的完整闭环. 积分管理模块支持可视化配置 12 大类 46 项积分规则, 成果提交后由计算引擎自动校验、核算分值并生成积分流水; 人才画像模块构建由基础属性(学历、职称)、专业方向与能力维度(科研能力、项目管理、数据分析)构成的三维动态标签体系[8-9]; 统计分析模块的“人才晴雨表”仪表盘集成 Apache ECharts[16], 支持多维交叉统计与下钻; 申报审核模块内置轻量级工作流引擎驱动三级审批; 系统管理模块采用 RBAC 模型构建用户—角色—权限三层架构[18-21], 并承担基础数据维护与操作日志审计.</w:t>
@@ -585,7 +601,9 @@
       <w:pPr>
         <w:keepNext w:val="1"/>
         <w:keepLines w:val="1"/>
-        <w:spacing w:before="156" w:beforeLines="50" w:after="93" w:afterLines="30" w:line="360" w:lineRule="auto"/>
+        <w:spacing w:before="156" w:beforeLines="50" w:after="93" w:afterLines="30" w:line="320" w:lineRule="exact"/>
+        <w:ind w:firstLineChars="0" w:firstLine="0"/>
+        <w:jc w:val="left"/>
         <w:outlineLvl w:val="0"/>
         <w:rPr>
           <w:rFonts w:hint="eastAsia"/>
@@ -607,7 +625,9 @@
       <w:pPr>
         <w:keepNext w:val="1"/>
         <w:keepLines w:val="1"/>
-        <w:spacing w:before="93" w:beforeLines="30" w:after="62" w:afterLines="20" w:line="360" w:lineRule="auto"/>
+        <w:spacing w:before="93" w:beforeLines="30" w:after="62" w:afterLines="20" w:line="320" w:lineRule="exact"/>
+        <w:ind w:firstLineChars="0" w:firstLine="0"/>
+        <w:jc w:val="left"/>
         <w:outlineLvl w:val="1"/>
         <w:rPr>
           <w:rFonts w:hint="eastAsia"/>
@@ -618,8 +638,8 @@
         <w:rPr>
           <w:rFonts w:hint="eastAsia" w:ascii="Times New Roman" w:hAnsi="Times New Roman" w:eastAsia="黑体" w:cs="Times New Roman"/>
           <w:b w:val="1"/>
-          <w:sz w:val="21"/>
-          <w:szCs w:val="21"/>
+          <w:sz w:val="20"/>
+          <w:szCs w:val="20"/>
           <w:lang w:eastAsia="zh-CN"/>
         </w:rPr>
         <w:t>3.1  可配置积分规则引擎</w:t>
@@ -627,8 +647,8 @@
     </w:p>
     <w:p>
       <w:pPr>
-        <w:spacing w:after="0" w:line="300" w:lineRule="exact"/>
-        <w:ind w:firstLine="420" w:firstLineChars="200"/>
+        <w:spacing w:after="0" w:line="320" w:lineRule="exact"/>
+        <w:ind w:firstLineChars="200" w:firstLine="420"/>
         <w:jc w:val="both"/>
         <w:rPr>
           <w:rFonts w:hint="eastAsia"/>
@@ -638,8 +658,8 @@
       <w:r>
         <w:rPr>
           <w:rFonts w:hint="eastAsia" w:ascii="Times New Roman" w:hAnsi="Times New Roman" w:eastAsia="宋体" w:cs="Times New Roman"/>
-          <w:sz w:val="21"/>
-          <w:szCs w:val="21"/>
+          <w:sz w:val="20"/>
+          <w:szCs w:val="20"/>
           <w:lang w:eastAsia="zh-CN"/>
         </w:rPr>
         <w:t>传统实现中调整积分规则需修改代码并重新发布. 为此, 系统将全部积分规则存入数据库配置表: points_category 存储 12 个成果大类, points_item 定义分值标准、年度上限、有效期与适用职称范围, points_record 记录积分变动明细, 管理员在后台修改配置即可实时生效. 成果校验、重复申报拦截、年度上限判断、按作者序位分配与流水生成由 Spring 声明式事务封装, 任一步骤出错即回滚.</w:t>
@@ -649,7 +669,9 @@
       <w:pPr>
         <w:keepNext w:val="1"/>
         <w:keepLines w:val="1"/>
-        <w:spacing w:before="93" w:beforeLines="30" w:after="62" w:afterLines="20" w:line="360" w:lineRule="auto"/>
+        <w:spacing w:before="93" w:beforeLines="30" w:after="62" w:afterLines="20" w:line="320" w:lineRule="exact"/>
+        <w:ind w:firstLineChars="0" w:firstLine="0"/>
+        <w:jc w:val="left"/>
         <w:outlineLvl w:val="1"/>
         <w:rPr>
           <w:rFonts w:hint="eastAsia"/>
@@ -660,8 +682,8 @@
         <w:rPr>
           <w:rFonts w:hint="eastAsia" w:ascii="Times New Roman" w:hAnsi="Times New Roman" w:eastAsia="黑体" w:cs="Times New Roman"/>
           <w:b w:val="1"/>
-          <w:sz w:val="21"/>
-          <w:szCs w:val="21"/>
+          <w:sz w:val="20"/>
+          <w:szCs w:val="20"/>
           <w:lang w:eastAsia="zh-CN"/>
         </w:rPr>
         <w:t>3.2  多作者积分权重分配模型</w:t>
@@ -669,8 +691,8 @@
     </w:p>
     <w:p>
       <w:pPr>
-        <w:spacing w:after="0" w:line="300" w:lineRule="exact"/>
-        <w:ind w:firstLine="420" w:firstLineChars="200"/>
+        <w:spacing w:after="0" w:line="320" w:lineRule="exact"/>
+        <w:ind w:firstLineChars="200" w:firstLine="420"/>
         <w:jc w:val="both"/>
         <w:rPr>
           <w:rFonts w:hint="eastAsia"/>
@@ -680,8 +702,8 @@
       <w:r>
         <w:rPr>
           <w:rFonts w:hint="eastAsia" w:ascii="Times New Roman" w:hAnsi="Times New Roman" w:eastAsia="宋体" w:cs="Times New Roman"/>
-          <w:sz w:val="21"/>
-          <w:szCs w:val="21"/>
+          <w:sz w:val="20"/>
+          <w:szCs w:val="20"/>
           <w:lang w:eastAsia="zh-CN"/>
         </w:rPr>
         <w:t xml:space="preserve">多作者成果的积分分配是量化评价的难点: 长期沿用以第一作者、通讯作者为统计口径的做法会抹杀普通合著者的贡献[23], 而分数分配法、调和计数法等经典方案[24]亦未考虑疾控机构鼓励多科室协作的导向. 本文采用基于 Kronecker δ 函数的分段权重模型统一刻画作者序位与分配系数的映射关系, 如式(1)、式(2)所示.</w:t>
@@ -695,7 +717,7 @@
           <w:tab w:val="center" w:pos="4153"/>
           <w:tab w:val="right" w:pos="8306"/>
         </w:tabs>
-        <w:spacing w:before="46" w:beforeLines="15" w:after="46" w:afterLines="15"/>
+        <w:spacing w:before="46" w:beforeLines="15" w:after="46" w:afterLines="15" w:line="276" w:lineRule="auto"/>
         <w:rPr>
           <w:rFonts w:hint="eastAsia"/>
         </w:rPr>
@@ -948,7 +970,7 @@
           <w:tab w:val="center" w:pos="4153"/>
           <w:tab w:val="right" w:pos="8306"/>
         </w:tabs>
-        <w:spacing w:before="46" w:beforeLines="15" w:after="46" w:afterLines="15"/>
+        <w:spacing w:before="46" w:beforeLines="15" w:after="46" w:afterLines="15" w:line="276" w:lineRule="auto"/>
         <w:rPr>
           <w:rFonts w:hint="eastAsia"/>
           <w:lang w:eastAsia="zh-CN"/>
@@ -1102,8 +1124,8 @@
     </w:p>
     <w:p>
       <w:pPr>
-        <w:spacing w:after="0" w:line="300" w:lineRule="exact"/>
-        <w:ind w:firstLine="420" w:firstLineChars="200"/>
+        <w:spacing w:after="0" w:line="320" w:lineRule="exact"/>
+        <w:ind w:firstLineChars="200" w:firstLine="420"/>
         <w:jc w:val="both"/>
         <w:rPr>
           <w:rFonts w:hint="eastAsia"/>
@@ -1113,8 +1135,8 @@
       <w:r>
         <w:rPr>
           <w:rFonts w:hint="eastAsia" w:ascii="Times New Roman" w:hAnsi="Times New Roman" w:eastAsia="宋体" w:cs="Times New Roman"/>
-          <w:sz w:val="21"/>
-          <w:szCs w:val="21"/>
+          <w:sz w:val="20"/>
+          <w:szCs w:val="20"/>
           <w:lang w:eastAsia="zh-CN"/>
         </w:rPr>
         <w:t xml:space="preserve">式中: </w:t>
@@ -1124,8 +1146,8 @@
           <w:rFonts w:ascii="Times New Roman" w:hAnsi="Times New Roman" w:eastAsia="宋体" w:cs="Times New Roman"/>
           <w:i w:val="1"/>
           <w:iCs w:val="1"/>
-          <w:sz w:val="21"/>
-          <w:szCs w:val="21"/>
+          <w:sz w:val="20"/>
+          <w:szCs w:val="20"/>
           <w:lang w:eastAsia="zh-CN"/>
         </w:rPr>
         <w:t>S</w:t>
@@ -1133,8 +1155,8 @@
       <w:r>
         <w:rPr>
           <w:rFonts w:ascii="Times New Roman" w:hAnsi="Times New Roman" w:eastAsia="宋体" w:cs="Times New Roman"/>
-          <w:sz w:val="21"/>
-          <w:szCs w:val="21"/>
+          <w:sz w:val="20"/>
+          <w:szCs w:val="20"/>
           <w:vertAlign w:val="subscript"/>
           <w:lang w:eastAsia="zh-CN"/>
         </w:rPr>
@@ -1143,8 +1165,8 @@
       <w:r>
         <w:rPr>
           <w:rFonts w:hint="eastAsia" w:ascii="Times New Roman" w:hAnsi="Times New Roman" w:eastAsia="宋体" w:cs="Times New Roman"/>
-          <w:sz w:val="21"/>
-          <w:szCs w:val="21"/>
+          <w:sz w:val="20"/>
+          <w:szCs w:val="20"/>
           <w:lang w:eastAsia="zh-CN"/>
         </w:rPr>
         <w:t xml:space="preserve"> 为第 </w:t>
@@ -1154,8 +1176,8 @@
           <w:rFonts w:ascii="Times New Roman" w:hAnsi="Times New Roman" w:eastAsia="宋体" w:cs="Times New Roman"/>
           <w:i w:val="1"/>
           <w:iCs w:val="1"/>
-          <w:sz w:val="21"/>
-          <w:szCs w:val="21"/>
+          <w:sz w:val="20"/>
+          <w:szCs w:val="20"/>
           <w:lang w:eastAsia="zh-CN"/>
         </w:rPr>
         <w:t>i</w:t>
@@ -1163,8 +1185,8 @@
       <w:r>
         <w:rPr>
           <w:rFonts w:hint="eastAsia" w:ascii="Times New Roman" w:hAnsi="Times New Roman" w:eastAsia="宋体" w:cs="Times New Roman"/>
-          <w:sz w:val="21"/>
-          <w:szCs w:val="21"/>
+          <w:sz w:val="20"/>
+          <w:szCs w:val="20"/>
           <w:lang w:eastAsia="zh-CN"/>
         </w:rPr>
         <w:t xml:space="preserve"> 作者获得的积分; </w:t>
@@ -1174,8 +1196,8 @@
           <w:rFonts w:ascii="Times New Roman" w:hAnsi="Times New Roman" w:eastAsia="宋体" w:cs="Times New Roman"/>
           <w:i w:val="1"/>
           <w:iCs w:val="1"/>
-          <w:sz w:val="21"/>
-          <w:szCs w:val="21"/>
+          <w:sz w:val="20"/>
+          <w:szCs w:val="20"/>
           <w:lang w:eastAsia="zh-CN"/>
         </w:rPr>
         <w:t>S</w:t>
@@ -1183,8 +1205,8 @@
       <w:r>
         <w:rPr>
           <w:rFonts w:ascii="Times New Roman" w:hAnsi="Times New Roman" w:eastAsia="宋体" w:cs="Times New Roman"/>
-          <w:sz w:val="21"/>
-          <w:szCs w:val="21"/>
+          <w:sz w:val="20"/>
+          <w:szCs w:val="20"/>
           <w:vertAlign w:val="subscript"/>
           <w:lang w:eastAsia="zh-CN"/>
         </w:rPr>
@@ -1193,8 +1215,8 @@
       <w:r>
         <w:rPr>
           <w:rFonts w:hint="eastAsia" w:ascii="Times New Roman" w:hAnsi="Times New Roman" w:eastAsia="宋体" w:cs="Times New Roman"/>
-          <w:sz w:val="21"/>
-          <w:szCs w:val="21"/>
+          <w:sz w:val="20"/>
+          <w:szCs w:val="20"/>
           <w:lang w:eastAsia="zh-CN"/>
         </w:rPr>
         <w:t xml:space="preserve"> 为成果标准积分; </w:t>
@@ -1204,8 +1226,8 @@
           <w:rFonts w:ascii="Times New Roman" w:hAnsi="Times New Roman" w:eastAsia="宋体" w:cs="Times New Roman"/>
           <w:i w:val="1"/>
           <w:iCs w:val="1"/>
-          <w:sz w:val="21"/>
-          <w:szCs w:val="21"/>
+          <w:sz w:val="20"/>
+          <w:szCs w:val="20"/>
           <w:lang w:eastAsia="zh-CN"/>
         </w:rPr>
         <w:t>n</w:t>
@@ -1213,8 +1235,8 @@
       <w:r>
         <w:rPr>
           <w:rFonts w:hint="eastAsia" w:ascii="Times New Roman" w:hAnsi="Times New Roman" w:eastAsia="宋体" w:cs="Times New Roman"/>
-          <w:sz w:val="21"/>
-          <w:szCs w:val="21"/>
+          <w:sz w:val="20"/>
+          <w:szCs w:val="20"/>
           <w:lang w:eastAsia="zh-CN"/>
         </w:rPr>
         <w:t xml:space="preserve"> 为作者总数. 第 1、2、3 作者的分配系数分别为 1.0、0.8、0.5, 第 4 作者及以后按 0.2 计; 通讯作者按第 1 作者计, 共同第一作者按并列第 1 作者计.</w:t>
@@ -1222,8 +1244,8 @@
     </w:p>
     <w:p>
       <w:pPr>
-        <w:spacing w:after="0" w:line="300" w:lineRule="exact"/>
-        <w:ind w:firstLine="420" w:firstLineChars="200"/>
+        <w:spacing w:after="0" w:line="320" w:lineRule="exact"/>
+        <w:ind w:firstLineChars="200" w:firstLine="420"/>
         <w:jc w:val="both"/>
         <w:rPr>
           <w:rFonts w:hint="eastAsia"/>
@@ -1233,8 +1255,8 @@
       <w:r>
         <w:rPr>
           <w:rFonts w:hint="eastAsia" w:ascii="Times New Roman" w:hAnsi="Times New Roman" w:eastAsia="宋体" w:cs="Times New Roman"/>
-          <w:sz w:val="21"/>
-          <w:szCs w:val="21"/>
+          <w:sz w:val="20"/>
+          <w:szCs w:val="20"/>
           <w:lang w:eastAsia="zh-CN"/>
         </w:rPr>
         <w:t xml:space="preserve">式(1)采用名义分值制而非总量守恒制, 即各作者所得之和可能大于成果标准积分(4 位作者时为 2.5 倍), 以契合疾控机构鼓励多科室协作攻关的导向; 其“挂名”风险由 points_item 表的年度上限封顶与第 4 作者及以后积分不计入职称评审口径两项制度约束控制, 与常见守恒型方法的对比如表1所示, 其中调和计数法与算术递减法取自文献[23,24]的归类. 系统默认采用名义分值制以契合协作导向, 需控制年度积分总量的科室可在后台切换为归一化模式(式(3)).</w:t>
@@ -1244,7 +1266,8 @@
       <w:pPr>
         <w:keepNext w:val="1"/>
         <w:keepLines w:val="1"/>
-        <w:spacing w:before="37" w:beforeLines="12" w:after="18" w:afterLines="6"/>
+        <w:spacing w:before="120" w:beforeLines="0" w:after="18" w:afterLines="6" w:line="320" w:lineRule="exact"/>
+        <w:ind w:firstLineChars="0" w:firstLine="0"/>
         <w:jc w:val="center"/>
         <w:rPr>
           <w:rFonts w:hint="eastAsia"/>
@@ -1308,8 +1331,9 @@
           </w:tcPr>
           <w:p>
             <w:pPr>
-              <w:spacing w:before="20" w:after="20" w:line="240" w:lineRule="auto"/>
-              <w:jc w:val="center"/>
+              <w:spacing w:before="20" w:after="20" w:line="320" w:lineRule="exact"/>
+              <w:ind w:firstLineChars="200" w:firstLine="420"/>
+              <w:jc w:val="both"/>
               <w:rPr>
                 <w:rFonts w:hint="eastAsia"/>
               </w:rPr>
@@ -1319,8 +1343,8 @@
                 <w:rFonts w:hint="eastAsia" w:ascii="Times New Roman" w:hAnsi="Times New Roman" w:eastAsia="宋体" w:cs="Times New Roman"/>
                 <w:b w:val="1"/>
                 <w:bCs w:val="1"/>
-                <w:sz w:val="18"/>
-                <w:szCs w:val="18"/>
+                <w:sz w:val="20"/>
+                <w:szCs w:val="20"/>
               </w:rPr>
               <w:t>分配方法</w:t>
             </w:r>
@@ -1339,8 +1363,9 @@
           </w:tcPr>
           <w:p>
             <w:pPr>
-              <w:spacing w:before="20" w:after="20" w:line="240" w:lineRule="auto"/>
-              <w:jc w:val="center"/>
+              <w:spacing w:before="20" w:after="20" w:line="320" w:lineRule="exact"/>
+              <w:ind w:firstLineChars="200" w:firstLine="420"/>
+              <w:jc w:val="both"/>
               <w:rPr>
                 <w:rFonts w:hint="eastAsia"/>
               </w:rPr>
@@ -1350,8 +1375,8 @@
                 <w:rFonts w:hint="eastAsia" w:ascii="Times New Roman" w:hAnsi="Times New Roman" w:eastAsia="宋体" w:cs="Times New Roman"/>
                 <w:b w:val="1"/>
                 <w:bCs w:val="1"/>
-                <w:sz w:val="18"/>
-                <w:szCs w:val="18"/>
+                <w:sz w:val="20"/>
+                <w:szCs w:val="20"/>
               </w:rPr>
               <w:t>第 1 作者</w:t>
             </w:r>
@@ -1370,8 +1395,9 @@
           </w:tcPr>
           <w:p>
             <w:pPr>
-              <w:spacing w:before="20" w:after="20" w:line="240" w:lineRule="auto"/>
-              <w:jc w:val="center"/>
+              <w:spacing w:before="20" w:after="20" w:line="320" w:lineRule="exact"/>
+              <w:ind w:firstLineChars="200" w:firstLine="420"/>
+              <w:jc w:val="both"/>
               <w:rPr>
                 <w:rFonts w:hint="eastAsia"/>
               </w:rPr>
@@ -1381,8 +1407,8 @@
                 <w:rFonts w:hint="eastAsia" w:ascii="Times New Roman" w:hAnsi="Times New Roman" w:eastAsia="宋体" w:cs="Times New Roman"/>
                 <w:b w:val="1"/>
                 <w:bCs w:val="1"/>
-                <w:sz w:val="18"/>
-                <w:szCs w:val="18"/>
+                <w:sz w:val="20"/>
+                <w:szCs w:val="20"/>
               </w:rPr>
               <w:t>第 2 作者</w:t>
             </w:r>
@@ -1401,8 +1427,9 @@
           </w:tcPr>
           <w:p>
             <w:pPr>
-              <w:spacing w:before="20" w:after="20" w:line="240" w:lineRule="auto"/>
-              <w:jc w:val="center"/>
+              <w:spacing w:before="20" w:after="20" w:line="320" w:lineRule="exact"/>
+              <w:ind w:firstLineChars="200" w:firstLine="420"/>
+              <w:jc w:val="both"/>
               <w:rPr>
                 <w:rFonts w:hint="eastAsia"/>
               </w:rPr>
@@ -1412,8 +1439,8 @@
                 <w:rFonts w:hint="eastAsia" w:ascii="Times New Roman" w:hAnsi="Times New Roman" w:eastAsia="宋体" w:cs="Times New Roman"/>
                 <w:b w:val="1"/>
                 <w:bCs w:val="1"/>
-                <w:sz w:val="18"/>
-                <w:szCs w:val="18"/>
+                <w:sz w:val="20"/>
+                <w:szCs w:val="20"/>
               </w:rPr>
               <w:t>第 3 作者</w:t>
             </w:r>
@@ -1432,8 +1459,9 @@
           </w:tcPr>
           <w:p>
             <w:pPr>
-              <w:spacing w:before="20" w:after="20" w:line="240" w:lineRule="auto"/>
-              <w:jc w:val="center"/>
+              <w:spacing w:before="20" w:after="20" w:line="320" w:lineRule="exact"/>
+              <w:ind w:firstLineChars="200" w:firstLine="420"/>
+              <w:jc w:val="both"/>
               <w:rPr>
                 <w:rFonts w:hint="eastAsia"/>
               </w:rPr>
@@ -1443,8 +1471,8 @@
                 <w:rFonts w:hint="eastAsia" w:ascii="Times New Roman" w:hAnsi="Times New Roman" w:eastAsia="宋体" w:cs="Times New Roman"/>
                 <w:b w:val="1"/>
                 <w:bCs w:val="1"/>
-                <w:sz w:val="18"/>
-                <w:szCs w:val="18"/>
+                <w:sz w:val="20"/>
+                <w:szCs w:val="20"/>
               </w:rPr>
               <w:t>第 4 作者</w:t>
             </w:r>
@@ -1463,8 +1491,9 @@
           </w:tcPr>
           <w:p>
             <w:pPr>
-              <w:spacing w:before="20" w:after="20" w:line="240" w:lineRule="auto"/>
-              <w:jc w:val="center"/>
+              <w:spacing w:before="20" w:after="20" w:line="320" w:lineRule="exact"/>
+              <w:ind w:firstLineChars="200" w:firstLine="420"/>
+              <w:jc w:val="both"/>
               <w:rPr>
                 <w:rFonts w:hint="eastAsia"/>
               </w:rPr>
@@ -1474,8 +1503,8 @@
                 <w:rFonts w:hint="eastAsia" w:ascii="Times New Roman" w:hAnsi="Times New Roman" w:eastAsia="宋体" w:cs="Times New Roman"/>
                 <w:b w:val="1"/>
                 <w:bCs w:val="1"/>
-                <w:sz w:val="18"/>
-                <w:szCs w:val="18"/>
+                <w:sz w:val="20"/>
+                <w:szCs w:val="20"/>
               </w:rPr>
               <w:t>合计</w:t>
             </w:r>
@@ -1500,8 +1529,9 @@
           </w:tcPr>
           <w:p>
             <w:pPr>
-              <w:spacing w:before="20" w:after="20" w:line="240" w:lineRule="auto"/>
-              <w:jc w:val="center"/>
+              <w:spacing w:before="20" w:after="20" w:line="320" w:lineRule="exact"/>
+              <w:ind w:firstLineChars="200" w:firstLine="420"/>
+              <w:jc w:val="both"/>
               <w:rPr>
                 <w:rFonts w:hint="eastAsia"/>
               </w:rPr>
@@ -1509,8 +1539,8 @@
             <w:r>
               <w:rPr>
                 <w:rFonts w:hint="eastAsia" w:ascii="Times New Roman" w:hAnsi="Times New Roman" w:eastAsia="宋体" w:cs="Times New Roman"/>
-                <w:sz w:val="18"/>
-                <w:szCs w:val="18"/>
+                <w:sz w:val="20"/>
+                <w:szCs w:val="20"/>
               </w:rPr>
               <w:t>均分法</w:t>
             </w:r>
@@ -1529,8 +1559,9 @@
           </w:tcPr>
           <w:p>
             <w:pPr>
-              <w:spacing w:before="20" w:after="20" w:line="240" w:lineRule="auto"/>
-              <w:jc w:val="center"/>
+              <w:spacing w:before="20" w:after="20" w:line="320" w:lineRule="exact"/>
+              <w:ind w:firstLineChars="200" w:firstLine="420"/>
+              <w:jc w:val="both"/>
               <w:rPr>
                 <w:rFonts w:hint="eastAsia"/>
               </w:rPr>
@@ -1538,8 +1569,8 @@
             <w:r>
               <w:rPr>
                 <w:rFonts w:ascii="Times New Roman" w:hAnsi="Times New Roman" w:eastAsia="宋体" w:cs="Times New Roman"/>
-                <w:sz w:val="18"/>
-                <w:szCs w:val="18"/>
+                <w:sz w:val="20"/>
+                <w:szCs w:val="20"/>
               </w:rPr>
               <w:t>0.25</w:t>
             </w:r>
@@ -1558,8 +1589,9 @@
           </w:tcPr>
           <w:p>
             <w:pPr>
-              <w:spacing w:before="20" w:after="20" w:line="240" w:lineRule="auto"/>
-              <w:jc w:val="center"/>
+              <w:spacing w:before="20" w:after="20" w:line="320" w:lineRule="exact"/>
+              <w:ind w:firstLineChars="200" w:firstLine="420"/>
+              <w:jc w:val="both"/>
               <w:rPr>
                 <w:rFonts w:hint="eastAsia"/>
               </w:rPr>
@@ -1567,8 +1599,8 @@
             <w:r>
               <w:rPr>
                 <w:rFonts w:ascii="Times New Roman" w:hAnsi="Times New Roman" w:eastAsia="宋体" w:cs="Times New Roman"/>
-                <w:sz w:val="18"/>
-                <w:szCs w:val="18"/>
+                <w:sz w:val="20"/>
+                <w:szCs w:val="20"/>
               </w:rPr>
               <w:t>0.25</w:t>
             </w:r>
@@ -1587,8 +1619,9 @@
           </w:tcPr>
           <w:p>
             <w:pPr>
-              <w:spacing w:before="20" w:after="20" w:line="240" w:lineRule="auto"/>
-              <w:jc w:val="center"/>
+              <w:spacing w:before="20" w:after="20" w:line="320" w:lineRule="exact"/>
+              <w:ind w:firstLineChars="200" w:firstLine="420"/>
+              <w:jc w:val="both"/>
               <w:rPr>
                 <w:rFonts w:hint="eastAsia"/>
               </w:rPr>
@@ -1596,8 +1629,8 @@
             <w:r>
               <w:rPr>
                 <w:rFonts w:ascii="Times New Roman" w:hAnsi="Times New Roman" w:eastAsia="宋体" w:cs="Times New Roman"/>
-                <w:sz w:val="18"/>
-                <w:szCs w:val="18"/>
+                <w:sz w:val="20"/>
+                <w:szCs w:val="20"/>
               </w:rPr>
               <w:t>0.25</w:t>
             </w:r>
@@ -1616,8 +1649,9 @@
           </w:tcPr>
           <w:p>
             <w:pPr>
-              <w:spacing w:before="20" w:after="20" w:line="240" w:lineRule="auto"/>
-              <w:jc w:val="center"/>
+              <w:spacing w:before="20" w:after="20" w:line="320" w:lineRule="exact"/>
+              <w:ind w:firstLineChars="200" w:firstLine="420"/>
+              <w:jc w:val="both"/>
               <w:rPr>
                 <w:rFonts w:hint="eastAsia"/>
               </w:rPr>
@@ -1625,8 +1659,8 @@
             <w:r>
               <w:rPr>
                 <w:rFonts w:ascii="Times New Roman" w:hAnsi="Times New Roman" w:eastAsia="宋体" w:cs="Times New Roman"/>
-                <w:sz w:val="18"/>
-                <w:szCs w:val="18"/>
+                <w:sz w:val="20"/>
+                <w:szCs w:val="20"/>
               </w:rPr>
               <w:t>0.25</w:t>
             </w:r>
@@ -1645,8 +1679,9 @@
           </w:tcPr>
           <w:p>
             <w:pPr>
-              <w:spacing w:before="20" w:after="20" w:line="240" w:lineRule="auto"/>
-              <w:jc w:val="center"/>
+              <w:spacing w:before="20" w:after="20" w:line="320" w:lineRule="exact"/>
+              <w:ind w:firstLineChars="200" w:firstLine="420"/>
+              <w:jc w:val="both"/>
               <w:rPr>
                 <w:rFonts w:hint="eastAsia"/>
               </w:rPr>
@@ -1654,8 +1689,8 @@
             <w:r>
               <w:rPr>
                 <w:rFonts w:ascii="Times New Roman" w:hAnsi="Times New Roman" w:eastAsia="宋体" w:cs="Times New Roman"/>
-                <w:sz w:val="18"/>
-                <w:szCs w:val="18"/>
+                <w:sz w:val="20"/>
+                <w:szCs w:val="20"/>
               </w:rPr>
               <w:t>1.00</w:t>
             </w:r>
@@ -1680,8 +1715,9 @@
           </w:tcPr>
           <w:p>
             <w:pPr>
-              <w:spacing w:before="20" w:after="20" w:line="240" w:lineRule="auto"/>
-              <w:jc w:val="center"/>
+              <w:spacing w:before="20" w:after="20" w:line="320" w:lineRule="exact"/>
+              <w:ind w:firstLineChars="200" w:firstLine="420"/>
+              <w:jc w:val="both"/>
               <w:rPr>
                 <w:rFonts w:hint="eastAsia"/>
               </w:rPr>
@@ -1689,8 +1725,8 @@
             <w:r>
               <w:rPr>
                 <w:rFonts w:hint="eastAsia" w:ascii="Times New Roman" w:hAnsi="Times New Roman" w:eastAsia="宋体" w:cs="Times New Roman"/>
-                <w:sz w:val="18"/>
-                <w:szCs w:val="18"/>
+                <w:sz w:val="20"/>
+                <w:szCs w:val="20"/>
               </w:rPr>
               <w:t>调和计数法</w:t>
             </w:r>
@@ -1709,8 +1745,9 @@
           </w:tcPr>
           <w:p>
             <w:pPr>
-              <w:spacing w:before="20" w:after="20" w:line="240" w:lineRule="auto"/>
-              <w:jc w:val="center"/>
+              <w:spacing w:before="20" w:after="20" w:line="320" w:lineRule="exact"/>
+              <w:ind w:firstLineChars="200" w:firstLine="420"/>
+              <w:jc w:val="both"/>
               <w:rPr>
                 <w:rFonts w:hint="eastAsia"/>
               </w:rPr>
@@ -1718,8 +1755,8 @@
             <w:r>
               <w:rPr>
                 <w:rFonts w:ascii="Times New Roman" w:hAnsi="Times New Roman" w:eastAsia="宋体" w:cs="Times New Roman"/>
-                <w:sz w:val="18"/>
-                <w:szCs w:val="18"/>
+                <w:sz w:val="20"/>
+                <w:szCs w:val="20"/>
               </w:rPr>
               <w:t>0.48</w:t>
             </w:r>
@@ -1738,8 +1775,9 @@
           </w:tcPr>
           <w:p>
             <w:pPr>
-              <w:spacing w:before="20" w:after="20" w:line="240" w:lineRule="auto"/>
-              <w:jc w:val="center"/>
+              <w:spacing w:before="20" w:after="20" w:line="320" w:lineRule="exact"/>
+              <w:ind w:firstLineChars="200" w:firstLine="420"/>
+              <w:jc w:val="both"/>
               <w:rPr>
                 <w:rFonts w:hint="eastAsia"/>
               </w:rPr>
@@ -1747,8 +1785,8 @@
             <w:r>
               <w:rPr>
                 <w:rFonts w:ascii="Times New Roman" w:hAnsi="Times New Roman" w:eastAsia="宋体" w:cs="Times New Roman"/>
-                <w:sz w:val="18"/>
-                <w:szCs w:val="18"/>
+                <w:sz w:val="20"/>
+                <w:szCs w:val="20"/>
               </w:rPr>
               <w:t>0.24</w:t>
             </w:r>
@@ -1767,8 +1805,9 @@
           </w:tcPr>
           <w:p>
             <w:pPr>
-              <w:spacing w:before="20" w:after="20" w:line="240" w:lineRule="auto"/>
-              <w:jc w:val="center"/>
+              <w:spacing w:before="20" w:after="20" w:line="320" w:lineRule="exact"/>
+              <w:ind w:firstLineChars="200" w:firstLine="420"/>
+              <w:jc w:val="both"/>
               <w:rPr>
                 <w:rFonts w:hint="eastAsia"/>
               </w:rPr>
@@ -1776,8 +1815,8 @@
             <w:r>
               <w:rPr>
                 <w:rFonts w:ascii="Times New Roman" w:hAnsi="Times New Roman" w:eastAsia="宋体" w:cs="Times New Roman"/>
-                <w:sz w:val="18"/>
-                <w:szCs w:val="18"/>
+                <w:sz w:val="20"/>
+                <w:szCs w:val="20"/>
               </w:rPr>
               <w:t>0.16</w:t>
             </w:r>
@@ -1796,8 +1835,9 @@
           </w:tcPr>
           <w:p>
             <w:pPr>
-              <w:spacing w:before="20" w:after="20" w:line="240" w:lineRule="auto"/>
-              <w:jc w:val="center"/>
+              <w:spacing w:before="20" w:after="20" w:line="320" w:lineRule="exact"/>
+              <w:ind w:firstLineChars="200" w:firstLine="420"/>
+              <w:jc w:val="both"/>
               <w:rPr>
                 <w:rFonts w:hint="eastAsia"/>
               </w:rPr>
@@ -1805,8 +1845,8 @@
             <w:r>
               <w:rPr>
                 <w:rFonts w:ascii="Times New Roman" w:hAnsi="Times New Roman" w:eastAsia="宋体" w:cs="Times New Roman"/>
-                <w:sz w:val="18"/>
-                <w:szCs w:val="18"/>
+                <w:sz w:val="20"/>
+                <w:szCs w:val="20"/>
               </w:rPr>
               <w:t>0.12</w:t>
             </w:r>
@@ -1825,8 +1865,9 @@
           </w:tcPr>
           <w:p>
             <w:pPr>
-              <w:spacing w:before="20" w:after="20" w:line="240" w:lineRule="auto"/>
-              <w:jc w:val="center"/>
+              <w:spacing w:before="20" w:after="20" w:line="320" w:lineRule="exact"/>
+              <w:ind w:firstLineChars="200" w:firstLine="420"/>
+              <w:jc w:val="both"/>
               <w:rPr>
                 <w:rFonts w:hint="eastAsia"/>
               </w:rPr>
@@ -1834,8 +1875,8 @@
             <w:r>
               <w:rPr>
                 <w:rFonts w:ascii="Times New Roman" w:hAnsi="Times New Roman" w:eastAsia="宋体" w:cs="Times New Roman"/>
-                <w:sz w:val="18"/>
-                <w:szCs w:val="18"/>
+                <w:sz w:val="20"/>
+                <w:szCs w:val="20"/>
               </w:rPr>
               <w:t>1.00</w:t>
             </w:r>
@@ -1860,8 +1901,9 @@
           </w:tcPr>
           <w:p>
             <w:pPr>
-              <w:spacing w:before="20" w:after="20" w:line="240" w:lineRule="auto"/>
-              <w:jc w:val="center"/>
+              <w:spacing w:before="20" w:after="20" w:line="320" w:lineRule="exact"/>
+              <w:ind w:firstLineChars="200" w:firstLine="420"/>
+              <w:jc w:val="both"/>
               <w:rPr>
                 <w:rFonts w:hint="eastAsia"/>
               </w:rPr>
@@ -1869,8 +1911,8 @@
             <w:r>
               <w:rPr>
                 <w:rFonts w:hint="eastAsia" w:ascii="Times New Roman" w:hAnsi="Times New Roman" w:eastAsia="宋体" w:cs="Times New Roman"/>
-                <w:sz w:val="18"/>
-                <w:szCs w:val="18"/>
+                <w:sz w:val="20"/>
+                <w:szCs w:val="20"/>
               </w:rPr>
               <w:t>算术递减法</w:t>
             </w:r>
@@ -1889,8 +1931,9 @@
           </w:tcPr>
           <w:p>
             <w:pPr>
-              <w:spacing w:before="20" w:after="20" w:line="240" w:lineRule="auto"/>
-              <w:jc w:val="center"/>
+              <w:spacing w:before="20" w:after="20" w:line="320" w:lineRule="exact"/>
+              <w:ind w:firstLineChars="200" w:firstLine="420"/>
+              <w:jc w:val="both"/>
               <w:rPr>
                 <w:rFonts w:hint="eastAsia"/>
               </w:rPr>
@@ -1898,8 +1941,8 @@
             <w:r>
               <w:rPr>
                 <w:rFonts w:ascii="Times New Roman" w:hAnsi="Times New Roman" w:eastAsia="宋体" w:cs="Times New Roman"/>
-                <w:sz w:val="18"/>
-                <w:szCs w:val="18"/>
+                <w:sz w:val="20"/>
+                <w:szCs w:val="20"/>
               </w:rPr>
               <w:t>0.40</w:t>
             </w:r>
@@ -1918,8 +1961,9 @@
           </w:tcPr>
           <w:p>
             <w:pPr>
-              <w:spacing w:before="20" w:after="20" w:line="240" w:lineRule="auto"/>
-              <w:jc w:val="center"/>
+              <w:spacing w:before="20" w:after="20" w:line="320" w:lineRule="exact"/>
+              <w:ind w:firstLineChars="200" w:firstLine="420"/>
+              <w:jc w:val="both"/>
               <w:rPr>
                 <w:rFonts w:hint="eastAsia"/>
               </w:rPr>
@@ -1927,8 +1971,8 @@
             <w:r>
               <w:rPr>
                 <w:rFonts w:ascii="Times New Roman" w:hAnsi="Times New Roman" w:eastAsia="宋体" w:cs="Times New Roman"/>
-                <w:sz w:val="18"/>
-                <w:szCs w:val="18"/>
+                <w:sz w:val="20"/>
+                <w:szCs w:val="20"/>
               </w:rPr>
               <w:t>0.30</w:t>
             </w:r>
@@ -1947,8 +1991,9 @@
           </w:tcPr>
           <w:p>
             <w:pPr>
-              <w:spacing w:before="20" w:after="20" w:line="240" w:lineRule="auto"/>
-              <w:jc w:val="center"/>
+              <w:spacing w:before="20" w:after="20" w:line="320" w:lineRule="exact"/>
+              <w:ind w:firstLineChars="200" w:firstLine="420"/>
+              <w:jc w:val="both"/>
               <w:rPr>
                 <w:rFonts w:hint="eastAsia"/>
               </w:rPr>
@@ -1956,8 +2001,8 @@
             <w:r>
               <w:rPr>
                 <w:rFonts w:ascii="Times New Roman" w:hAnsi="Times New Roman" w:eastAsia="宋体" w:cs="Times New Roman"/>
-                <w:sz w:val="18"/>
-                <w:szCs w:val="18"/>
+                <w:sz w:val="20"/>
+                <w:szCs w:val="20"/>
               </w:rPr>
               <w:t>0.20</w:t>
             </w:r>
@@ -1976,8 +2021,9 @@
           </w:tcPr>
           <w:p>
             <w:pPr>
-              <w:spacing w:before="20" w:after="20" w:line="240" w:lineRule="auto"/>
-              <w:jc w:val="center"/>
+              <w:spacing w:before="20" w:after="20" w:line="320" w:lineRule="exact"/>
+              <w:ind w:firstLineChars="200" w:firstLine="420"/>
+              <w:jc w:val="both"/>
               <w:rPr>
                 <w:rFonts w:hint="eastAsia"/>
               </w:rPr>
@@ -1985,8 +2031,8 @@
             <w:r>
               <w:rPr>
                 <w:rFonts w:ascii="Times New Roman" w:hAnsi="Times New Roman" w:eastAsia="宋体" w:cs="Times New Roman"/>
-                <w:sz w:val="18"/>
-                <w:szCs w:val="18"/>
+                <w:sz w:val="20"/>
+                <w:szCs w:val="20"/>
               </w:rPr>
               <w:t>0.10</w:t>
             </w:r>
@@ -2005,8 +2051,9 @@
           </w:tcPr>
           <w:p>
             <w:pPr>
-              <w:spacing w:before="20" w:after="20" w:line="240" w:lineRule="auto"/>
-              <w:jc w:val="center"/>
+              <w:spacing w:before="20" w:after="20" w:line="320" w:lineRule="exact"/>
+              <w:ind w:firstLineChars="200" w:firstLine="420"/>
+              <w:jc w:val="both"/>
               <w:rPr>
                 <w:rFonts w:hint="eastAsia"/>
               </w:rPr>
@@ -2014,8 +2061,8 @@
             <w:r>
               <w:rPr>
                 <w:rFonts w:ascii="Times New Roman" w:hAnsi="Times New Roman" w:eastAsia="宋体" w:cs="Times New Roman"/>
-                <w:sz w:val="18"/>
-                <w:szCs w:val="18"/>
+                <w:sz w:val="20"/>
+                <w:szCs w:val="20"/>
               </w:rPr>
               <w:t>1.00</w:t>
             </w:r>
@@ -2040,8 +2087,9 @@
           </w:tcPr>
           <w:p>
             <w:pPr>
-              <w:spacing w:before="20" w:after="20" w:line="240" w:lineRule="auto"/>
-              <w:jc w:val="center"/>
+              <w:spacing w:before="20" w:after="20" w:line="320" w:lineRule="exact"/>
+              <w:ind w:firstLineChars="200" w:firstLine="420"/>
+              <w:jc w:val="both"/>
               <w:rPr>
                 <w:rFonts w:hint="eastAsia"/>
               </w:rPr>
@@ -2049,8 +2097,8 @@
             <w:r>
               <w:rPr>
                 <w:rFonts w:hint="eastAsia" w:ascii="Times New Roman" w:hAnsi="Times New Roman" w:eastAsia="宋体" w:cs="Times New Roman"/>
-                <w:sz w:val="18"/>
-                <w:szCs w:val="18"/>
+                <w:sz w:val="20"/>
+                <w:szCs w:val="20"/>
               </w:rPr>
               <w:t>本文分段权重法</w:t>
             </w:r>
@@ -2069,8 +2117,9 @@
           </w:tcPr>
           <w:p>
             <w:pPr>
-              <w:spacing w:before="20" w:after="20" w:line="240" w:lineRule="auto"/>
-              <w:jc w:val="center"/>
+              <w:spacing w:before="20" w:after="20" w:line="320" w:lineRule="exact"/>
+              <w:ind w:firstLineChars="200" w:firstLine="420"/>
+              <w:jc w:val="both"/>
               <w:rPr>
                 <w:rFonts w:hint="eastAsia"/>
               </w:rPr>
@@ -2078,8 +2127,8 @@
             <w:r>
               <w:rPr>
                 <w:rFonts w:ascii="Times New Roman" w:hAnsi="Times New Roman" w:eastAsia="宋体" w:cs="Times New Roman"/>
-                <w:sz w:val="18"/>
-                <w:szCs w:val="18"/>
+                <w:sz w:val="20"/>
+                <w:szCs w:val="20"/>
               </w:rPr>
               <w:t>1.00</w:t>
             </w:r>
@@ -2098,8 +2147,9 @@
           </w:tcPr>
           <w:p>
             <w:pPr>
-              <w:spacing w:before="20" w:after="20" w:line="240" w:lineRule="auto"/>
-              <w:jc w:val="center"/>
+              <w:spacing w:before="20" w:after="20" w:line="320" w:lineRule="exact"/>
+              <w:ind w:firstLineChars="200" w:firstLine="420"/>
+              <w:jc w:val="both"/>
               <w:rPr>
                 <w:rFonts w:hint="eastAsia"/>
               </w:rPr>
@@ -2107,8 +2157,8 @@
             <w:r>
               <w:rPr>
                 <w:rFonts w:ascii="Times New Roman" w:hAnsi="Times New Roman" w:eastAsia="宋体" w:cs="Times New Roman"/>
-                <w:sz w:val="18"/>
-                <w:szCs w:val="18"/>
+                <w:sz w:val="20"/>
+                <w:szCs w:val="20"/>
               </w:rPr>
               <w:t>0.80</w:t>
             </w:r>
@@ -2127,8 +2177,9 @@
           </w:tcPr>
           <w:p>
             <w:pPr>
-              <w:spacing w:before="20" w:after="20" w:line="240" w:lineRule="auto"/>
-              <w:jc w:val="center"/>
+              <w:spacing w:before="20" w:after="20" w:line="320" w:lineRule="exact"/>
+              <w:ind w:firstLineChars="200" w:firstLine="420"/>
+              <w:jc w:val="both"/>
               <w:rPr>
                 <w:rFonts w:hint="eastAsia"/>
               </w:rPr>
@@ -2136,8 +2187,8 @@
             <w:r>
               <w:rPr>
                 <w:rFonts w:ascii="Times New Roman" w:hAnsi="Times New Roman" w:eastAsia="宋体" w:cs="Times New Roman"/>
-                <w:sz w:val="18"/>
-                <w:szCs w:val="18"/>
+                <w:sz w:val="20"/>
+                <w:szCs w:val="20"/>
               </w:rPr>
               <w:t>0.50</w:t>
             </w:r>
@@ -2156,8 +2207,9 @@
           </w:tcPr>
           <w:p>
             <w:pPr>
-              <w:spacing w:before="20" w:after="20" w:line="240" w:lineRule="auto"/>
-              <w:jc w:val="center"/>
+              <w:spacing w:before="20" w:after="20" w:line="320" w:lineRule="exact"/>
+              <w:ind w:firstLineChars="200" w:firstLine="420"/>
+              <w:jc w:val="both"/>
               <w:rPr>
                 <w:rFonts w:hint="eastAsia"/>
               </w:rPr>
@@ -2165,8 +2217,8 @@
             <w:r>
               <w:rPr>
                 <w:rFonts w:ascii="Times New Roman" w:hAnsi="Times New Roman" w:eastAsia="宋体" w:cs="Times New Roman"/>
-                <w:sz w:val="18"/>
-                <w:szCs w:val="18"/>
+                <w:sz w:val="20"/>
+                <w:szCs w:val="20"/>
               </w:rPr>
               <w:t>0.20</w:t>
             </w:r>
@@ -2185,8 +2237,9 @@
           </w:tcPr>
           <w:p>
             <w:pPr>
-              <w:spacing w:before="20" w:after="20" w:line="240" w:lineRule="auto"/>
-              <w:jc w:val="center"/>
+              <w:spacing w:before="20" w:after="20" w:line="320" w:lineRule="exact"/>
+              <w:ind w:firstLineChars="200" w:firstLine="420"/>
+              <w:jc w:val="both"/>
               <w:rPr>
                 <w:rFonts w:hint="eastAsia"/>
               </w:rPr>
@@ -2194,8 +2247,8 @@
             <w:r>
               <w:rPr>
                 <w:rFonts w:ascii="Times New Roman" w:hAnsi="Times New Roman" w:eastAsia="宋体" w:cs="Times New Roman"/>
-                <w:sz w:val="18"/>
-                <w:szCs w:val="18"/>
+                <w:sz w:val="20"/>
+                <w:szCs w:val="20"/>
               </w:rPr>
               <w:t>2.50</w:t>
             </w:r>
@@ -2211,7 +2264,7 @@
           <w:tab w:val="center" w:pos="4153"/>
           <w:tab w:val="right" w:pos="8306"/>
         </w:tabs>
-        <w:spacing w:before="46" w:beforeLines="15" w:after="46" w:afterLines="15"/>
+        <w:spacing w:before="46" w:beforeLines="15" w:after="46" w:afterLines="15" w:line="276" w:lineRule="auto"/>
         <w:rPr>
           <w:rFonts w:hint="eastAsia"/>
         </w:rPr>
@@ -2437,8 +2490,8 @@
     </w:p>
     <w:p>
       <w:pPr>
-        <w:spacing w:after="0" w:line="300" w:lineRule="exact"/>
-        <w:ind w:firstLine="420" w:firstLineChars="200"/>
+        <w:spacing w:after="0" w:line="320" w:lineRule="exact"/>
+        <w:ind w:firstLineChars="200" w:firstLine="420"/>
         <w:jc w:val="both"/>
         <w:rPr>
           <w:rFonts w:hint="eastAsia"/>
@@ -2448,8 +2501,8 @@
       <w:r>
         <w:rPr>
           <w:rFonts w:hint="eastAsia" w:ascii="Times New Roman" w:hAnsi="Times New Roman" w:eastAsia="宋体" w:cs="Times New Roman"/>
-          <w:sz w:val="21"/>
-          <w:szCs w:val="21"/>
+          <w:sz w:val="20"/>
+          <w:szCs w:val="20"/>
           <w:lang w:eastAsia="zh-CN"/>
         </w:rPr>
         <w:t xml:space="preserve">式中: </w:t>
@@ -2459,8 +2512,8 @@
           <w:rFonts w:ascii="Times New Roman" w:hAnsi="Times New Roman" w:eastAsia="宋体" w:cs="Times New Roman"/>
           <w:i w:val="1"/>
           <w:iCs w:val="1"/>
-          <w:sz w:val="21"/>
-          <w:szCs w:val="21"/>
+          <w:sz w:val="20"/>
+          <w:szCs w:val="20"/>
           <w:lang w:eastAsia="zh-CN"/>
         </w:rPr>
         <w:t>v</w:t>
@@ -2468,8 +2521,8 @@
       <w:r>
         <w:rPr>
           <w:rFonts w:ascii="Times New Roman" w:hAnsi="Times New Roman" w:eastAsia="宋体" w:cs="Times New Roman"/>
-          <w:sz w:val="21"/>
-          <w:szCs w:val="21"/>
+          <w:sz w:val="20"/>
+          <w:szCs w:val="20"/>
           <w:vertAlign w:val="subscript"/>
           <w:lang w:eastAsia="zh-CN"/>
         </w:rPr>
@@ -2478,8 +2531,8 @@
       <w:r>
         <w:rPr>
           <w:rFonts w:hint="eastAsia" w:ascii="Times New Roman" w:hAnsi="Times New Roman" w:eastAsia="宋体" w:cs="Times New Roman"/>
-          <w:sz w:val="21"/>
-          <w:szCs w:val="21"/>
+          <w:sz w:val="20"/>
+          <w:szCs w:val="20"/>
           <w:lang w:eastAsia="zh-CN"/>
         </w:rPr>
         <w:t xml:space="preserve"> 为式(1)括号中第 </w:t>
@@ -2489,8 +2542,8 @@
           <w:rFonts w:ascii="Times New Roman" w:hAnsi="Times New Roman" w:eastAsia="宋体" w:cs="Times New Roman"/>
           <w:i w:val="1"/>
           <w:iCs w:val="1"/>
-          <w:sz w:val="21"/>
-          <w:szCs w:val="21"/>
+          <w:sz w:val="20"/>
+          <w:szCs w:val="20"/>
           <w:lang w:eastAsia="zh-CN"/>
         </w:rPr>
         <w:t>i</w:t>
@@ -2498,8 +2551,8 @@
       <w:r>
         <w:rPr>
           <w:rFonts w:hint="eastAsia" w:ascii="Times New Roman" w:hAnsi="Times New Roman" w:eastAsia="宋体" w:cs="Times New Roman"/>
-          <w:sz w:val="21"/>
-          <w:szCs w:val="21"/>
+          <w:sz w:val="20"/>
+          <w:szCs w:val="20"/>
           <w:lang w:eastAsia="zh-CN"/>
         </w:rPr>
         <w:t xml:space="preserve"> 作者的分配系数.</w:t>
@@ -2509,7 +2562,9 @@
       <w:pPr>
         <w:keepNext w:val="1"/>
         <w:keepLines w:val="1"/>
-        <w:spacing w:before="93" w:beforeLines="30" w:after="62" w:afterLines="20" w:line="360" w:lineRule="auto"/>
+        <w:spacing w:before="93" w:beforeLines="30" w:after="62" w:afterLines="20" w:line="320" w:lineRule="exact"/>
+        <w:ind w:firstLineChars="0" w:firstLine="0"/>
+        <w:jc w:val="left"/>
         <w:outlineLvl w:val="1"/>
         <w:rPr>
           <w:rFonts w:hint="eastAsia"/>
@@ -2520,8 +2575,8 @@
         <w:rPr>
           <w:rFonts w:hint="eastAsia" w:ascii="Times New Roman" w:hAnsi="Times New Roman" w:eastAsia="黑体" w:cs="Times New Roman"/>
           <w:b w:val="1"/>
-          <w:sz w:val="21"/>
-          <w:szCs w:val="21"/>
+          <w:sz w:val="20"/>
+          <w:szCs w:val="20"/>
           <w:lang w:eastAsia="zh-CN"/>
         </w:rPr>
         <w:t>3.3  动态标签权重模型</w:t>
@@ -2529,8 +2584,8 @@
     </w:p>
     <w:p>
       <w:pPr>
-        <w:spacing w:after="0" w:line="300" w:lineRule="exact"/>
-        <w:ind w:firstLine="420" w:firstLineChars="200"/>
+        <w:spacing w:after="0" w:line="320" w:lineRule="exact"/>
+        <w:ind w:firstLineChars="200" w:firstLine="420"/>
         <w:jc w:val="both"/>
         <w:rPr>
           <w:rFonts w:hint="eastAsia"/>
@@ -2540,8 +2595,8 @@
       <w:r>
         <w:rPr>
           <w:rFonts w:hint="eastAsia" w:ascii="Times New Roman" w:hAnsi="Times New Roman" w:eastAsia="宋体" w:cs="Times New Roman"/>
-          <w:sz w:val="21"/>
-          <w:szCs w:val="21"/>
+          <w:sz w:val="20"/>
+          <w:szCs w:val="20"/>
           <w:lang w:eastAsia="zh-CN"/>
         </w:rPr>
         <w:t xml:space="preserve">系统构建了基础属性、能力维度与专业方向三维标签体系[9]. 考虑到科研贡献的时效性, 本文将指数时间衰减因子前置嵌入行为积分归一化环节(式(4)), 标签权重在此基础上按一阶指数加权移动平均更新(式(5)), 指数移动平均在时序建模中用于抑制单期噪声、跟踪近期变化[10,11], 这里用它平滑标签权重的年度波动.</w:t>
@@ -2555,7 +2610,7 @@
           <w:tab w:val="center" w:pos="4153"/>
           <w:tab w:val="right" w:pos="8306"/>
         </w:tabs>
-        <w:spacing w:before="46" w:beforeLines="15" w:after="46" w:afterLines="15"/>
+        <w:spacing w:before="46" w:beforeLines="15" w:after="46" w:afterLines="15" w:line="276" w:lineRule="auto"/>
         <w:rPr>
           <w:rFonts w:hint="eastAsia"/>
         </w:rPr>
@@ -2837,7 +2892,7 @@
           <w:tab w:val="center" w:pos="4153"/>
           <w:tab w:val="right" w:pos="8306"/>
         </w:tabs>
-        <w:spacing w:before="46" w:beforeLines="15" w:after="46" w:afterLines="15"/>
+        <w:spacing w:before="46" w:beforeLines="15" w:after="46" w:afterLines="15" w:line="276" w:lineRule="auto"/>
         <w:rPr>
           <w:rFonts w:hint="eastAsia"/>
         </w:rPr>
@@ -3144,8 +3199,8 @@
     </w:p>
     <w:p>
       <w:pPr>
-        <w:spacing w:after="0" w:line="300" w:lineRule="exact"/>
-        <w:ind w:firstLine="420" w:firstLineChars="200"/>
+        <w:spacing w:after="0" w:line="320" w:lineRule="exact"/>
+        <w:ind w:firstLineChars="200" w:firstLine="420"/>
         <w:jc w:val="both"/>
         <w:rPr>
           <w:rFonts w:hint="eastAsia"/>
@@ -3155,8 +3210,8 @@
       <w:r>
         <w:rPr>
           <w:rFonts w:hint="eastAsia" w:ascii="Times New Roman" w:hAnsi="Times New Roman" w:eastAsia="宋体" w:cs="Times New Roman"/>
-          <w:sz w:val="21"/>
-          <w:szCs w:val="21"/>
+          <w:sz w:val="20"/>
+          <w:szCs w:val="20"/>
           <w:lang w:eastAsia="zh-CN"/>
         </w:rPr>
         <w:t xml:space="preserve">式中: </w:t>
@@ -3165,8 +3220,8 @@
         <w:rPr>
           <w:rFonts w:hint="eastAsia" w:ascii="Times New Roman" w:hAnsi="Times New Roman" w:eastAsia="宋体" w:cs="Times New Roman"/>
           <w:i/>
-          <w:sz w:val="21"/>
-          <w:szCs w:val="21"/>
+          <w:sz w:val="20"/>
+          <w:szCs w:val="20"/>
           <w:lang w:eastAsia="zh-CN"/>
         </w:rPr>
         <w:t xml:space="preserve">s̃</w:t>
@@ -3174,8 +3229,8 @@
       <w:r>
         <w:rPr>
           <w:rFonts w:hint="eastAsia" w:ascii="Times New Roman" w:hAnsi="Times New Roman" w:eastAsia="宋体" w:cs="Times New Roman"/>
-          <w:sz w:val="21"/>
-          <w:szCs w:val="21"/>
+          <w:sz w:val="20"/>
+          <w:szCs w:val="20"/>
           <w:vertAlign w:val="subscript"/>
           <w:lang w:eastAsia="zh-CN"/>
         </w:rPr>
@@ -3184,8 +3239,8 @@
       <w:r>
         <w:rPr>
           <w:rFonts w:hint="eastAsia" w:ascii="Times New Roman" w:hAnsi="Times New Roman" w:eastAsia="宋体" w:cs="Times New Roman"/>
-          <w:sz w:val="21"/>
-          <w:szCs w:val="21"/>
+          <w:sz w:val="20"/>
+          <w:szCs w:val="20"/>
           <w:lang w:eastAsia="zh-CN"/>
         </w:rPr>
         <w:t xml:space="preserve"> 为行为 </w:t>
@@ -3194,8 +3249,8 @@
         <w:rPr>
           <w:rFonts w:hint="eastAsia" w:ascii="Times New Roman" w:hAnsi="Times New Roman" w:eastAsia="宋体" w:cs="Times New Roman"/>
           <w:i/>
-          <w:sz w:val="21"/>
-          <w:szCs w:val="21"/>
+          <w:sz w:val="20"/>
+          <w:szCs w:val="20"/>
           <w:lang w:eastAsia="zh-CN"/>
         </w:rPr>
         <w:t xml:space="preserve">i</w:t>
@@ -3203,8 +3258,8 @@
       <w:r>
         <w:rPr>
           <w:rFonts w:hint="eastAsia" w:ascii="Times New Roman" w:hAnsi="Times New Roman" w:eastAsia="宋体" w:cs="Times New Roman"/>
-          <w:sz w:val="21"/>
-          <w:szCs w:val="21"/>
+          <w:sz w:val="20"/>
+          <w:szCs w:val="20"/>
           <w:lang w:eastAsia="zh-CN"/>
         </w:rPr>
         <w:t xml:space="preserve"> 经时间衰减与归一化后的积分; </w:t>
@@ -3213,8 +3268,8 @@
         <w:rPr>
           <w:rFonts w:hint="eastAsia" w:ascii="Times New Roman" w:hAnsi="Times New Roman" w:eastAsia="宋体" w:cs="Times New Roman"/>
           <w:i/>
-          <w:sz w:val="21"/>
-          <w:szCs w:val="21"/>
+          <w:sz w:val="20"/>
+          <w:szCs w:val="20"/>
           <w:lang w:eastAsia="zh-CN"/>
         </w:rPr>
         <w:t xml:space="preserve">W</w:t>
@@ -3222,8 +3277,8 @@
       <w:r>
         <w:rPr>
           <w:rFonts w:hint="eastAsia" w:ascii="Times New Roman" w:hAnsi="Times New Roman" w:eastAsia="宋体" w:cs="Times New Roman"/>
-          <w:sz w:val="21"/>
-          <w:szCs w:val="21"/>
+          <w:sz w:val="20"/>
+          <w:szCs w:val="20"/>
           <w:vertAlign w:val="superscript"/>
           <w:lang w:eastAsia="zh-CN"/>
         </w:rPr>
@@ -3232,8 +3287,8 @@
       <w:r>
         <w:rPr>
           <w:rFonts w:hint="eastAsia" w:ascii="Times New Roman" w:hAnsi="Times New Roman" w:eastAsia="宋体" w:cs="Times New Roman"/>
-          <w:sz w:val="21"/>
-          <w:szCs w:val="21"/>
+          <w:sz w:val="20"/>
+          <w:szCs w:val="20"/>
           <w:vertAlign w:val="subscript"/>
           <w:lang w:eastAsia="zh-CN"/>
         </w:rPr>
@@ -3242,8 +3297,8 @@
       <w:r>
         <w:rPr>
           <w:rFonts w:hint="eastAsia" w:ascii="Times New Roman" w:hAnsi="Times New Roman" w:eastAsia="宋体" w:cs="Times New Roman"/>
-          <w:sz w:val="21"/>
-          <w:szCs w:val="21"/>
+          <w:sz w:val="20"/>
+          <w:szCs w:val="20"/>
           <w:lang w:eastAsia="zh-CN"/>
         </w:rPr>
         <w:t xml:space="preserve"> 为用户 </w:t>
@@ -3252,8 +3307,8 @@
         <w:rPr>
           <w:rFonts w:hint="eastAsia" w:ascii="Times New Roman" w:hAnsi="Times New Roman" w:eastAsia="宋体" w:cs="Times New Roman"/>
           <w:i/>
-          <w:sz w:val="21"/>
-          <w:szCs w:val="21"/>
+          <w:sz w:val="20"/>
+          <w:szCs w:val="20"/>
           <w:lang w:eastAsia="zh-CN"/>
         </w:rPr>
         <w:t xml:space="preserve">u</w:t>
@@ -3261,8 +3316,8 @@
       <w:r>
         <w:rPr>
           <w:rFonts w:hint="eastAsia" w:ascii="Times New Roman" w:hAnsi="Times New Roman" w:eastAsia="宋体" w:cs="Times New Roman"/>
-          <w:sz w:val="21"/>
-          <w:szCs w:val="21"/>
+          <w:sz w:val="20"/>
+          <w:szCs w:val="20"/>
           <w:lang w:eastAsia="zh-CN"/>
         </w:rPr>
         <w:t xml:space="preserve"> 在标签 </w:t>
@@ -3271,8 +3326,8 @@
         <w:rPr>
           <w:rFonts w:hint="eastAsia" w:ascii="Times New Roman" w:hAnsi="Times New Roman" w:eastAsia="宋体" w:cs="Times New Roman"/>
           <w:i/>
-          <w:sz w:val="21"/>
-          <w:szCs w:val="21"/>
+          <w:sz w:val="20"/>
+          <w:szCs w:val="20"/>
           <w:lang w:eastAsia="zh-CN"/>
         </w:rPr>
         <w:t xml:space="preserve">t</w:t>
@@ -3280,8 +3335,8 @@
       <w:r>
         <w:rPr>
           <w:rFonts w:hint="eastAsia" w:ascii="Times New Roman" w:hAnsi="Times New Roman" w:eastAsia="宋体" w:cs="Times New Roman"/>
-          <w:sz w:val="21"/>
-          <w:szCs w:val="21"/>
+          <w:sz w:val="20"/>
+          <w:szCs w:val="20"/>
           <w:lang w:eastAsia="zh-CN"/>
         </w:rPr>
         <w:t xml:space="preserve"> 上第 </w:t>
@@ -3290,8 +3345,8 @@
         <w:rPr>
           <w:rFonts w:hint="eastAsia" w:ascii="Times New Roman" w:hAnsi="Times New Roman" w:eastAsia="宋体" w:cs="Times New Roman"/>
           <w:i/>
-          <w:sz w:val="21"/>
-          <w:szCs w:val="21"/>
+          <w:sz w:val="20"/>
+          <w:szCs w:val="20"/>
           <w:lang w:eastAsia="zh-CN"/>
         </w:rPr>
         <w:t xml:space="preserve">k</w:t>
@@ -3299,8 +3354,8 @@
       <w:r>
         <w:rPr>
           <w:rFonts w:hint="eastAsia" w:ascii="Times New Roman" w:hAnsi="Times New Roman" w:eastAsia="宋体" w:cs="Times New Roman"/>
-          <w:sz w:val="21"/>
-          <w:szCs w:val="21"/>
+          <w:sz w:val="20"/>
+          <w:szCs w:val="20"/>
           <w:lang w:eastAsia="zh-CN"/>
         </w:rPr>
         <w:t xml:space="preserve"> 个周期(本文指自然年度)的权重, 初值 </w:t>
@@ -3309,8 +3364,8 @@
         <w:rPr>
           <w:rFonts w:hint="eastAsia" w:ascii="Times New Roman" w:hAnsi="Times New Roman" w:eastAsia="宋体" w:cs="Times New Roman"/>
           <w:i/>
-          <w:sz w:val="21"/>
-          <w:szCs w:val="21"/>
+          <w:sz w:val="20"/>
+          <w:szCs w:val="20"/>
           <w:lang w:eastAsia="zh-CN"/>
         </w:rPr>
         <w:t xml:space="preserve">W</w:t>
@@ -3318,8 +3373,8 @@
       <w:r>
         <w:rPr>
           <w:rFonts w:hint="eastAsia" w:ascii="Times New Roman" w:hAnsi="Times New Roman" w:eastAsia="宋体" w:cs="Times New Roman"/>
-          <w:sz w:val="21"/>
-          <w:szCs w:val="21"/>
+          <w:sz w:val="20"/>
+          <w:szCs w:val="20"/>
           <w:vertAlign w:val="superscript"/>
           <w:lang w:eastAsia="zh-CN"/>
         </w:rPr>
@@ -3328,8 +3383,8 @@
       <w:r>
         <w:rPr>
           <w:rFonts w:hint="eastAsia" w:ascii="Times New Roman" w:hAnsi="Times New Roman" w:eastAsia="宋体" w:cs="Times New Roman"/>
-          <w:sz w:val="21"/>
-          <w:szCs w:val="21"/>
+          <w:sz w:val="20"/>
+          <w:szCs w:val="20"/>
           <w:vertAlign w:val="subscript"/>
           <w:lang w:eastAsia="zh-CN"/>
         </w:rPr>
@@ -3338,8 +3393,8 @@
       <w:r>
         <w:rPr>
           <w:rFonts w:hint="eastAsia" w:ascii="Times New Roman" w:hAnsi="Times New Roman" w:eastAsia="宋体" w:cs="Times New Roman"/>
-          <w:sz w:val="21"/>
-          <w:szCs w:val="21"/>
+          <w:sz w:val="20"/>
+          <w:szCs w:val="20"/>
           <w:lang w:eastAsia="zh-CN"/>
         </w:rPr>
         <w:t xml:space="preserve"> 取 0; </w:t>
@@ -3348,8 +3403,8 @@
         <w:rPr>
           <w:rFonts w:hint="eastAsia" w:ascii="Times New Roman" w:hAnsi="Times New Roman" w:eastAsia="宋体" w:cs="Times New Roman"/>
           <w:i/>
-          <w:sz w:val="21"/>
-          <w:szCs w:val="21"/>
+          <w:sz w:val="20"/>
+          <w:szCs w:val="20"/>
           <w:lang w:eastAsia="zh-CN"/>
         </w:rPr>
         <w:t xml:space="preserve">s</w:t>
@@ -3357,8 +3412,8 @@
       <w:r>
         <w:rPr>
           <w:rFonts w:hint="eastAsia" w:ascii="Times New Roman" w:hAnsi="Times New Roman" w:eastAsia="宋体" w:cs="Times New Roman"/>
-          <w:sz w:val="21"/>
-          <w:szCs w:val="21"/>
+          <w:sz w:val="20"/>
+          <w:szCs w:val="20"/>
           <w:vertAlign w:val="subscript"/>
           <w:lang w:eastAsia="zh-CN"/>
         </w:rPr>
@@ -3367,8 +3422,8 @@
       <w:r>
         <w:rPr>
           <w:rFonts w:hint="eastAsia" w:ascii="Times New Roman" w:hAnsi="Times New Roman" w:eastAsia="宋体" w:cs="Times New Roman"/>
-          <w:sz w:val="21"/>
-          <w:szCs w:val="21"/>
+          <w:sz w:val="20"/>
+          <w:szCs w:val="20"/>
           <w:lang w:eastAsia="zh-CN"/>
         </w:rPr>
         <w:t xml:space="preserve"> 为其在行为 </w:t>
@@ -3377,8 +3432,8 @@
         <w:rPr>
           <w:rFonts w:hint="eastAsia" w:ascii="Times New Roman" w:hAnsi="Times New Roman" w:eastAsia="宋体" w:cs="Times New Roman"/>
           <w:i/>
-          <w:sz w:val="21"/>
-          <w:szCs w:val="21"/>
+          <w:sz w:val="20"/>
+          <w:szCs w:val="20"/>
           <w:lang w:eastAsia="zh-CN"/>
         </w:rPr>
         <w:t xml:space="preserve">i</w:t>
@@ -3386,8 +3441,8 @@
       <w:r>
         <w:rPr>
           <w:rFonts w:hint="eastAsia" w:ascii="Times New Roman" w:hAnsi="Times New Roman" w:eastAsia="宋体" w:cs="Times New Roman"/>
-          <w:sz w:val="21"/>
-          <w:szCs w:val="21"/>
+          <w:sz w:val="20"/>
+          <w:szCs w:val="20"/>
           <w:lang w:eastAsia="zh-CN"/>
         </w:rPr>
         <w:t xml:space="preserve"> 上的原始积分; </w:t>
@@ -3396,8 +3451,8 @@
         <w:rPr>
           <w:rFonts w:hint="eastAsia" w:ascii="Times New Roman" w:hAnsi="Times New Roman" w:eastAsia="宋体" w:cs="Times New Roman"/>
           <w:i/>
-          <w:sz w:val="21"/>
-          <w:szCs w:val="21"/>
+          <w:sz w:val="20"/>
+          <w:szCs w:val="20"/>
           <w:lang w:eastAsia="zh-CN"/>
         </w:rPr>
         <w:t xml:space="preserve">m</w:t>
@@ -3405,8 +3460,8 @@
       <w:r>
         <w:rPr>
           <w:rFonts w:hint="eastAsia" w:ascii="Times New Roman" w:hAnsi="Times New Roman" w:eastAsia="宋体" w:cs="Times New Roman"/>
-          <w:sz w:val="21"/>
-          <w:szCs w:val="21"/>
+          <w:sz w:val="20"/>
+          <w:szCs w:val="20"/>
           <w:lang w:eastAsia="zh-CN"/>
         </w:rPr>
         <w:t xml:space="preserve"> 为标签 </w:t>
@@ -3415,8 +3470,8 @@
         <w:rPr>
           <w:rFonts w:hint="eastAsia" w:ascii="Times New Roman" w:hAnsi="Times New Roman" w:eastAsia="宋体" w:cs="Times New Roman"/>
           <w:i/>
-          <w:sz w:val="21"/>
-          <w:szCs w:val="21"/>
+          <w:sz w:val="20"/>
+          <w:szCs w:val="20"/>
           <w:lang w:eastAsia="zh-CN"/>
         </w:rPr>
         <w:t xml:space="preserve">t</w:t>
@@ -3424,8 +3479,8 @@
       <w:r>
         <w:rPr>
           <w:rFonts w:hint="eastAsia" w:ascii="Times New Roman" w:hAnsi="Times New Roman" w:eastAsia="宋体" w:cs="Times New Roman"/>
-          <w:sz w:val="21"/>
-          <w:szCs w:val="21"/>
+          <w:sz w:val="20"/>
+          <w:szCs w:val="20"/>
           <w:lang w:eastAsia="zh-CN"/>
         </w:rPr>
         <w:t xml:space="preserve"> 下的行为总数; </w:t>
@@ -3434,8 +3489,8 @@
         <w:rPr>
           <w:rFonts w:hint="eastAsia" w:ascii="Times New Roman" w:hAnsi="Times New Roman" w:eastAsia="宋体" w:cs="Times New Roman"/>
           <w:i/>
-          <w:sz w:val="21"/>
-          <w:szCs w:val="21"/>
+          <w:sz w:val="20"/>
+          <w:szCs w:val="20"/>
           <w:lang w:eastAsia="zh-CN"/>
         </w:rPr>
         <w:t xml:space="preserve">S</w:t>
@@ -3443,8 +3498,8 @@
       <w:r>
         <w:rPr>
           <w:rFonts w:hint="eastAsia" w:ascii="Times New Roman" w:hAnsi="Times New Roman" w:eastAsia="宋体" w:cs="Times New Roman"/>
-          <w:sz w:val="21"/>
-          <w:szCs w:val="21"/>
+          <w:sz w:val="20"/>
+          <w:szCs w:val="20"/>
           <w:vertAlign w:val="subscript"/>
           <w:lang w:eastAsia="zh-CN"/>
         </w:rPr>
@@ -3453,8 +3508,8 @@
       <w:r>
         <w:rPr>
           <w:rFonts w:hint="eastAsia" w:ascii="Times New Roman" w:hAnsi="Times New Roman" w:eastAsia="宋体" w:cs="Times New Roman"/>
-          <w:sz w:val="21"/>
-          <w:szCs w:val="21"/>
+          <w:sz w:val="20"/>
+          <w:szCs w:val="20"/>
           <w:lang w:eastAsia="zh-CN"/>
         </w:rPr>
         <w:t xml:space="preserve"> 为本周期全中心在标签 </w:t>
@@ -3463,8 +3518,8 @@
         <w:rPr>
           <w:rFonts w:hint="eastAsia" w:ascii="Times New Roman" w:hAnsi="Times New Roman" w:eastAsia="宋体" w:cs="Times New Roman"/>
           <w:i/>
-          <w:sz w:val="21"/>
-          <w:szCs w:val="21"/>
+          <w:sz w:val="20"/>
+          <w:szCs w:val="20"/>
           <w:lang w:eastAsia="zh-CN"/>
         </w:rPr>
         <w:t xml:space="preserve">t</w:t>
@@ -3472,8 +3527,8 @@
       <w:r>
         <w:rPr>
           <w:rFonts w:hint="eastAsia" w:ascii="Times New Roman" w:hAnsi="Times New Roman" w:eastAsia="宋体" w:cs="Times New Roman"/>
-          <w:sz w:val="21"/>
-          <w:szCs w:val="21"/>
+          <w:sz w:val="20"/>
+          <w:szCs w:val="20"/>
           <w:lang w:eastAsia="zh-CN"/>
         </w:rPr>
         <w:t xml:space="preserve"> 下的最高行为积分, 用于将行为项归一化至 [0, 1]; </w:t>
@@ -3482,8 +3537,8 @@
         <w:rPr>
           <w:rFonts w:hint="eastAsia" w:ascii="Times New Roman" w:hAnsi="Times New Roman" w:eastAsia="宋体" w:cs="Times New Roman"/>
           <w:i/>
-          <w:sz w:val="21"/>
-          <w:szCs w:val="21"/>
+          <w:sz w:val="20"/>
+          <w:szCs w:val="20"/>
           <w:lang w:eastAsia="zh-CN"/>
         </w:rPr>
         <w:t xml:space="preserve">w</w:t>
@@ -3491,8 +3546,8 @@
       <w:r>
         <w:rPr>
           <w:rFonts w:hint="eastAsia" w:ascii="Times New Roman" w:hAnsi="Times New Roman" w:eastAsia="宋体" w:cs="Times New Roman"/>
-          <w:sz w:val="21"/>
-          <w:szCs w:val="21"/>
+          <w:sz w:val="20"/>
+          <w:szCs w:val="20"/>
           <w:vertAlign w:val="subscript"/>
           <w:lang w:eastAsia="zh-CN"/>
         </w:rPr>
@@ -3501,8 +3556,8 @@
       <w:r>
         <w:rPr>
           <w:rFonts w:hint="eastAsia" w:ascii="Times New Roman" w:hAnsi="Times New Roman" w:eastAsia="宋体" w:cs="Times New Roman"/>
-          <w:sz w:val="21"/>
-          <w:szCs w:val="21"/>
+          <w:sz w:val="20"/>
+          <w:szCs w:val="20"/>
           <w:lang w:eastAsia="zh-CN"/>
         </w:rPr>
         <w:t xml:space="preserve"> 为行为 </w:t>
@@ -3511,8 +3566,8 @@
         <w:rPr>
           <w:rFonts w:hint="eastAsia" w:ascii="Times New Roman" w:hAnsi="Times New Roman" w:eastAsia="宋体" w:cs="Times New Roman"/>
           <w:i/>
-          <w:sz w:val="21"/>
-          <w:szCs w:val="21"/>
+          <w:sz w:val="20"/>
+          <w:szCs w:val="20"/>
           <w:lang w:eastAsia="zh-CN"/>
         </w:rPr>
         <w:t xml:space="preserve">i</w:t>
@@ -3520,8 +3575,8 @@
       <w:r>
         <w:rPr>
           <w:rFonts w:hint="eastAsia" w:ascii="Times New Roman" w:hAnsi="Times New Roman" w:eastAsia="宋体" w:cs="Times New Roman"/>
-          <w:sz w:val="21"/>
-          <w:szCs w:val="21"/>
+          <w:sz w:val="20"/>
+          <w:szCs w:val="20"/>
           <w:lang w:eastAsia="zh-CN"/>
         </w:rPr>
         <w:t xml:space="preserve"> 的贡献系数, 满足 Σ</w:t>
@@ -3530,8 +3585,8 @@
         <w:rPr>
           <w:rFonts w:hint="eastAsia" w:ascii="Times New Roman" w:hAnsi="Times New Roman" w:eastAsia="宋体" w:cs="Times New Roman"/>
           <w:i/>
-          <w:sz w:val="21"/>
-          <w:szCs w:val="21"/>
+          <w:sz w:val="20"/>
+          <w:szCs w:val="20"/>
           <w:lang w:eastAsia="zh-CN"/>
         </w:rPr>
         <w:t xml:space="preserve">w</w:t>
@@ -3539,8 +3594,8 @@
       <w:r>
         <w:rPr>
           <w:rFonts w:hint="eastAsia" w:ascii="Times New Roman" w:hAnsi="Times New Roman" w:eastAsia="宋体" w:cs="Times New Roman"/>
-          <w:sz w:val="21"/>
-          <w:szCs w:val="21"/>
+          <w:sz w:val="20"/>
+          <w:szCs w:val="20"/>
           <w:vertAlign w:val="subscript"/>
           <w:lang w:eastAsia="zh-CN"/>
         </w:rPr>
@@ -3549,8 +3604,8 @@
       <w:r>
         <w:rPr>
           <w:rFonts w:hint="eastAsia" w:ascii="Times New Roman" w:hAnsi="Times New Roman" w:eastAsia="宋体" w:cs="Times New Roman"/>
-          <w:sz w:val="21"/>
-          <w:szCs w:val="21"/>
+          <w:sz w:val="20"/>
+          <w:szCs w:val="20"/>
           <w:lang w:eastAsia="zh-CN"/>
         </w:rPr>
         <w:t xml:space="preserve"> = 1; </w:t>
@@ -3559,8 +3614,8 @@
         <w:rPr>
           <w:rFonts w:hint="eastAsia" w:ascii="Times New Roman" w:hAnsi="Times New Roman" w:eastAsia="宋体" w:cs="Times New Roman"/>
           <w:i/>
-          <w:sz w:val="21"/>
-          <w:szCs w:val="21"/>
+          <w:sz w:val="20"/>
+          <w:szCs w:val="20"/>
           <w:lang w:eastAsia="zh-CN"/>
         </w:rPr>
         <w:t xml:space="preserve">τ</w:t>
@@ -3568,8 +3623,8 @@
       <w:r>
         <w:rPr>
           <w:rFonts w:hint="eastAsia" w:ascii="Times New Roman" w:hAnsi="Times New Roman" w:eastAsia="宋体" w:cs="Times New Roman"/>
-          <w:sz w:val="21"/>
-          <w:szCs w:val="21"/>
+          <w:sz w:val="20"/>
+          <w:szCs w:val="20"/>
           <w:vertAlign w:val="subscript"/>
           <w:lang w:eastAsia="zh-CN"/>
         </w:rPr>
@@ -3578,8 +3633,8 @@
       <w:r>
         <w:rPr>
           <w:rFonts w:hint="eastAsia" w:ascii="Times New Roman" w:hAnsi="Times New Roman" w:eastAsia="宋体" w:cs="Times New Roman"/>
-          <w:sz w:val="21"/>
-          <w:szCs w:val="21"/>
+          <w:sz w:val="20"/>
+          <w:szCs w:val="20"/>
           <w:lang w:eastAsia="zh-CN"/>
         </w:rPr>
         <w:t xml:space="preserve"> 为本周期期末时刻, </w:t>
@@ -3588,8 +3643,8 @@
         <w:rPr>
           <w:rFonts w:hint="eastAsia" w:ascii="Times New Roman" w:hAnsi="Times New Roman" w:eastAsia="宋体" w:cs="Times New Roman"/>
           <w:i/>
-          <w:sz w:val="21"/>
-          <w:szCs w:val="21"/>
+          <w:sz w:val="20"/>
+          <w:szCs w:val="20"/>
           <w:lang w:eastAsia="zh-CN"/>
         </w:rPr>
         <w:t xml:space="preserve">τ</w:t>
@@ -3597,8 +3652,8 @@
       <w:r>
         <w:rPr>
           <w:rFonts w:hint="eastAsia" w:ascii="Times New Roman" w:hAnsi="Times New Roman" w:eastAsia="宋体" w:cs="Times New Roman"/>
-          <w:sz w:val="21"/>
-          <w:szCs w:val="21"/>
+          <w:sz w:val="20"/>
+          <w:szCs w:val="20"/>
           <w:vertAlign w:val="subscript"/>
           <w:lang w:eastAsia="zh-CN"/>
         </w:rPr>
@@ -3607,8 +3662,8 @@
       <w:r>
         <w:rPr>
           <w:rFonts w:hint="eastAsia" w:ascii="Times New Roman" w:hAnsi="Times New Roman" w:eastAsia="宋体" w:cs="Times New Roman"/>
-          <w:sz w:val="21"/>
-          <w:szCs w:val="21"/>
+          <w:sz w:val="20"/>
+          <w:szCs w:val="20"/>
           <w:lang w:eastAsia="zh-CN"/>
         </w:rPr>
         <w:t xml:space="preserve"> 为成果完成时间. 需要指出的是, 式(4) 的衰减因子只处理周期内部的时效差异, 跨周期的时效由式(5) 的指数加权承担, 两级衰减各司其职, 不重复计算同一段时间.</w:t>
@@ -3616,8 +3671,8 @@
     </w:p>
     <w:p>
       <w:pPr>
-        <w:spacing w:after="0" w:line="300" w:lineRule="exact"/>
-        <w:ind w:firstLine="420" w:firstLineChars="200"/>
+        <w:spacing w:after="0" w:line="320" w:lineRule="exact"/>
+        <w:ind w:firstLineChars="200" w:firstLine="420"/>
         <w:jc w:val="both"/>
         <w:rPr>
           <w:rFonts w:hint="eastAsia"/>
@@ -3627,8 +3682,8 @@
       <w:r>
         <w:rPr>
           <w:rFonts w:hint="eastAsia" w:ascii="Times New Roman" w:hAnsi="Times New Roman" w:eastAsia="宋体" w:cs="Times New Roman"/>
-          <w:sz w:val="21"/>
-          <w:szCs w:val="21"/>
+          <w:sz w:val="20"/>
+          <w:szCs w:val="20"/>
           <w:lang w:eastAsia="zh-CN"/>
         </w:rPr>
         <w:t xml:space="preserve">式(5)中 </w:t>
@@ -3637,8 +3692,8 @@
         <w:rPr>
           <w:rFonts w:hint="eastAsia" w:ascii="Times New Roman" w:hAnsi="Times New Roman" w:eastAsia="宋体" w:cs="Times New Roman"/>
           <w:i/>
-          <w:sz w:val="21"/>
-          <w:szCs w:val="21"/>
+          <w:sz w:val="20"/>
+          <w:szCs w:val="20"/>
           <w:lang w:eastAsia="zh-CN"/>
         </w:rPr>
         <w:t xml:space="preserve">α</w:t>
@@ -3646,8 +3701,8 @@
       <w:r>
         <w:rPr>
           <w:rFonts w:hint="eastAsia" w:ascii="Times New Roman" w:hAnsi="Times New Roman" w:eastAsia="宋体" w:cs="Times New Roman"/>
-          <w:sz w:val="21"/>
-          <w:szCs w:val="21"/>
+          <w:sz w:val="20"/>
+          <w:szCs w:val="20"/>
           <w:lang w:eastAsia="zh-CN"/>
         </w:rPr>
         <w:t xml:space="preserve"> 取 0.7, 即最新周期贡献占 70%、历史累积占 30%, 各期权重按 </w:t>
@@ -3656,8 +3711,8 @@
         <w:rPr>
           <w:rFonts w:hint="eastAsia" w:ascii="Times New Roman" w:hAnsi="Times New Roman" w:eastAsia="宋体" w:cs="Times New Roman"/>
           <w:i/>
-          <w:sz w:val="21"/>
-          <w:szCs w:val="21"/>
+          <w:sz w:val="20"/>
+          <w:szCs w:val="20"/>
           <w:lang w:eastAsia="zh-CN"/>
         </w:rPr>
         <w:t xml:space="preserve">α</w:t>
@@ -3665,8 +3720,8 @@
       <w:r>
         <w:rPr>
           <w:rFonts w:hint="eastAsia" w:ascii="Times New Roman" w:hAnsi="Times New Roman" w:eastAsia="宋体" w:cs="Times New Roman"/>
-          <w:sz w:val="21"/>
-          <w:szCs w:val="21"/>
+          <w:sz w:val="20"/>
+          <w:szCs w:val="20"/>
           <w:lang w:eastAsia="zh-CN"/>
         </w:rPr>
         <w:t xml:space="preserve">(1 − </w:t>
@@ -3675,8 +3730,8 @@
         <w:rPr>
           <w:rFonts w:hint="eastAsia" w:ascii="Times New Roman" w:hAnsi="Times New Roman" w:eastAsia="宋体" w:cs="Times New Roman"/>
           <w:i/>
-          <w:sz w:val="21"/>
-          <w:szCs w:val="21"/>
+          <w:sz w:val="20"/>
+          <w:szCs w:val="20"/>
           <w:lang w:eastAsia="zh-CN"/>
         </w:rPr>
         <w:t xml:space="preserve">α</w:t>
@@ -3684,8 +3739,8 @@
       <w:r>
         <w:rPr>
           <w:rFonts w:hint="eastAsia" w:ascii="Times New Roman" w:hAnsi="Times New Roman" w:eastAsia="宋体" w:cs="Times New Roman"/>
-          <w:sz w:val="21"/>
-          <w:szCs w:val="21"/>
+          <w:sz w:val="20"/>
+          <w:szCs w:val="20"/>
           <w:lang w:eastAsia="zh-CN"/>
         </w:rPr>
         <w:t xml:space="preserve">)</w:t>
@@ -3693,8 +3748,8 @@
       <w:r>
         <w:rPr>
           <w:rFonts w:hint="eastAsia" w:ascii="Times New Roman" w:hAnsi="Times New Roman" w:eastAsia="宋体" w:cs="Times New Roman"/>
-          <w:sz w:val="21"/>
-          <w:szCs w:val="21"/>
+          <w:sz w:val="20"/>
+          <w:szCs w:val="20"/>
           <w:vertAlign w:val="superscript"/>
           <w:lang w:eastAsia="zh-CN"/>
         </w:rPr>
@@ -3703,8 +3758,8 @@
       <w:r>
         <w:rPr>
           <w:rFonts w:hint="eastAsia" w:ascii="Times New Roman" w:hAnsi="Times New Roman" w:eastAsia="宋体" w:cs="Times New Roman"/>
-          <w:sz w:val="21"/>
-          <w:szCs w:val="21"/>
+          <w:sz w:val="20"/>
+          <w:szCs w:val="20"/>
           <w:lang w:eastAsia="zh-CN"/>
         </w:rPr>
         <w:t xml:space="preserve"> 衰减, 最近 3 个年度周期累计贡献约 97.3%, 与事业单位近三年考核口径相吻合, 兼顾近期活跃度与资深人员的积累; 时间衰减系数取 </w:t>
@@ -3713,8 +3768,8 @@
         <w:rPr>
           <w:rFonts w:hint="eastAsia" w:ascii="Times New Roman" w:hAnsi="Times New Roman" w:eastAsia="宋体" w:cs="Times New Roman"/>
           <w:i/>
-          <w:sz w:val="21"/>
-          <w:szCs w:val="21"/>
+          <w:sz w:val="20"/>
+          <w:szCs w:val="20"/>
           <w:lang w:eastAsia="zh-CN"/>
         </w:rPr>
         <w:t xml:space="preserve">λ</w:t>
@@ -3722,8 +3777,8 @@
       <w:r>
         <w:rPr>
           <w:rFonts w:hint="eastAsia" w:ascii="Times New Roman" w:hAnsi="Times New Roman" w:eastAsia="宋体" w:cs="Times New Roman"/>
-          <w:sz w:val="21"/>
-          <w:szCs w:val="21"/>
+          <w:sz w:val="20"/>
+          <w:szCs w:val="20"/>
           <w:lang w:eastAsia="zh-CN"/>
         </w:rPr>
         <w:t xml:space="preserve"> = 0.14, 对应半衰期 ln2</w:t>
@@ -3732,8 +3787,8 @@
         <w:rPr>
           <w:rFonts w:hint="eastAsia" w:ascii="Times New Roman" w:hAnsi="Times New Roman" w:eastAsia="宋体" w:cs="Times New Roman"/>
           <w:i/>
-          <w:sz w:val="21"/>
-          <w:szCs w:val="21"/>
+          <w:sz w:val="20"/>
+          <w:szCs w:val="20"/>
           <w:lang w:eastAsia="zh-CN"/>
         </w:rPr>
         <w:t xml:space="preserve">/λ</w:t>
@@ -3741,8 +3796,8 @@
       <w:r>
         <w:rPr>
           <w:rFonts w:hint="eastAsia" w:ascii="Times New Roman" w:hAnsi="Times New Roman" w:eastAsia="宋体" w:cs="Times New Roman"/>
-          <w:sz w:val="21"/>
-          <w:szCs w:val="21"/>
+          <w:sz w:val="20"/>
+          <w:szCs w:val="20"/>
           <w:lang w:eastAsia="zh-CN"/>
         </w:rPr>
         <w:t xml:space="preserve"> ≈ 4.95 年、年衰减约 13.1%, 与事业单位 5 年聘期基本一致(5 年前贡献衰减至约 50%, </w:t>
@@ -3751,8 +3806,8 @@
         <w:rPr>
           <w:rFonts w:hint="eastAsia" w:ascii="Times New Roman" w:hAnsi="Times New Roman" w:eastAsia="宋体" w:cs="Times New Roman"/>
           <w:i/>
-          <w:sz w:val="21"/>
-          <w:szCs w:val="21"/>
+          <w:sz w:val="20"/>
+          <w:szCs w:val="20"/>
           <w:lang w:eastAsia="zh-CN"/>
         </w:rPr>
         <w:t xml:space="preserve">e</w:t>
@@ -3760,8 +3815,8 @@
       <w:r>
         <w:rPr>
           <w:rFonts w:hint="eastAsia" w:ascii="Times New Roman" w:hAnsi="Times New Roman" w:eastAsia="宋体" w:cs="Times New Roman"/>
-          <w:sz w:val="21"/>
-          <w:szCs w:val="21"/>
+          <w:sz w:val="20"/>
+          <w:szCs w:val="20"/>
           <w:vertAlign w:val="superscript"/>
           <w:lang w:eastAsia="zh-CN"/>
         </w:rPr>
@@ -3770,8 +3825,8 @@
       <w:r>
         <w:rPr>
           <w:rFonts w:hint="eastAsia" w:ascii="Times New Roman" w:hAnsi="Times New Roman" w:eastAsia="宋体" w:cs="Times New Roman"/>
-          <w:sz w:val="21"/>
-          <w:szCs w:val="21"/>
+          <w:sz w:val="20"/>
+          <w:szCs w:val="20"/>
           <w:lang w:eastAsia="zh-CN"/>
         </w:rPr>
         <w:t xml:space="preserve"> ≈ 49.7%), 既避免成果永久有效导致评价僵化, 也防止衰减过快挫伤长期积累型科研人员的积极性.</w:t>
@@ -3779,8 +3834,8 @@
     </w:p>
     <w:p>
       <w:pPr>
-        <w:spacing w:after="0" w:line="300" w:lineRule="exact"/>
-        <w:ind w:firstLine="420" w:firstLineChars="200"/>
+        <w:spacing w:after="0" w:line="320" w:lineRule="exact"/>
+        <w:ind w:firstLineChars="200" w:firstLine="420"/>
         <w:jc w:val="both"/>
         <w:rPr>
           <w:rFonts w:hint="eastAsia"/>
@@ -3790,8 +3845,8 @@
       <w:r>
         <w:rPr>
           <w:rFonts w:hint="eastAsia" w:ascii="Times New Roman" w:hAnsi="Times New Roman" w:eastAsia="宋体" w:cs="Times New Roman"/>
-          <w:sz w:val="21"/>
-          <w:szCs w:val="21"/>
+          <w:sz w:val="20"/>
+          <w:szCs w:val="20"/>
           <w:lang w:eastAsia="zh-CN"/>
         </w:rPr>
         <w:t>标签权重在积分流水生成后 1 s 内由 Spring Event 触发准实时微调, 并于每日 2:00 将当日积分流水并入, 对活跃用户近 3 年的标签权重做增量重算.</w:t>
@@ -3801,7 +3856,9 @@
       <w:pPr>
         <w:keepNext w:val="1"/>
         <w:keepLines w:val="1"/>
-        <w:spacing w:before="93" w:beforeLines="30" w:after="62" w:afterLines="20" w:line="360" w:lineRule="auto"/>
+        <w:spacing w:before="93" w:beforeLines="30" w:after="62" w:afterLines="20" w:line="320" w:lineRule="exact"/>
+        <w:ind w:firstLineChars="0" w:firstLine="0"/>
+        <w:jc w:val="left"/>
         <w:outlineLvl w:val="1"/>
         <w:rPr>
           <w:rFonts w:hint="eastAsia"/>
@@ -3812,8 +3869,8 @@
         <w:rPr>
           <w:rFonts w:hint="eastAsia" w:ascii="Times New Roman" w:hAnsi="Times New Roman" w:eastAsia="黑体" w:cs="Times New Roman"/>
           <w:b w:val="1"/>
-          <w:sz w:val="21"/>
-          <w:szCs w:val="21"/>
+          <w:sz w:val="20"/>
+          <w:szCs w:val="20"/>
           <w:lang w:eastAsia="zh-CN"/>
         </w:rPr>
         <w:t>3.4  多维能力得分与画像渲染</w:t>
@@ -3821,8 +3878,8 @@
     </w:p>
     <w:p>
       <w:pPr>
-        <w:spacing w:after="0" w:line="300" w:lineRule="exact"/>
-        <w:ind w:firstLine="420" w:firstLineChars="200"/>
+        <w:spacing w:after="0" w:line="320" w:lineRule="exact"/>
+        <w:ind w:firstLineChars="200" w:firstLine="420"/>
         <w:jc w:val="both"/>
         <w:rPr>
           <w:rFonts w:hint="eastAsia"/>
@@ -3832,8 +3889,8 @@
       <w:r>
         <w:rPr>
           <w:rFonts w:hint="eastAsia" w:ascii="Times New Roman" w:hAnsi="Times New Roman" w:eastAsia="宋体" w:cs="Times New Roman"/>
-          <w:sz w:val="21"/>
-          <w:szCs w:val="21"/>
+          <w:sz w:val="20"/>
+          <w:szCs w:val="20"/>
           <w:lang w:eastAsia="zh-CN"/>
         </w:rPr>
         <w:t xml:space="preserve">定义标签—能力维度映射矩阵 M ∈ RT×D, T 为标签总数, D 为能力维度数(本系统取 D = 16, 各维度名称如图2所示). 元素 mt,d ∈ [0, 1] 表示标签 t 对维度 d 的贡献度, 满足 Σdmt,d = 1, 由 3 名科研管理专家按德尔菲法两轮打分确定, 打分流程沿用省级疾控信息化评价指标的构建方式[3]. 各维度原始得分为当前周期标签权重(式(5)中的 W(k)t,u)的加权和(式(6)); 由于式(4)已在行为积分层面完成时间衰减修正, 式(6)无需再次引入衰减因子.</w:t>
@@ -3847,7 +3904,7 @@
           <w:tab w:val="center" w:pos="4153"/>
           <w:tab w:val="right" w:pos="8306"/>
         </w:tabs>
-        <w:spacing w:before="46" w:beforeLines="15" w:after="46" w:afterLines="15"/>
+        <w:spacing w:before="46" w:beforeLines="15" w:after="46" w:afterLines="15" w:line="276" w:lineRule="auto"/>
         <w:rPr>
           <w:rFonts w:hint="eastAsia"/>
         </w:rPr>
@@ -4032,8 +4089,8 @@
     </w:p>
     <w:p>
       <w:pPr>
-        <w:spacing w:after="0" w:line="300" w:lineRule="exact"/>
-        <w:ind w:firstLine="420" w:firstLineChars="200"/>
+        <w:spacing w:after="0" w:line="320" w:lineRule="exact"/>
+        <w:ind w:firstLineChars="200" w:firstLine="420"/>
         <w:jc w:val="both"/>
         <w:rPr>
           <w:rFonts w:hint="eastAsia"/>
@@ -4043,8 +4100,8 @@
       <w:r>
         <w:rPr>
           <w:rFonts w:hint="eastAsia" w:ascii="Times New Roman" w:hAnsi="Times New Roman" w:eastAsia="宋体" w:cs="Times New Roman"/>
-          <w:sz w:val="21"/>
-          <w:szCs w:val="21"/>
+          <w:sz w:val="20"/>
+          <w:szCs w:val="20"/>
           <w:lang w:eastAsia="zh-CN"/>
         </w:rPr>
         <w:t>为消除量纲差异, 对原始得分作归一化处理(式(7)).</w:t>
@@ -4058,7 +4115,7 @@
           <w:tab w:val="center" w:pos="4153"/>
           <w:tab w:val="right" w:pos="8306"/>
         </w:tabs>
-        <w:spacing w:before="46" w:beforeLines="15" w:after="46" w:afterLines="15"/>
+        <w:spacing w:before="46" w:beforeLines="15" w:after="46" w:afterLines="15" w:line="276" w:lineRule="auto"/>
         <w:rPr>
           <w:rFonts w:hint="eastAsia"/>
         </w:rPr>
@@ -4300,8 +4357,8 @@
     </w:p>
     <w:p>
       <w:pPr>
-        <w:spacing w:after="0" w:line="300" w:lineRule="exact"/>
-        <w:ind w:firstLine="420" w:firstLineChars="200"/>
+        <w:spacing w:after="0" w:line="320" w:lineRule="exact"/>
+        <w:ind w:firstLineChars="200" w:firstLine="420"/>
         <w:jc w:val="both"/>
         <w:rPr>
           <w:rFonts w:hint="eastAsia"/>
@@ -4311,8 +4368,8 @@
       <w:r>
         <w:rPr>
           <w:rFonts w:hint="eastAsia" w:ascii="Times New Roman" w:hAnsi="Times New Roman" w:eastAsia="宋体" w:cs="Times New Roman"/>
-          <w:sz w:val="21"/>
-          <w:szCs w:val="21"/>
+          <w:sz w:val="20"/>
+          <w:szCs w:val="20"/>
           <w:lang w:eastAsia="zh-CN"/>
         </w:rPr>
         <w:t xml:space="preserve">式中: </w:t>
@@ -4322,8 +4379,8 @@
           <w:rFonts w:ascii="Times New Roman" w:hAnsi="Times New Roman" w:eastAsia="宋体" w:cs="Times New Roman"/>
           <w:i w:val="1"/>
           <w:iCs w:val="1"/>
-          <w:sz w:val="21"/>
-          <w:szCs w:val="21"/>
+          <w:sz w:val="20"/>
+          <w:szCs w:val="20"/>
           <w:lang w:eastAsia="zh-CN"/>
         </w:rPr>
         <w:t>C</w:t>
@@ -4331,8 +4388,8 @@
       <w:r>
         <w:rPr>
           <w:rFonts w:ascii="Times New Roman" w:hAnsi="Times New Roman" w:eastAsia="宋体" w:cs="Times New Roman"/>
-          <w:sz w:val="21"/>
-          <w:szCs w:val="21"/>
+          <w:sz w:val="20"/>
+          <w:szCs w:val="20"/>
           <w:vertAlign w:val="subscript"/>
           <w:lang w:eastAsia="zh-CN"/>
         </w:rPr>
@@ -4341,8 +4398,8 @@
       <w:r>
         <w:rPr>
           <w:rFonts w:hint="eastAsia" w:ascii="Times New Roman" w:hAnsi="Times New Roman" w:eastAsia="宋体" w:cs="Times New Roman"/>
-          <w:sz w:val="21"/>
-          <w:szCs w:val="21"/>
+          <w:sz w:val="20"/>
+          <w:szCs w:val="20"/>
           <w:lang w:eastAsia="zh-CN"/>
         </w:rPr>
         <w:t xml:space="preserve"> 与 </w:t>
@@ -4352,8 +4409,8 @@
           <w:rFonts w:ascii="Times New Roman" w:hAnsi="Times New Roman" w:eastAsia="宋体" w:cs="Times New Roman"/>
           <w:i w:val="1"/>
           <w:iCs w:val="1"/>
-          <w:sz w:val="21"/>
-          <w:szCs w:val="21"/>
+          <w:sz w:val="20"/>
+          <w:szCs w:val="20"/>
           <w:lang w:eastAsia="zh-CN"/>
         </w:rPr>
         <w:t>C</w:t>
@@ -4361,8 +4418,8 @@
       <w:r>
         <w:rPr>
           <w:rFonts w:ascii="Times New Roman" w:hAnsi="Times New Roman" w:eastAsia="宋体" w:cs="Times New Roman"/>
-          <w:sz w:val="21"/>
-          <w:szCs w:val="21"/>
+          <w:sz w:val="20"/>
+          <w:szCs w:val="20"/>
           <w:vertAlign w:val="subscript"/>
           <w:lang w:eastAsia="zh-CN"/>
         </w:rPr>
@@ -4371,8 +4428,8 @@
       <w:r>
         <w:rPr>
           <w:rFonts w:hint="eastAsia" w:ascii="Times New Roman" w:hAnsi="Times New Roman" w:eastAsia="宋体" w:cs="Times New Roman"/>
-          <w:sz w:val="21"/>
-          <w:szCs w:val="21"/>
+          <w:sz w:val="20"/>
+          <w:szCs w:val="20"/>
           <w:lang w:eastAsia="zh-CN"/>
         </w:rPr>
         <w:t xml:space="preserve"> 分别为全中心用户在维度 </w:t>
@@ -4382,8 +4439,8 @@
           <w:rFonts w:ascii="Times New Roman" w:hAnsi="Times New Roman" w:eastAsia="宋体" w:cs="Times New Roman"/>
           <w:i w:val="1"/>
           <w:iCs w:val="1"/>
-          <w:sz w:val="21"/>
-          <w:szCs w:val="21"/>
+          <w:sz w:val="20"/>
+          <w:szCs w:val="20"/>
           <w:lang w:eastAsia="zh-CN"/>
         </w:rPr>
         <w:t>d</w:t>
@@ -4391,8 +4448,8 @@
       <w:r>
         <w:rPr>
           <w:rFonts w:hint="eastAsia" w:ascii="Times New Roman" w:hAnsi="Times New Roman" w:eastAsia="宋体" w:cs="Times New Roman"/>
-          <w:sz w:val="21"/>
-          <w:szCs w:val="21"/>
+          <w:sz w:val="20"/>
+          <w:szCs w:val="20"/>
           <w:lang w:eastAsia="zh-CN"/>
         </w:rPr>
         <w:t xml:space="preserve"> 上的最低与最高原始得分. 映射至 [20, 100] 而非 [0, 100], 可避免最低分用户恒为 0、雷达图退化为尖刺; 当 </w:t>
@@ -4402,8 +4459,8 @@
           <w:rFonts w:ascii="Times New Roman" w:hAnsi="Times New Roman" w:eastAsia="宋体" w:cs="Times New Roman"/>
           <w:i w:val="1"/>
           <w:iCs w:val="1"/>
-          <w:sz w:val="21"/>
-          <w:szCs w:val="21"/>
+          <w:sz w:val="20"/>
+          <w:szCs w:val="20"/>
           <w:lang w:eastAsia="zh-CN"/>
         </w:rPr>
         <w:t>C</w:t>
@@ -4411,8 +4468,8 @@
       <w:r>
         <w:rPr>
           <w:rFonts w:ascii="Times New Roman" w:hAnsi="Times New Roman" w:eastAsia="宋体" w:cs="Times New Roman"/>
-          <w:sz w:val="21"/>
-          <w:szCs w:val="21"/>
+          <w:sz w:val="20"/>
+          <w:szCs w:val="20"/>
           <w:vertAlign w:val="subscript"/>
           <w:lang w:eastAsia="zh-CN"/>
         </w:rPr>
@@ -4421,8 +4478,8 @@
       <w:r>
         <w:rPr>
           <w:rFonts w:ascii="Times New Roman" w:hAnsi="Times New Roman" w:eastAsia="宋体" w:cs="Times New Roman"/>
-          <w:sz w:val="21"/>
-          <w:szCs w:val="21"/>
+          <w:sz w:val="20"/>
+          <w:szCs w:val="20"/>
           <w:lang w:eastAsia="zh-CN"/>
         </w:rPr>
         <w:t xml:space="preserve"> = </w:t>
@@ -4432,8 +4489,8 @@
           <w:rFonts w:ascii="Times New Roman" w:hAnsi="Times New Roman" w:eastAsia="宋体" w:cs="Times New Roman"/>
           <w:i w:val="1"/>
           <w:iCs w:val="1"/>
-          <w:sz w:val="21"/>
-          <w:szCs w:val="21"/>
+          <w:sz w:val="20"/>
+          <w:szCs w:val="20"/>
           <w:lang w:eastAsia="zh-CN"/>
         </w:rPr>
         <w:t>C</w:t>
@@ -4441,8 +4498,8 @@
       <w:r>
         <w:rPr>
           <w:rFonts w:ascii="Times New Roman" w:hAnsi="Times New Roman" w:eastAsia="宋体" w:cs="Times New Roman"/>
-          <w:sz w:val="21"/>
-          <w:szCs w:val="21"/>
+          <w:sz w:val="20"/>
+          <w:szCs w:val="20"/>
           <w:vertAlign w:val="subscript"/>
           <w:lang w:eastAsia="zh-CN"/>
         </w:rPr>
@@ -4451,8 +4508,8 @@
       <w:r>
         <w:rPr>
           <w:rFonts w:hint="eastAsia" w:ascii="Times New Roman" w:hAnsi="Times New Roman" w:eastAsia="宋体" w:cs="Times New Roman"/>
-          <w:sz w:val="21"/>
-          <w:szCs w:val="21"/>
+          <w:sz w:val="20"/>
+          <w:szCs w:val="20"/>
           <w:lang w:eastAsia="zh-CN"/>
         </w:rPr>
         <w:t xml:space="preserve"> 时取 </w:t>
@@ -4462,8 +4519,8 @@
           <w:rFonts w:ascii="Times New Roman" w:hAnsi="Times New Roman" w:eastAsia="宋体" w:cs="Times New Roman"/>
           <w:i w:val="1"/>
           <w:iCs w:val="1"/>
-          <w:sz w:val="21"/>
-          <w:szCs w:val="21"/>
+          <w:sz w:val="20"/>
+          <w:szCs w:val="20"/>
           <w:lang w:eastAsia="zh-CN"/>
         </w:rPr>
         <w:t>C</w:t>
@@ -4471,8 +4528,8 @@
       <w:r>
         <w:rPr>
           <w:rFonts w:ascii="Times New Roman" w:hAnsi="Times New Roman" w:eastAsia="宋体" w:cs="Times New Roman"/>
-          <w:sz w:val="21"/>
-          <w:szCs w:val="21"/>
+          <w:sz w:val="20"/>
+          <w:szCs w:val="20"/>
           <w:lang w:eastAsia="zh-CN"/>
         </w:rPr>
         <w:t>′</w:t>
@@ -4480,8 +4537,8 @@
       <w:r>
         <w:rPr>
           <w:rFonts w:ascii="Times New Roman" w:hAnsi="Times New Roman" w:eastAsia="宋体" w:cs="Times New Roman"/>
-          <w:sz w:val="21"/>
-          <w:szCs w:val="21"/>
+          <w:sz w:val="20"/>
+          <w:szCs w:val="20"/>
           <w:vertAlign w:val="subscript"/>
           <w:lang w:eastAsia="zh-CN"/>
         </w:rPr>
@@ -4490,8 +4547,8 @@
       <w:r>
         <w:rPr>
           <w:rFonts w:hint="eastAsia" w:ascii="Times New Roman" w:hAnsi="Times New Roman" w:eastAsia="宋体" w:cs="Times New Roman"/>
-          <w:sz w:val="21"/>
-          <w:szCs w:val="21"/>
+          <w:sz w:val="20"/>
+          <w:szCs w:val="20"/>
           <w:lang w:eastAsia="zh-CN"/>
         </w:rPr>
         <w:t xml:space="preserve"> = 60. 式(7)适用于同一周期内的横向比较, 跨年度比较以上线首年分布为固定基准; 归一化得分直接对应雷达图半径.</w:t>
@@ -4555,7 +4612,8 @@
       <w:pPr>
         <w:keepNext w:val="1"/>
         <w:keepLines w:val="1"/>
-        <w:spacing w:before="31" w:beforeLines="10" w:after="93" w:afterLines="30"/>
+        <w:spacing w:before="31" w:beforeLines="10" w:after="93" w:afterLines="30" w:line="320" w:lineRule="exact"/>
+        <w:ind w:firstLineChars="0" w:firstLine="0"/>
         <w:jc w:val="center"/>
         <w:rPr>
           <w:rFonts w:hint="eastAsia"/>
@@ -4576,7 +4634,9 @@
       <w:pPr>
         <w:keepNext w:val="1"/>
         <w:keepLines w:val="1"/>
-        <w:spacing w:before="93" w:beforeLines="30" w:after="62" w:afterLines="20" w:line="360" w:lineRule="auto"/>
+        <w:spacing w:before="93" w:beforeLines="30" w:after="62" w:afterLines="20" w:line="320" w:lineRule="exact"/>
+        <w:ind w:firstLineChars="0" w:firstLine="0"/>
+        <w:jc w:val="left"/>
         <w:outlineLvl w:val="1"/>
         <w:rPr>
           <w:rFonts w:hint="eastAsia"/>
@@ -4587,8 +4647,8 @@
         <w:rPr>
           <w:rFonts w:hint="eastAsia" w:ascii="Times New Roman" w:hAnsi="Times New Roman" w:eastAsia="黑体" w:cs="Times New Roman"/>
           <w:b w:val="1"/>
-          <w:sz w:val="21"/>
-          <w:szCs w:val="21"/>
+          <w:sz w:val="20"/>
+          <w:szCs w:val="20"/>
           <w:lang w:eastAsia="zh-CN"/>
         </w:rPr>
         <w:t>3.5  轻量级状态机工作流引擎</w:t>
@@ -4596,8 +4656,8 @@
     </w:p>
     <w:p>
       <w:pPr>
-        <w:spacing w:after="0" w:line="300" w:lineRule="exact"/>
-        <w:ind w:firstLine="420" w:firstLineChars="200"/>
+        <w:spacing w:after="0" w:line="320" w:lineRule="exact"/>
+        <w:ind w:firstLineChars="200" w:firstLine="420"/>
         <w:jc w:val="both"/>
         <w:rPr>
           <w:rFonts w:hint="eastAsia"/>
@@ -4607,8 +4667,8 @@
       <w:r>
         <w:rPr>
           <w:rFonts w:hint="eastAsia" w:ascii="Times New Roman" w:hAnsi="Times New Roman" w:eastAsia="宋体" w:cs="Times New Roman"/>
-          <w:sz w:val="21"/>
-          <w:szCs w:val="21"/>
+          <w:sz w:val="20"/>
+          <w:szCs w:val="20"/>
           <w:lang w:eastAsia="zh-CN"/>
         </w:rPr>
         <w:t xml:space="preserve">针对疾控中心审核流程相对固定但存在微调需求的特点, 本文实现了无第三方框架依赖的状态机工作流引擎. 相比基于 BPMN 2.0 的全流程引擎或依赖 Drools 等规则引擎的方案[25-26], 本引擎仅保留流程定义、实例管理与状态流转三类职责, 以状态机为核心驱动. 引擎定义草稿、待初审、初审驳回、待复核、复核驳回、待终审、终审驳回与终审通过 8 种状态及 7 种转换事件: 草稿经提交进入待初审, 初审、复核通过后依次进入待复核、待终审, 任一环节驳回则回退至对应驳回态. 各状态的处理人、处理时限与下一状态由 workflow_config 表配置; 事件触发时引擎依次校验权限、更新状态、记录日志并通知下一处理人, 终审通过时触发积分计算. 管理员修改配置即可调整审核环节, 无需重启系统.</w:t>
@@ -4618,7 +4678,9 @@
       <w:pPr>
         <w:keepNext w:val="1"/>
         <w:keepLines w:val="1"/>
-        <w:spacing w:before="93" w:beforeLines="30" w:after="62" w:afterLines="20" w:line="360" w:lineRule="auto"/>
+        <w:spacing w:before="93" w:beforeLines="30" w:after="62" w:afterLines="20" w:line="320" w:lineRule="exact"/>
+        <w:ind w:firstLineChars="0" w:firstLine="0"/>
+        <w:jc w:val="left"/>
         <w:outlineLvl w:val="1"/>
         <w:rPr>
           <w:rFonts w:hint="eastAsia"/>
@@ -4629,8 +4691,8 @@
         <w:rPr>
           <w:rFonts w:hint="eastAsia" w:ascii="Times New Roman" w:hAnsi="Times New Roman" w:eastAsia="黑体" w:cs="Times New Roman"/>
           <w:b w:val="1"/>
-          <w:sz w:val="21"/>
-          <w:szCs w:val="21"/>
+          <w:sz w:val="20"/>
+          <w:szCs w:val="20"/>
           <w:lang w:eastAsia="zh-CN"/>
         </w:rPr>
         <w:t>3.6  性能优化与安全设计</w:t>
@@ -4638,8 +4700,8 @@
     </w:p>
     <w:p>
       <w:pPr>
-        <w:spacing w:before="18" w:beforeLines="6" w:after="0" w:line="300" w:lineRule="exact"/>
-        <w:ind w:firstLine="420" w:firstLineChars="200"/>
+        <w:spacing w:before="18" w:beforeLines="6" w:after="0" w:line="320" w:lineRule="exact"/>
+        <w:ind w:firstLineChars="200" w:firstLine="420"/>
         <w:jc w:val="both"/>
         <w:rPr>
           <w:rFonts w:hint="eastAsia"/>
@@ -4649,8 +4711,8 @@
       <w:r>
         <w:rPr>
           <w:rFonts w:hint="eastAsia" w:ascii="Times New Roman" w:hAnsi="Times New Roman" w:eastAsia="宋体" w:cs="Times New Roman"/>
-          <w:sz w:val="21"/>
-          <w:szCs w:val="21"/>
+          <w:sz w:val="20"/>
+          <w:szCs w:val="20"/>
           <w:lang w:eastAsia="zh-CN"/>
         </w:rPr>
         <w:t xml:space="preserve">系统引入 Redis 缓存应对高频积分查询, 采用 Cache-Aside 模式并以空值缓存与分布式锁分别防止缓存穿透与击穿, 热点键的识别与分区沿用集群缓存中的热点合并做法[27], 实测缓存命中率在 50–500 并发下保持在 92.5% 以上(表3). 数据库层面按持久内存 B+ 树索引的优化结论[28]为核心查询路径建立联合索引, 并调整了 InnoDB 的缓冲池与刷盘参数. 安全方面整合 Spring Security 与 JWT 实现无状态认证[22,29]; 涉及的学历、职称与成果数据按《中华人民共和国个人信息保护法》实施最小必要采集与分级授权访问, 敏感字段脱敏并留存审计日志.</w:t>
@@ -4660,7 +4722,9 @@
       <w:pPr>
         <w:keepNext w:val="1"/>
         <w:keepLines w:val="1"/>
-        <w:spacing w:before="156" w:beforeLines="50" w:after="93" w:afterLines="30" w:line="360" w:lineRule="auto"/>
+        <w:spacing w:before="156" w:beforeLines="50" w:after="93" w:afterLines="30" w:line="320" w:lineRule="exact"/>
+        <w:ind w:firstLineChars="0" w:firstLine="0"/>
+        <w:jc w:val="left"/>
         <w:outlineLvl w:val="0"/>
         <w:rPr>
           <w:rFonts w:hint="eastAsia"/>
@@ -4681,8 +4745,8 @@
     </w:p>
     <w:p>
       <w:pPr>
-        <w:spacing w:after="0" w:line="300" w:lineRule="exact"/>
-        <w:ind w:firstLine="420" w:firstLineChars="200"/>
+        <w:spacing w:after="0" w:line="320" w:lineRule="exact"/>
+        <w:ind w:firstLineChars="200" w:firstLine="420"/>
         <w:jc w:val="both"/>
         <w:rPr>
           <w:rFonts w:hint="eastAsia"/>
@@ -4694,8 +4758,8 @@
       <w:r>
         <w:rPr>
           <w:rFonts w:hint="eastAsia" w:ascii="Times New Roman" w:hAnsi="Times New Roman" w:eastAsia="宋体" w:cs="Times New Roman"/>
-          <w:sz w:val="21"/>
-          <w:szCs w:val="21"/>
+          <w:sz w:val="20"/>
+          <w:szCs w:val="20"/>
           <w:lang w:eastAsia="zh-CN"/>
         </w:rPr>
         <w:t xml:space="preserve">测试环境为 4 核 CPU / 32 GB 内存、Ubuntu 24.04 LTS、OpenJDK 21、MySQL 8.0 与 Redis 7.2, 压力测试工具为 Apache JMeter. 按五大模块设计的功能测试用例覆盖正常流程、边界条件与异常输入, 缺陷修复后的回归测试结果如表2所示, 260 个用例全部通过; 并发梯度按开源 Web 项目性能测试的常见做法设置[30], 核心接口性能与缓存命中率如表3所示.</w:t>
@@ -4705,7 +4769,8 @@
       <w:pPr>
         <w:keepNext w:val="1"/>
         <w:keepLines w:val="1"/>
-        <w:spacing w:before="37" w:beforeLines="12" w:after="18" w:afterLines="6"/>
+        <w:spacing w:before="120" w:beforeLines="0" w:after="18" w:afterLines="6" w:line="320" w:lineRule="exact"/>
+        <w:ind w:firstLineChars="0" w:firstLine="0"/>
         <w:jc w:val="center"/>
         <w:rPr>
           <w:rFonts w:hint="eastAsia"/>
@@ -4777,8 +4842,9 @@
           </w:tcPr>
           <w:p>
             <w:pPr>
-              <w:spacing w:before="20" w:after="20" w:line="240" w:lineRule="auto"/>
-              <w:jc w:val="center"/>
+              <w:spacing w:before="20" w:after="20" w:line="320" w:lineRule="exact"/>
+              <w:ind w:firstLineChars="200" w:firstLine="420"/>
+              <w:jc w:val="both"/>
               <w:rPr>
                 <w:rFonts w:hint="eastAsia"/>
               </w:rPr>
@@ -4788,8 +4854,8 @@
                 <w:rFonts w:hint="eastAsia" w:ascii="Times New Roman" w:hAnsi="Times New Roman" w:eastAsia="宋体" w:cs="Times New Roman"/>
                 <w:b w:val="1"/>
                 <w:bCs w:val="1"/>
-                <w:sz w:val="18"/>
-                <w:szCs w:val="18"/>
+                <w:sz w:val="20"/>
+                <w:szCs w:val="20"/>
               </w:rPr>
               <w:t>功能模块</w:t>
             </w:r>
@@ -4808,8 +4874,9 @@
           </w:tcPr>
           <w:p>
             <w:pPr>
-              <w:spacing w:before="20" w:after="20" w:line="240" w:lineRule="auto"/>
-              <w:jc w:val="center"/>
+              <w:spacing w:before="20" w:after="20" w:line="320" w:lineRule="exact"/>
+              <w:ind w:firstLineChars="200" w:firstLine="420"/>
+              <w:jc w:val="both"/>
               <w:rPr>
                 <w:rFonts w:hint="eastAsia"/>
               </w:rPr>
@@ -4819,8 +4886,8 @@
                 <w:rFonts w:hint="eastAsia" w:ascii="Times New Roman" w:hAnsi="Times New Roman" w:eastAsia="宋体" w:cs="Times New Roman"/>
                 <w:b w:val="1"/>
                 <w:bCs w:val="1"/>
-                <w:sz w:val="18"/>
-                <w:szCs w:val="18"/>
+                <w:sz w:val="20"/>
+                <w:szCs w:val="20"/>
               </w:rPr>
               <w:t>积分管理</w:t>
             </w:r>
@@ -4839,8 +4906,9 @@
           </w:tcPr>
           <w:p>
             <w:pPr>
-              <w:spacing w:before="20" w:after="20" w:line="240" w:lineRule="auto"/>
-              <w:jc w:val="center"/>
+              <w:spacing w:before="20" w:after="20" w:line="320" w:lineRule="exact"/>
+              <w:ind w:firstLineChars="200" w:firstLine="420"/>
+              <w:jc w:val="both"/>
               <w:rPr>
                 <w:rFonts w:hint="eastAsia"/>
               </w:rPr>
@@ -4850,8 +4918,8 @@
                 <w:rFonts w:hint="eastAsia" w:ascii="Times New Roman" w:hAnsi="Times New Roman" w:eastAsia="宋体" w:cs="Times New Roman"/>
                 <w:b w:val="1"/>
                 <w:bCs w:val="1"/>
-                <w:sz w:val="18"/>
-                <w:szCs w:val="18"/>
+                <w:sz w:val="20"/>
+                <w:szCs w:val="20"/>
               </w:rPr>
               <w:t>人才画像</w:t>
             </w:r>
@@ -4870,8 +4938,9 @@
           </w:tcPr>
           <w:p>
             <w:pPr>
-              <w:spacing w:before="20" w:after="20" w:line="240" w:lineRule="auto"/>
-              <w:jc w:val="center"/>
+              <w:spacing w:before="20" w:after="20" w:line="320" w:lineRule="exact"/>
+              <w:ind w:firstLineChars="200" w:firstLine="420"/>
+              <w:jc w:val="both"/>
               <w:rPr>
                 <w:rFonts w:hint="eastAsia"/>
               </w:rPr>
@@ -4881,8 +4950,8 @@
                 <w:rFonts w:hint="eastAsia" w:ascii="Times New Roman" w:hAnsi="Times New Roman" w:eastAsia="宋体" w:cs="Times New Roman"/>
                 <w:b w:val="1"/>
                 <w:bCs w:val="1"/>
-                <w:sz w:val="18"/>
-                <w:szCs w:val="18"/>
+                <w:sz w:val="20"/>
+                <w:szCs w:val="20"/>
               </w:rPr>
               <w:t>统计分析</w:t>
             </w:r>
@@ -4901,8 +4970,9 @@
           </w:tcPr>
           <w:p>
             <w:pPr>
-              <w:spacing w:before="20" w:after="20" w:line="240" w:lineRule="auto"/>
-              <w:jc w:val="center"/>
+              <w:spacing w:before="20" w:after="20" w:line="320" w:lineRule="exact"/>
+              <w:ind w:firstLineChars="200" w:firstLine="420"/>
+              <w:jc w:val="both"/>
               <w:rPr>
                 <w:rFonts w:hint="eastAsia"/>
               </w:rPr>
@@ -4912,8 +4982,8 @@
                 <w:rFonts w:hint="eastAsia" w:ascii="Times New Roman" w:hAnsi="Times New Roman" w:eastAsia="宋体" w:cs="Times New Roman"/>
                 <w:b w:val="1"/>
                 <w:bCs w:val="1"/>
-                <w:sz w:val="18"/>
-                <w:szCs w:val="18"/>
+                <w:sz w:val="20"/>
+                <w:szCs w:val="20"/>
               </w:rPr>
               <w:t>申报审核</w:t>
             </w:r>
@@ -4932,8 +5002,9 @@
           </w:tcPr>
           <w:p>
             <w:pPr>
-              <w:spacing w:before="20" w:after="20" w:line="240" w:lineRule="auto"/>
-              <w:jc w:val="center"/>
+              <w:spacing w:before="20" w:after="20" w:line="320" w:lineRule="exact"/>
+              <w:ind w:firstLineChars="200" w:firstLine="420"/>
+              <w:jc w:val="both"/>
               <w:rPr>
                 <w:rFonts w:hint="eastAsia"/>
               </w:rPr>
@@ -4943,8 +5014,8 @@
                 <w:rFonts w:hint="eastAsia" w:ascii="Times New Roman" w:hAnsi="Times New Roman" w:eastAsia="宋体" w:cs="Times New Roman"/>
                 <w:b w:val="1"/>
                 <w:bCs w:val="1"/>
-                <w:sz w:val="18"/>
-                <w:szCs w:val="18"/>
+                <w:sz w:val="20"/>
+                <w:szCs w:val="20"/>
               </w:rPr>
               <w:t>系统管理</w:t>
             </w:r>
@@ -4963,8 +5034,9 @@
           </w:tcPr>
           <w:p>
             <w:pPr>
-              <w:spacing w:before="20" w:after="20" w:line="240" w:lineRule="auto"/>
-              <w:jc w:val="center"/>
+              <w:spacing w:before="20" w:after="20" w:line="320" w:lineRule="exact"/>
+              <w:ind w:firstLineChars="200" w:firstLine="420"/>
+              <w:jc w:val="both"/>
               <w:rPr>
                 <w:rFonts w:hint="eastAsia"/>
               </w:rPr>
@@ -4974,8 +5046,8 @@
                 <w:rFonts w:hint="eastAsia" w:ascii="Times New Roman" w:hAnsi="Times New Roman" w:eastAsia="宋体" w:cs="Times New Roman"/>
                 <w:b w:val="1"/>
                 <w:bCs w:val="1"/>
-                <w:sz w:val="18"/>
-                <w:szCs w:val="18"/>
+                <w:sz w:val="20"/>
+                <w:szCs w:val="20"/>
               </w:rPr>
               <w:t>合计</w:t>
             </w:r>
@@ -5000,8 +5072,9 @@
           </w:tcPr>
           <w:p>
             <w:pPr>
-              <w:spacing w:before="20" w:after="20" w:line="240" w:lineRule="auto"/>
-              <w:jc w:val="center"/>
+              <w:spacing w:before="20" w:after="20" w:line="320" w:lineRule="exact"/>
+              <w:ind w:firstLineChars="200" w:firstLine="420"/>
+              <w:jc w:val="both"/>
               <w:rPr>
                 <w:rFonts w:hint="eastAsia"/>
               </w:rPr>
@@ -5009,8 +5082,8 @@
             <w:r>
               <w:rPr>
                 <w:rFonts w:hint="eastAsia" w:ascii="Times New Roman" w:hAnsi="Times New Roman" w:eastAsia="宋体" w:cs="Times New Roman"/>
-                <w:sz w:val="18"/>
-                <w:szCs w:val="18"/>
+                <w:sz w:val="20"/>
+                <w:szCs w:val="20"/>
               </w:rPr>
               <w:t>用例数</w:t>
             </w:r>
@@ -5029,8 +5102,9 @@
           </w:tcPr>
           <w:p>
             <w:pPr>
-              <w:spacing w:before="20" w:after="20" w:line="240" w:lineRule="auto"/>
-              <w:jc w:val="center"/>
+              <w:spacing w:before="20" w:after="20" w:line="320" w:lineRule="exact"/>
+              <w:ind w:firstLineChars="200" w:firstLine="420"/>
+              <w:jc w:val="both"/>
               <w:rPr>
                 <w:rFonts w:hint="eastAsia"/>
                 <w:lang w:eastAsia="zh-CN"/>
@@ -5039,8 +5113,8 @@
             <w:r>
               <w:rPr>
                 <w:rFonts w:hint="eastAsia" w:ascii="Times New Roman" w:hAnsi="Times New Roman" w:eastAsia="宋体" w:cs="Times New Roman"/>
-                <w:sz w:val="18"/>
-                <w:szCs w:val="18"/>
+                <w:sz w:val="20"/>
+                <w:szCs w:val="20"/>
                 <w:lang w:eastAsia="zh-CN"/>
               </w:rPr>
               <w:t>68</w:t>
@@ -5060,8 +5134,9 @@
           </w:tcPr>
           <w:p>
             <w:pPr>
-              <w:spacing w:before="20" w:after="20" w:line="240" w:lineRule="auto"/>
-              <w:jc w:val="center"/>
+              <w:spacing w:before="20" w:after="20" w:line="320" w:lineRule="exact"/>
+              <w:ind w:firstLineChars="200" w:firstLine="420"/>
+              <w:jc w:val="both"/>
               <w:rPr>
                 <w:rFonts w:hint="eastAsia"/>
                 <w:lang w:eastAsia="zh-CN"/>
@@ -5070,8 +5145,8 @@
             <w:r>
               <w:rPr>
                 <w:rFonts w:hint="eastAsia" w:ascii="Times New Roman" w:hAnsi="Times New Roman" w:eastAsia="宋体" w:cs="Times New Roman"/>
-                <w:sz w:val="18"/>
-                <w:szCs w:val="18"/>
+                <w:sz w:val="20"/>
+                <w:szCs w:val="20"/>
                 <w:lang w:eastAsia="zh-CN"/>
               </w:rPr>
               <w:t>56</w:t>
@@ -5091,8 +5166,9 @@
           </w:tcPr>
           <w:p>
             <w:pPr>
-              <w:spacing w:before="20" w:after="20" w:line="240" w:lineRule="auto"/>
-              <w:jc w:val="center"/>
+              <w:spacing w:before="20" w:after="20" w:line="320" w:lineRule="exact"/>
+              <w:ind w:firstLineChars="200" w:firstLine="420"/>
+              <w:jc w:val="both"/>
               <w:rPr>
                 <w:rFonts w:hint="eastAsia"/>
                 <w:lang w:eastAsia="zh-CN"/>
@@ -5101,8 +5177,8 @@
             <w:r>
               <w:rPr>
                 <w:rFonts w:hint="eastAsia" w:ascii="Times New Roman" w:hAnsi="Times New Roman" w:eastAsia="宋体" w:cs="Times New Roman"/>
-                <w:sz w:val="18"/>
-                <w:szCs w:val="18"/>
+                <w:sz w:val="20"/>
+                <w:szCs w:val="20"/>
                 <w:lang w:eastAsia="zh-CN"/>
               </w:rPr>
               <w:t>47</w:t>
@@ -5122,8 +5198,9 @@
           </w:tcPr>
           <w:p>
             <w:pPr>
-              <w:spacing w:before="20" w:after="20" w:line="240" w:lineRule="auto"/>
-              <w:jc w:val="center"/>
+              <w:spacing w:before="20" w:after="20" w:line="320" w:lineRule="exact"/>
+              <w:ind w:firstLineChars="200" w:firstLine="420"/>
+              <w:jc w:val="both"/>
               <w:rPr>
                 <w:rFonts w:hint="eastAsia"/>
                 <w:lang w:eastAsia="zh-CN"/>
@@ -5132,8 +5209,8 @@
             <w:r>
               <w:rPr>
                 <w:rFonts w:hint="eastAsia" w:ascii="Times New Roman" w:hAnsi="Times New Roman" w:eastAsia="宋体" w:cs="Times New Roman"/>
-                <w:sz w:val="18"/>
-                <w:szCs w:val="18"/>
+                <w:sz w:val="20"/>
+                <w:szCs w:val="20"/>
                 <w:lang w:eastAsia="zh-CN"/>
               </w:rPr>
               <w:t>52</w:t>
@@ -5153,8 +5230,9 @@
           </w:tcPr>
           <w:p>
             <w:pPr>
-              <w:spacing w:before="20" w:after="20" w:line="240" w:lineRule="auto"/>
-              <w:jc w:val="center"/>
+              <w:spacing w:before="20" w:after="20" w:line="320" w:lineRule="exact"/>
+              <w:ind w:firstLineChars="200" w:firstLine="420"/>
+              <w:jc w:val="both"/>
               <w:rPr>
                 <w:rFonts w:hint="eastAsia"/>
                 <w:lang w:eastAsia="zh-CN"/>
@@ -5163,8 +5241,8 @@
             <w:r>
               <w:rPr>
                 <w:rFonts w:hint="eastAsia" w:ascii="Times New Roman" w:hAnsi="Times New Roman" w:eastAsia="宋体" w:cs="Times New Roman"/>
-                <w:sz w:val="18"/>
-                <w:szCs w:val="18"/>
+                <w:sz w:val="20"/>
+                <w:szCs w:val="20"/>
                 <w:lang w:eastAsia="zh-CN"/>
               </w:rPr>
               <w:t>37</w:t>
@@ -5184,8 +5262,9 @@
           </w:tcPr>
           <w:p>
             <w:pPr>
-              <w:spacing w:before="20" w:after="20" w:line="240" w:lineRule="auto"/>
-              <w:jc w:val="center"/>
+              <w:spacing w:before="20" w:after="20" w:line="320" w:lineRule="exact"/>
+              <w:ind w:firstLineChars="200" w:firstLine="420"/>
+              <w:jc w:val="both"/>
               <w:rPr>
                 <w:rFonts w:hint="eastAsia"/>
                 <w:lang w:eastAsia="zh-CN"/>
@@ -5194,8 +5273,8 @@
             <w:r>
               <w:rPr>
                 <w:rFonts w:hint="eastAsia" w:ascii="Times New Roman" w:hAnsi="Times New Roman" w:eastAsia="宋体" w:cs="Times New Roman"/>
-                <w:sz w:val="18"/>
-                <w:szCs w:val="18"/>
+                <w:sz w:val="20"/>
+                <w:szCs w:val="20"/>
                 <w:lang w:eastAsia="zh-CN"/>
               </w:rPr>
               <w:t>260</w:t>
@@ -5221,8 +5300,9 @@
           </w:tcPr>
           <w:p>
             <w:pPr>
-              <w:spacing w:before="20" w:after="20" w:line="240" w:lineRule="auto"/>
-              <w:jc w:val="center"/>
+              <w:spacing w:before="20" w:after="20" w:line="320" w:lineRule="exact"/>
+              <w:ind w:firstLineChars="200" w:firstLine="420"/>
+              <w:jc w:val="both"/>
               <w:rPr>
                 <w:rFonts w:hint="eastAsia"/>
               </w:rPr>
@@ -5230,8 +5310,8 @@
             <w:r>
               <w:rPr>
                 <w:rFonts w:hint="eastAsia" w:ascii="Times New Roman" w:hAnsi="Times New Roman" w:eastAsia="宋体" w:cs="Times New Roman"/>
-                <w:sz w:val="18"/>
-                <w:szCs w:val="18"/>
+                <w:sz w:val="20"/>
+                <w:szCs w:val="20"/>
               </w:rPr>
               <w:t>通过数</w:t>
             </w:r>
@@ -5250,8 +5330,9 @@
           </w:tcPr>
           <w:p>
             <w:pPr>
-              <w:spacing w:before="20" w:after="20" w:line="240" w:lineRule="auto"/>
-              <w:jc w:val="center"/>
+              <w:spacing w:before="20" w:after="20" w:line="320" w:lineRule="exact"/>
+              <w:ind w:firstLineChars="200" w:firstLine="420"/>
+              <w:jc w:val="both"/>
               <w:rPr>
                 <w:rFonts w:hint="eastAsia"/>
                 <w:lang w:eastAsia="zh-CN"/>
@@ -5260,8 +5341,8 @@
             <w:r>
               <w:rPr>
                 <w:rFonts w:hint="eastAsia" w:ascii="Times New Roman" w:hAnsi="Times New Roman" w:eastAsia="宋体" w:cs="Times New Roman"/>
-                <w:sz w:val="18"/>
-                <w:szCs w:val="18"/>
+                <w:sz w:val="20"/>
+                <w:szCs w:val="20"/>
                 <w:lang w:eastAsia="zh-CN"/>
               </w:rPr>
               <w:t>68</w:t>
@@ -5281,8 +5362,9 @@
           </w:tcPr>
           <w:p>
             <w:pPr>
-              <w:spacing w:before="20" w:after="20" w:line="240" w:lineRule="auto"/>
-              <w:jc w:val="center"/>
+              <w:spacing w:before="20" w:after="20" w:line="320" w:lineRule="exact"/>
+              <w:ind w:firstLineChars="200" w:firstLine="420"/>
+              <w:jc w:val="both"/>
               <w:rPr>
                 <w:rFonts w:hint="eastAsia"/>
                 <w:lang w:eastAsia="zh-CN"/>
@@ -5291,8 +5373,8 @@
             <w:r>
               <w:rPr>
                 <w:rFonts w:hint="eastAsia" w:ascii="Times New Roman" w:hAnsi="Times New Roman" w:eastAsia="宋体" w:cs="Times New Roman"/>
-                <w:sz w:val="18"/>
-                <w:szCs w:val="18"/>
+                <w:sz w:val="20"/>
+                <w:szCs w:val="20"/>
                 <w:lang w:eastAsia="zh-CN"/>
               </w:rPr>
               <w:t>56</w:t>
@@ -5312,8 +5394,9 @@
           </w:tcPr>
           <w:p>
             <w:pPr>
-              <w:spacing w:before="20" w:after="20" w:line="240" w:lineRule="auto"/>
-              <w:jc w:val="center"/>
+              <w:spacing w:before="20" w:after="20" w:line="320" w:lineRule="exact"/>
+              <w:ind w:firstLineChars="200" w:firstLine="420"/>
+              <w:jc w:val="both"/>
               <w:rPr>
                 <w:rFonts w:hint="eastAsia"/>
                 <w:lang w:eastAsia="zh-CN"/>
@@ -5322,8 +5405,8 @@
             <w:r>
               <w:rPr>
                 <w:rFonts w:hint="eastAsia" w:ascii="Times New Roman" w:hAnsi="Times New Roman" w:eastAsia="宋体" w:cs="Times New Roman"/>
-                <w:sz w:val="18"/>
-                <w:szCs w:val="18"/>
+                <w:sz w:val="20"/>
+                <w:szCs w:val="20"/>
                 <w:lang w:eastAsia="zh-CN"/>
               </w:rPr>
               <w:t>47</w:t>
@@ -5343,8 +5426,9 @@
           </w:tcPr>
           <w:p>
             <w:pPr>
-              <w:spacing w:before="20" w:after="20" w:line="240" w:lineRule="auto"/>
-              <w:jc w:val="center"/>
+              <w:spacing w:before="20" w:after="20" w:line="320" w:lineRule="exact"/>
+              <w:ind w:firstLineChars="200" w:firstLine="420"/>
+              <w:jc w:val="both"/>
               <w:rPr>
                 <w:rFonts w:hint="eastAsia"/>
                 <w:lang w:eastAsia="zh-CN"/>
@@ -5353,8 +5437,8 @@
             <w:r>
               <w:rPr>
                 <w:rFonts w:hint="eastAsia" w:ascii="Times New Roman" w:hAnsi="Times New Roman" w:eastAsia="宋体" w:cs="Times New Roman"/>
-                <w:sz w:val="18"/>
-                <w:szCs w:val="18"/>
+                <w:sz w:val="20"/>
+                <w:szCs w:val="20"/>
                 <w:lang w:eastAsia="zh-CN"/>
               </w:rPr>
               <w:t>52</w:t>
@@ -5374,8 +5458,9 @@
           </w:tcPr>
           <w:p>
             <w:pPr>
-              <w:spacing w:before="20" w:after="20" w:line="240" w:lineRule="auto"/>
-              <w:jc w:val="center"/>
+              <w:spacing w:before="20" w:after="20" w:line="320" w:lineRule="exact"/>
+              <w:ind w:firstLineChars="200" w:firstLine="420"/>
+              <w:jc w:val="both"/>
               <w:rPr>
                 <w:rFonts w:hint="eastAsia"/>
                 <w:lang w:eastAsia="zh-CN"/>
@@ -5384,8 +5469,8 @@
             <w:r>
               <w:rPr>
                 <w:rFonts w:hint="eastAsia" w:ascii="Times New Roman" w:hAnsi="Times New Roman" w:eastAsia="宋体" w:cs="Times New Roman"/>
-                <w:sz w:val="18"/>
-                <w:szCs w:val="18"/>
+                <w:sz w:val="20"/>
+                <w:szCs w:val="20"/>
                 <w:lang w:eastAsia="zh-CN"/>
               </w:rPr>
               <w:t>37</w:t>
@@ -5405,8 +5490,9 @@
           </w:tcPr>
           <w:p>
             <w:pPr>
-              <w:spacing w:before="20" w:after="20" w:line="240" w:lineRule="auto"/>
-              <w:jc w:val="center"/>
+              <w:spacing w:before="20" w:after="20" w:line="320" w:lineRule="exact"/>
+              <w:ind w:firstLineChars="200" w:firstLine="420"/>
+              <w:jc w:val="both"/>
               <w:rPr>
                 <w:rFonts w:hint="eastAsia"/>
                 <w:lang w:eastAsia="zh-CN"/>
@@ -5415,8 +5501,8 @@
             <w:r>
               <w:rPr>
                 <w:rFonts w:hint="eastAsia" w:ascii="Times New Roman" w:hAnsi="Times New Roman" w:eastAsia="宋体" w:cs="Times New Roman"/>
-                <w:sz w:val="18"/>
-                <w:szCs w:val="18"/>
+                <w:sz w:val="20"/>
+                <w:szCs w:val="20"/>
                 <w:lang w:eastAsia="zh-CN"/>
               </w:rPr>
               <w:t>260</w:t>
@@ -5442,8 +5528,9 @@
           </w:tcPr>
           <w:p>
             <w:pPr>
-              <w:spacing w:before="20" w:after="20" w:line="240" w:lineRule="auto"/>
-              <w:jc w:val="center"/>
+              <w:spacing w:before="20" w:after="20" w:line="320" w:lineRule="exact"/>
+              <w:ind w:firstLineChars="200" w:firstLine="420"/>
+              <w:jc w:val="both"/>
               <w:rPr>
                 <w:rFonts w:hint="eastAsia"/>
               </w:rPr>
@@ -5451,8 +5538,8 @@
             <w:r>
               <w:rPr>
                 <w:rFonts w:hint="eastAsia" w:ascii="Times New Roman" w:hAnsi="Times New Roman" w:eastAsia="宋体" w:cs="Times New Roman"/>
-                <w:sz w:val="18"/>
-                <w:szCs w:val="18"/>
+                <w:sz w:val="20"/>
+                <w:szCs w:val="20"/>
               </w:rPr>
               <w:t>通过率 / %</w:t>
             </w:r>
@@ -5471,8 +5558,9 @@
           </w:tcPr>
           <w:p>
             <w:pPr>
-              <w:spacing w:before="20" w:after="20" w:line="240" w:lineRule="auto"/>
-              <w:jc w:val="center"/>
+              <w:spacing w:before="20" w:after="20" w:line="320" w:lineRule="exact"/>
+              <w:ind w:firstLineChars="200" w:firstLine="420"/>
+              <w:jc w:val="both"/>
               <w:rPr>
                 <w:rFonts w:hint="eastAsia"/>
                 <w:lang w:eastAsia="zh-CN"/>
@@ -5481,8 +5569,8 @@
             <w:r>
               <w:rPr>
                 <w:rFonts w:hint="eastAsia" w:ascii="Times New Roman" w:hAnsi="Times New Roman" w:eastAsia="宋体" w:cs="Times New Roman"/>
-                <w:sz w:val="18"/>
-                <w:szCs w:val="18"/>
+                <w:sz w:val="20"/>
+                <w:szCs w:val="20"/>
                 <w:lang w:eastAsia="zh-CN"/>
               </w:rPr>
               <w:t>100</w:t>
@@ -5502,8 +5590,9 @@
           </w:tcPr>
           <w:p>
             <w:pPr>
-              <w:spacing w:before="20" w:after="20" w:line="240" w:lineRule="auto"/>
-              <w:jc w:val="center"/>
+              <w:spacing w:before="20" w:after="20" w:line="320" w:lineRule="exact"/>
+              <w:ind w:firstLineChars="200" w:firstLine="420"/>
+              <w:jc w:val="both"/>
               <w:rPr>
                 <w:rFonts w:hint="eastAsia"/>
                 <w:lang w:eastAsia="zh-CN"/>
@@ -5512,8 +5601,8 @@
             <w:r>
               <w:rPr>
                 <w:rFonts w:hint="eastAsia" w:ascii="Times New Roman" w:hAnsi="Times New Roman" w:eastAsia="宋体" w:cs="Times New Roman"/>
-                <w:sz w:val="18"/>
-                <w:szCs w:val="18"/>
+                <w:sz w:val="20"/>
+                <w:szCs w:val="20"/>
                 <w:lang w:eastAsia="zh-CN"/>
               </w:rPr>
               <w:t>100</w:t>
@@ -5533,8 +5622,9 @@
           </w:tcPr>
           <w:p>
             <w:pPr>
-              <w:spacing w:before="20" w:after="20" w:line="240" w:lineRule="auto"/>
-              <w:jc w:val="center"/>
+              <w:spacing w:before="20" w:after="20" w:line="320" w:lineRule="exact"/>
+              <w:ind w:firstLineChars="200" w:firstLine="420"/>
+              <w:jc w:val="both"/>
               <w:rPr>
                 <w:rFonts w:hint="eastAsia"/>
                 <w:lang w:eastAsia="zh-CN"/>
@@ -5543,8 +5633,8 @@
             <w:r>
               <w:rPr>
                 <w:rFonts w:hint="eastAsia" w:ascii="Times New Roman" w:hAnsi="Times New Roman" w:eastAsia="宋体" w:cs="Times New Roman"/>
-                <w:sz w:val="18"/>
-                <w:szCs w:val="18"/>
+                <w:sz w:val="20"/>
+                <w:szCs w:val="20"/>
                 <w:lang w:eastAsia="zh-CN"/>
               </w:rPr>
               <w:t>100</w:t>
@@ -5564,8 +5654,9 @@
           </w:tcPr>
           <w:p>
             <w:pPr>
-              <w:spacing w:before="20" w:after="20" w:line="240" w:lineRule="auto"/>
-              <w:jc w:val="center"/>
+              <w:spacing w:before="20" w:after="20" w:line="320" w:lineRule="exact"/>
+              <w:ind w:firstLineChars="200" w:firstLine="420"/>
+              <w:jc w:val="both"/>
               <w:rPr>
                 <w:rFonts w:hint="eastAsia"/>
                 <w:lang w:eastAsia="zh-CN"/>
@@ -5574,8 +5665,8 @@
             <w:r>
               <w:rPr>
                 <w:rFonts w:hint="eastAsia" w:ascii="Times New Roman" w:hAnsi="Times New Roman" w:eastAsia="宋体" w:cs="Times New Roman"/>
-                <w:sz w:val="18"/>
-                <w:szCs w:val="18"/>
+                <w:sz w:val="20"/>
+                <w:szCs w:val="20"/>
                 <w:lang w:eastAsia="zh-CN"/>
               </w:rPr>
               <w:t>100</w:t>
@@ -5595,8 +5686,9 @@
           </w:tcPr>
           <w:p>
             <w:pPr>
-              <w:spacing w:before="20" w:after="20" w:line="240" w:lineRule="auto"/>
-              <w:jc w:val="center"/>
+              <w:spacing w:before="20" w:after="20" w:line="320" w:lineRule="exact"/>
+              <w:ind w:firstLineChars="200" w:firstLine="420"/>
+              <w:jc w:val="both"/>
               <w:rPr>
                 <w:rFonts w:hint="eastAsia"/>
                 <w:lang w:eastAsia="zh-CN"/>
@@ -5605,8 +5697,8 @@
             <w:r>
               <w:rPr>
                 <w:rFonts w:hint="eastAsia" w:ascii="Times New Roman" w:hAnsi="Times New Roman" w:eastAsia="宋体" w:cs="Times New Roman"/>
-                <w:sz w:val="18"/>
-                <w:szCs w:val="18"/>
+                <w:sz w:val="20"/>
+                <w:szCs w:val="20"/>
                 <w:lang w:eastAsia="zh-CN"/>
               </w:rPr>
               <w:t>100</w:t>
@@ -5626,8 +5718,9 @@
           </w:tcPr>
           <w:p>
             <w:pPr>
-              <w:spacing w:before="20" w:after="20" w:line="240" w:lineRule="auto"/>
-              <w:jc w:val="center"/>
+              <w:spacing w:before="20" w:after="20" w:line="320" w:lineRule="exact"/>
+              <w:ind w:firstLineChars="200" w:firstLine="420"/>
+              <w:jc w:val="both"/>
               <w:rPr>
                 <w:rFonts w:hint="eastAsia"/>
                 <w:lang w:eastAsia="zh-CN"/>
@@ -5636,8 +5729,8 @@
             <w:r>
               <w:rPr>
                 <w:rFonts w:hint="eastAsia" w:ascii="Times New Roman" w:hAnsi="Times New Roman" w:eastAsia="宋体" w:cs="Times New Roman"/>
-                <w:sz w:val="18"/>
-                <w:szCs w:val="18"/>
+                <w:sz w:val="20"/>
+                <w:szCs w:val="20"/>
                 <w:lang w:eastAsia="zh-CN"/>
               </w:rPr>
               <w:t>100</w:t>
@@ -5650,7 +5743,8 @@
       <w:pPr>
         <w:keepNext w:val="1"/>
         <w:keepLines w:val="1"/>
-        <w:spacing w:before="37" w:beforeLines="12" w:after="18" w:afterLines="6"/>
+        <w:spacing w:before="120" w:beforeLines="0" w:after="18" w:afterLines="6" w:line="320" w:lineRule="exact"/>
+        <w:ind w:firstLineChars="0" w:firstLine="0"/>
         <w:jc w:val="center"/>
         <w:rPr>
           <w:rFonts w:hint="eastAsia"/>
@@ -5713,8 +5807,9 @@
           </w:tcPr>
           <w:p>
             <w:pPr>
-              <w:spacing w:before="20" w:after="20" w:line="240" w:lineRule="auto"/>
-              <w:jc w:val="center"/>
+              <w:spacing w:before="20" w:after="20" w:line="320" w:lineRule="exact"/>
+              <w:ind w:firstLineChars="200" w:firstLine="420"/>
+              <w:jc w:val="both"/>
               <w:rPr>
                 <w:rFonts w:hint="eastAsia"/>
               </w:rPr>
@@ -5724,8 +5819,8 @@
                 <w:rFonts w:hint="eastAsia" w:ascii="Times New Roman" w:hAnsi="Times New Roman" w:eastAsia="宋体" w:cs="Times New Roman"/>
                 <w:b w:val="1"/>
                 <w:bCs w:val="1"/>
-                <w:sz w:val="18"/>
-                <w:szCs w:val="18"/>
+                <w:sz w:val="20"/>
+                <w:szCs w:val="20"/>
               </w:rPr>
               <w:t>并发用户数</w:t>
             </w:r>
@@ -5744,8 +5839,9 @@
           </w:tcPr>
           <w:p>
             <w:pPr>
-              <w:spacing w:before="20" w:after="20" w:line="240" w:lineRule="auto"/>
-              <w:jc w:val="center"/>
+              <w:spacing w:before="20" w:after="20" w:line="320" w:lineRule="exact"/>
+              <w:ind w:firstLineChars="200" w:firstLine="420"/>
+              <w:jc w:val="both"/>
               <w:rPr>
                 <w:rFonts w:hint="eastAsia"/>
               </w:rPr>
@@ -5755,8 +5851,8 @@
                 <w:rFonts w:hint="eastAsia" w:ascii="Times New Roman" w:hAnsi="Times New Roman" w:eastAsia="宋体" w:cs="Times New Roman"/>
                 <w:b w:val="1"/>
                 <w:bCs w:val="1"/>
-                <w:sz w:val="18"/>
-                <w:szCs w:val="18"/>
+                <w:sz w:val="20"/>
+                <w:szCs w:val="20"/>
               </w:rPr>
               <w:t>平均响应 / ms</w:t>
             </w:r>
@@ -5775,8 +5871,9 @@
           </w:tcPr>
           <w:p>
             <w:pPr>
-              <w:spacing w:before="20" w:after="20" w:line="240" w:lineRule="auto"/>
-              <w:jc w:val="center"/>
+              <w:spacing w:before="20" w:after="20" w:line="320" w:lineRule="exact"/>
+              <w:ind w:firstLineChars="200" w:firstLine="420"/>
+              <w:jc w:val="both"/>
               <w:rPr>
                 <w:rFonts w:hint="eastAsia"/>
               </w:rPr>
@@ -5786,8 +5883,8 @@
                 <w:rFonts w:hint="eastAsia" w:ascii="Times New Roman" w:hAnsi="Times New Roman" w:eastAsia="宋体" w:cs="Times New Roman"/>
                 <w:b w:val="1"/>
                 <w:bCs w:val="1"/>
-                <w:sz w:val="18"/>
-                <w:szCs w:val="18"/>
+                <w:sz w:val="20"/>
+                <w:szCs w:val="20"/>
               </w:rPr>
               <w:t>95% 响应 / ms</w:t>
             </w:r>
@@ -5806,8 +5903,9 @@
           </w:tcPr>
           <w:p>
             <w:pPr>
-              <w:spacing w:before="20" w:after="20" w:line="240" w:lineRule="auto"/>
-              <w:jc w:val="center"/>
+              <w:spacing w:before="20" w:after="20" w:line="320" w:lineRule="exact"/>
+              <w:ind w:firstLineChars="200" w:firstLine="420"/>
+              <w:jc w:val="both"/>
               <w:rPr>
                 <w:rFonts w:hint="eastAsia"/>
               </w:rPr>
@@ -5817,8 +5915,8 @@
                 <w:rFonts w:hint="eastAsia" w:ascii="Times New Roman" w:hAnsi="Times New Roman" w:eastAsia="宋体" w:cs="Times New Roman"/>
                 <w:b w:val="1"/>
                 <w:bCs w:val="1"/>
-                <w:sz w:val="18"/>
-                <w:szCs w:val="18"/>
+                <w:sz w:val="20"/>
+                <w:szCs w:val="20"/>
               </w:rPr>
               <w:t>错误率 / %</w:t>
             </w:r>
@@ -5837,8 +5935,9 @@
           </w:tcPr>
           <w:p>
             <w:pPr>
-              <w:spacing w:before="20" w:after="20" w:line="240" w:lineRule="auto"/>
-              <w:jc w:val="center"/>
+              <w:spacing w:before="20" w:after="20" w:line="320" w:lineRule="exact"/>
+              <w:ind w:firstLineChars="200" w:firstLine="420"/>
+              <w:jc w:val="both"/>
               <w:rPr>
                 <w:rFonts w:hint="eastAsia"/>
                 <w:lang w:eastAsia="zh-CN"/>
@@ -5849,8 +5948,8 @@
                 <w:rFonts w:hint="eastAsia" w:ascii="Times New Roman" w:hAnsi="Times New Roman" w:eastAsia="宋体" w:cs="Times New Roman"/>
                 <w:b w:val="1"/>
                 <w:bCs w:val="1"/>
-                <w:sz w:val="18"/>
-                <w:szCs w:val="18"/>
+                <w:sz w:val="20"/>
+                <w:szCs w:val="20"/>
                 <w:lang w:eastAsia="zh-CN"/>
               </w:rPr>
               <w:t>缓存命中率 / %</w:t>
@@ -5876,8 +5975,9 @@
           </w:tcPr>
           <w:p>
             <w:pPr>
-              <w:spacing w:before="20" w:after="20" w:line="240" w:lineRule="auto"/>
-              <w:jc w:val="center"/>
+              <w:spacing w:before="20" w:after="20" w:line="320" w:lineRule="exact"/>
+              <w:ind w:firstLineChars="200" w:firstLine="420"/>
+              <w:jc w:val="both"/>
               <w:rPr>
                 <w:rFonts w:hint="eastAsia"/>
               </w:rPr>
@@ -5885,8 +5985,8 @@
             <w:r>
               <w:rPr>
                 <w:rFonts w:ascii="Times New Roman" w:hAnsi="Times New Roman" w:eastAsia="宋体" w:cs="Times New Roman"/>
-                <w:sz w:val="18"/>
-                <w:szCs w:val="18"/>
+                <w:sz w:val="20"/>
+                <w:szCs w:val="20"/>
               </w:rPr>
               <w:t>50</w:t>
             </w:r>
@@ -5905,8 +6005,9 @@
           </w:tcPr>
           <w:p>
             <w:pPr>
-              <w:spacing w:before="20" w:after="20" w:line="240" w:lineRule="auto"/>
-              <w:jc w:val="center"/>
+              <w:spacing w:before="20" w:after="20" w:line="320" w:lineRule="exact"/>
+              <w:ind w:firstLineChars="200" w:firstLine="420"/>
+              <w:jc w:val="both"/>
               <w:rPr>
                 <w:rFonts w:hint="eastAsia"/>
                 <w:lang w:eastAsia="zh-CN"/>
@@ -5915,8 +6016,8 @@
             <w:r>
               <w:rPr>
                 <w:rFonts w:hint="eastAsia" w:ascii="Times New Roman" w:hAnsi="Times New Roman" w:eastAsia="宋体" w:cs="Times New Roman"/>
-                <w:sz w:val="18"/>
-                <w:szCs w:val="18"/>
+                <w:sz w:val="20"/>
+                <w:szCs w:val="20"/>
                 <w:lang w:eastAsia="zh-CN"/>
               </w:rPr>
               <w:t>86</w:t>
@@ -5936,8 +6037,9 @@
           </w:tcPr>
           <w:p>
             <w:pPr>
-              <w:spacing w:before="20" w:after="20" w:line="240" w:lineRule="auto"/>
-              <w:jc w:val="center"/>
+              <w:spacing w:before="20" w:after="20" w:line="320" w:lineRule="exact"/>
+              <w:ind w:firstLineChars="200" w:firstLine="420"/>
+              <w:jc w:val="both"/>
               <w:rPr>
                 <w:rFonts w:hint="eastAsia"/>
                 <w:lang w:eastAsia="zh-CN"/>
@@ -5946,8 +6048,8 @@
             <w:r>
               <w:rPr>
                 <w:rFonts w:hint="eastAsia" w:ascii="Times New Roman" w:hAnsi="Times New Roman" w:eastAsia="宋体" w:cs="Times New Roman"/>
-                <w:sz w:val="18"/>
-                <w:szCs w:val="18"/>
+                <w:sz w:val="20"/>
+                <w:szCs w:val="20"/>
                 <w:lang w:eastAsia="zh-CN"/>
               </w:rPr>
               <w:t>142</w:t>
@@ -5967,8 +6069,9 @@
           </w:tcPr>
           <w:p>
             <w:pPr>
-              <w:spacing w:before="20" w:after="20" w:line="240" w:lineRule="auto"/>
-              <w:jc w:val="center"/>
+              <w:spacing w:before="20" w:after="20" w:line="320" w:lineRule="exact"/>
+              <w:ind w:firstLineChars="200" w:firstLine="420"/>
+              <w:jc w:val="both"/>
               <w:rPr>
                 <w:rFonts w:hint="eastAsia"/>
                 <w:lang w:eastAsia="zh-CN"/>
@@ -5977,8 +6080,8 @@
             <w:r>
               <w:rPr>
                 <w:rFonts w:hint="eastAsia" w:ascii="Times New Roman" w:hAnsi="Times New Roman" w:eastAsia="宋体" w:cs="Times New Roman"/>
-                <w:sz w:val="18"/>
-                <w:szCs w:val="18"/>
+                <w:sz w:val="20"/>
+                <w:szCs w:val="20"/>
                 <w:lang w:eastAsia="zh-CN"/>
               </w:rPr>
               <w:t>0</w:t>
@@ -5998,8 +6101,9 @@
           </w:tcPr>
           <w:p>
             <w:pPr>
-              <w:spacing w:before="20" w:after="20" w:line="240" w:lineRule="auto"/>
-              <w:jc w:val="center"/>
+              <w:spacing w:before="20" w:after="20" w:line="320" w:lineRule="exact"/>
+              <w:ind w:firstLineChars="200" w:firstLine="420"/>
+              <w:jc w:val="both"/>
               <w:rPr>
                 <w:rFonts w:hint="eastAsia"/>
                 <w:lang w:eastAsia="zh-CN"/>
@@ -6008,8 +6112,8 @@
             <w:r>
               <w:rPr>
                 <w:rFonts w:hint="eastAsia" w:ascii="Times New Roman" w:hAnsi="Times New Roman" w:eastAsia="宋体" w:cs="Times New Roman"/>
-                <w:sz w:val="18"/>
-                <w:szCs w:val="18"/>
+                <w:sz w:val="20"/>
+                <w:szCs w:val="20"/>
                 <w:lang w:eastAsia="zh-CN"/>
               </w:rPr>
               <w:t>96.8</w:t>
@@ -6035,8 +6139,9 @@
           </w:tcPr>
           <w:p>
             <w:pPr>
-              <w:spacing w:before="20" w:after="20" w:line="240" w:lineRule="auto"/>
-              <w:jc w:val="center"/>
+              <w:spacing w:before="20" w:after="20" w:line="320" w:lineRule="exact"/>
+              <w:ind w:firstLineChars="200" w:firstLine="420"/>
+              <w:jc w:val="both"/>
               <w:rPr>
                 <w:rFonts w:hint="eastAsia"/>
               </w:rPr>
@@ -6044,8 +6149,8 @@
             <w:r>
               <w:rPr>
                 <w:rFonts w:ascii="Times New Roman" w:hAnsi="Times New Roman" w:eastAsia="宋体" w:cs="Times New Roman"/>
-                <w:sz w:val="18"/>
-                <w:szCs w:val="18"/>
+                <w:sz w:val="20"/>
+                <w:szCs w:val="20"/>
               </w:rPr>
               <w:t>100</w:t>
             </w:r>
@@ -6064,8 +6169,9 @@
           </w:tcPr>
           <w:p>
             <w:pPr>
-              <w:spacing w:before="20" w:after="20" w:line="240" w:lineRule="auto"/>
-              <w:jc w:val="center"/>
+              <w:spacing w:before="20" w:after="20" w:line="320" w:lineRule="exact"/>
+              <w:ind w:firstLineChars="200" w:firstLine="420"/>
+              <w:jc w:val="both"/>
               <w:rPr>
                 <w:rFonts w:hint="eastAsia"/>
                 <w:lang w:eastAsia="zh-CN"/>
@@ -6074,8 +6180,8 @@
             <w:r>
               <w:rPr>
                 <w:rFonts w:hint="eastAsia" w:ascii="Times New Roman" w:hAnsi="Times New Roman" w:eastAsia="宋体" w:cs="Times New Roman"/>
-                <w:sz w:val="18"/>
-                <w:szCs w:val="18"/>
+                <w:sz w:val="20"/>
+                <w:szCs w:val="20"/>
                 <w:lang w:eastAsia="zh-CN"/>
               </w:rPr>
               <w:t>128</w:t>
@@ -6095,8 +6201,9 @@
           </w:tcPr>
           <w:p>
             <w:pPr>
-              <w:spacing w:before="20" w:after="20" w:line="240" w:lineRule="auto"/>
-              <w:jc w:val="center"/>
+              <w:spacing w:before="20" w:after="20" w:line="320" w:lineRule="exact"/>
+              <w:ind w:firstLineChars="200" w:firstLine="420"/>
+              <w:jc w:val="both"/>
               <w:rPr>
                 <w:rFonts w:hint="eastAsia"/>
                 <w:lang w:eastAsia="zh-CN"/>
@@ -6105,8 +6212,8 @@
             <w:r>
               <w:rPr>
                 <w:rFonts w:hint="eastAsia" w:ascii="Times New Roman" w:hAnsi="Times New Roman" w:eastAsia="宋体" w:cs="Times New Roman"/>
-                <w:sz w:val="18"/>
-                <w:szCs w:val="18"/>
+                <w:sz w:val="20"/>
+                <w:szCs w:val="20"/>
                 <w:lang w:eastAsia="zh-CN"/>
               </w:rPr>
               <w:t>215</w:t>
@@ -6126,8 +6233,9 @@
           </w:tcPr>
           <w:p>
             <w:pPr>
-              <w:spacing w:before="20" w:after="20" w:line="240" w:lineRule="auto"/>
-              <w:jc w:val="center"/>
+              <w:spacing w:before="20" w:after="20" w:line="320" w:lineRule="exact"/>
+              <w:ind w:firstLineChars="200" w:firstLine="420"/>
+              <w:jc w:val="both"/>
               <w:rPr>
                 <w:rFonts w:hint="eastAsia"/>
                 <w:lang w:eastAsia="zh-CN"/>
@@ -6136,8 +6244,8 @@
             <w:r>
               <w:rPr>
                 <w:rFonts w:hint="eastAsia" w:ascii="Times New Roman" w:hAnsi="Times New Roman" w:eastAsia="宋体" w:cs="Times New Roman"/>
-                <w:sz w:val="18"/>
-                <w:szCs w:val="18"/>
+                <w:sz w:val="20"/>
+                <w:szCs w:val="20"/>
                 <w:lang w:eastAsia="zh-CN"/>
               </w:rPr>
               <w:t>0.1</w:t>
@@ -6157,8 +6265,9 @@
           </w:tcPr>
           <w:p>
             <w:pPr>
-              <w:spacing w:before="20" w:after="20" w:line="240" w:lineRule="auto"/>
-              <w:jc w:val="center"/>
+              <w:spacing w:before="20" w:after="20" w:line="320" w:lineRule="exact"/>
+              <w:ind w:firstLineChars="200" w:firstLine="420"/>
+              <w:jc w:val="both"/>
               <w:rPr>
                 <w:rFonts w:hint="eastAsia"/>
                 <w:lang w:eastAsia="zh-CN"/>
@@ -6167,8 +6276,8 @@
             <w:r>
               <w:rPr>
                 <w:rFonts w:hint="eastAsia" w:ascii="Times New Roman" w:hAnsi="Times New Roman" w:eastAsia="宋体" w:cs="Times New Roman"/>
-                <w:sz w:val="18"/>
-                <w:szCs w:val="18"/>
+                <w:sz w:val="20"/>
+                <w:szCs w:val="20"/>
                 <w:lang w:eastAsia="zh-CN"/>
               </w:rPr>
               <w:t>95.6</w:t>
@@ -6194,8 +6303,9 @@
           </w:tcPr>
           <w:p>
             <w:pPr>
-              <w:spacing w:before="20" w:after="20" w:line="240" w:lineRule="auto"/>
-              <w:jc w:val="center"/>
+              <w:spacing w:before="20" w:after="20" w:line="320" w:lineRule="exact"/>
+              <w:ind w:firstLineChars="200" w:firstLine="420"/>
+              <w:jc w:val="both"/>
               <w:rPr>
                 <w:rFonts w:hint="eastAsia"/>
               </w:rPr>
@@ -6203,8 +6313,8 @@
             <w:r>
               <w:rPr>
                 <w:rFonts w:ascii="Times New Roman" w:hAnsi="Times New Roman" w:eastAsia="宋体" w:cs="Times New Roman"/>
-                <w:sz w:val="18"/>
-                <w:szCs w:val="18"/>
+                <w:sz w:val="20"/>
+                <w:szCs w:val="20"/>
               </w:rPr>
               <w:t>200</w:t>
             </w:r>
@@ -6223,8 +6333,9 @@
           </w:tcPr>
           <w:p>
             <w:pPr>
-              <w:spacing w:before="20" w:after="20" w:line="240" w:lineRule="auto"/>
-              <w:jc w:val="center"/>
+              <w:spacing w:before="20" w:after="20" w:line="320" w:lineRule="exact"/>
+              <w:ind w:firstLineChars="200" w:firstLine="420"/>
+              <w:jc w:val="both"/>
               <w:rPr>
                 <w:rFonts w:hint="eastAsia"/>
                 <w:lang w:eastAsia="zh-CN"/>
@@ -6233,8 +6344,8 @@
             <w:r>
               <w:rPr>
                 <w:rFonts w:hint="eastAsia" w:ascii="Times New Roman" w:hAnsi="Times New Roman" w:eastAsia="宋体" w:cs="Times New Roman"/>
-                <w:sz w:val="18"/>
-                <w:szCs w:val="18"/>
+                <w:sz w:val="20"/>
+                <w:szCs w:val="20"/>
                 <w:lang w:eastAsia="zh-CN"/>
               </w:rPr>
               <w:t>216</w:t>
@@ -6254,8 +6365,9 @@
           </w:tcPr>
           <w:p>
             <w:pPr>
-              <w:spacing w:before="20" w:after="20" w:line="240" w:lineRule="auto"/>
-              <w:jc w:val="center"/>
+              <w:spacing w:before="20" w:after="20" w:line="320" w:lineRule="exact"/>
+              <w:ind w:firstLineChars="200" w:firstLine="420"/>
+              <w:jc w:val="both"/>
               <w:rPr>
                 <w:rFonts w:hint="eastAsia"/>
                 <w:lang w:eastAsia="zh-CN"/>
@@ -6264,8 +6376,8 @@
             <w:r>
               <w:rPr>
                 <w:rFonts w:hint="eastAsia" w:ascii="Times New Roman" w:hAnsi="Times New Roman" w:eastAsia="宋体" w:cs="Times New Roman"/>
-                <w:sz w:val="18"/>
-                <w:szCs w:val="18"/>
+                <w:sz w:val="20"/>
+                <w:szCs w:val="20"/>
                 <w:lang w:eastAsia="zh-CN"/>
               </w:rPr>
               <w:t>368</w:t>
@@ -6285,8 +6397,9 @@
           </w:tcPr>
           <w:p>
             <w:pPr>
-              <w:spacing w:before="20" w:after="20" w:line="240" w:lineRule="auto"/>
-              <w:jc w:val="center"/>
+              <w:spacing w:before="20" w:after="20" w:line="320" w:lineRule="exact"/>
+              <w:ind w:firstLineChars="200" w:firstLine="420"/>
+              <w:jc w:val="both"/>
               <w:rPr>
                 <w:rFonts w:hint="eastAsia"/>
                 <w:lang w:eastAsia="zh-CN"/>
@@ -6295,8 +6408,8 @@
             <w:r>
               <w:rPr>
                 <w:rFonts w:hint="eastAsia" w:ascii="Times New Roman" w:hAnsi="Times New Roman" w:eastAsia="宋体" w:cs="Times New Roman"/>
-                <w:sz w:val="18"/>
-                <w:szCs w:val="18"/>
+                <w:sz w:val="20"/>
+                <w:szCs w:val="20"/>
                 <w:lang w:eastAsia="zh-CN"/>
               </w:rPr>
               <w:t>0.4</w:t>
@@ -6316,8 +6429,9 @@
           </w:tcPr>
           <w:p>
             <w:pPr>
-              <w:spacing w:before="20" w:after="20" w:line="240" w:lineRule="auto"/>
-              <w:jc w:val="center"/>
+              <w:spacing w:before="20" w:after="20" w:line="320" w:lineRule="exact"/>
+              <w:ind w:firstLineChars="200" w:firstLine="420"/>
+              <w:jc w:val="both"/>
               <w:rPr>
                 <w:rFonts w:hint="eastAsia"/>
                 <w:lang w:eastAsia="zh-CN"/>
@@ -6326,8 +6440,8 @@
             <w:r>
               <w:rPr>
                 <w:rFonts w:hint="eastAsia" w:ascii="Times New Roman" w:hAnsi="Times New Roman" w:eastAsia="宋体" w:cs="Times New Roman"/>
-                <w:sz w:val="18"/>
-                <w:szCs w:val="18"/>
+                <w:sz w:val="20"/>
+                <w:szCs w:val="20"/>
                 <w:lang w:eastAsia="zh-CN"/>
               </w:rPr>
               <w:t>94.2</w:t>
@@ -6353,8 +6467,9 @@
           </w:tcPr>
           <w:p>
             <w:pPr>
-              <w:spacing w:before="20" w:after="20" w:line="240" w:lineRule="auto"/>
-              <w:jc w:val="center"/>
+              <w:spacing w:before="20" w:after="20" w:line="320" w:lineRule="exact"/>
+              <w:ind w:firstLineChars="200" w:firstLine="420"/>
+              <w:jc w:val="both"/>
               <w:rPr>
                 <w:rFonts w:hint="eastAsia"/>
               </w:rPr>
@@ -6362,8 +6477,8 @@
             <w:r>
               <w:rPr>
                 <w:rFonts w:ascii="Times New Roman" w:hAnsi="Times New Roman" w:eastAsia="宋体" w:cs="Times New Roman"/>
-                <w:sz w:val="18"/>
-                <w:szCs w:val="18"/>
+                <w:sz w:val="20"/>
+                <w:szCs w:val="20"/>
               </w:rPr>
               <w:t>500</w:t>
             </w:r>
@@ -6382,8 +6497,9 @@
           </w:tcPr>
           <w:p>
             <w:pPr>
-              <w:spacing w:before="20" w:after="20" w:line="240" w:lineRule="auto"/>
-              <w:jc w:val="center"/>
+              <w:spacing w:before="20" w:after="20" w:line="320" w:lineRule="exact"/>
+              <w:ind w:firstLineChars="200" w:firstLine="420"/>
+              <w:jc w:val="both"/>
               <w:rPr>
                 <w:rFonts w:hint="eastAsia"/>
                 <w:lang w:eastAsia="zh-CN"/>
@@ -6392,8 +6508,8 @@
             <w:r>
               <w:rPr>
                 <w:rFonts w:hint="eastAsia" w:ascii="Times New Roman" w:hAnsi="Times New Roman" w:eastAsia="宋体" w:cs="Times New Roman"/>
-                <w:sz w:val="18"/>
-                <w:szCs w:val="18"/>
+                <w:sz w:val="20"/>
+                <w:szCs w:val="20"/>
                 <w:lang w:eastAsia="zh-CN"/>
               </w:rPr>
               <w:t>452</w:t>
@@ -6413,8 +6529,9 @@
           </w:tcPr>
           <w:p>
             <w:pPr>
-              <w:spacing w:before="20" w:after="20" w:line="240" w:lineRule="auto"/>
-              <w:jc w:val="center"/>
+              <w:spacing w:before="20" w:after="20" w:line="320" w:lineRule="exact"/>
+              <w:ind w:firstLineChars="200" w:firstLine="420"/>
+              <w:jc w:val="both"/>
               <w:rPr>
                 <w:rFonts w:hint="eastAsia"/>
                 <w:lang w:eastAsia="zh-CN"/>
@@ -6423,8 +6540,8 @@
             <w:r>
               <w:rPr>
                 <w:rFonts w:hint="eastAsia" w:ascii="Times New Roman" w:hAnsi="Times New Roman" w:eastAsia="宋体" w:cs="Times New Roman"/>
-                <w:sz w:val="18"/>
-                <w:szCs w:val="18"/>
+                <w:sz w:val="20"/>
+                <w:szCs w:val="20"/>
                 <w:lang w:eastAsia="zh-CN"/>
               </w:rPr>
               <w:t>786</w:t>
@@ -6444,8 +6561,9 @@
           </w:tcPr>
           <w:p>
             <w:pPr>
-              <w:spacing w:before="20" w:after="20" w:line="240" w:lineRule="auto"/>
-              <w:jc w:val="center"/>
+              <w:spacing w:before="20" w:after="20" w:line="320" w:lineRule="exact"/>
+              <w:ind w:firstLineChars="200" w:firstLine="420"/>
+              <w:jc w:val="both"/>
               <w:rPr>
                 <w:rFonts w:hint="eastAsia"/>
                 <w:lang w:eastAsia="zh-CN"/>
@@ -6454,8 +6572,8 @@
             <w:r>
               <w:rPr>
                 <w:rFonts w:hint="eastAsia" w:ascii="Times New Roman" w:hAnsi="Times New Roman" w:eastAsia="宋体" w:cs="Times New Roman"/>
-                <w:sz w:val="18"/>
-                <w:szCs w:val="18"/>
+                <w:sz w:val="20"/>
+                <w:szCs w:val="20"/>
                 <w:lang w:eastAsia="zh-CN"/>
               </w:rPr>
               <w:t>1.2</w:t>
@@ -6475,8 +6593,9 @@
           </w:tcPr>
           <w:p>
             <w:pPr>
-              <w:spacing w:before="20" w:after="20" w:line="240" w:lineRule="auto"/>
-              <w:jc w:val="center"/>
+              <w:spacing w:before="20" w:after="20" w:line="320" w:lineRule="exact"/>
+              <w:ind w:firstLineChars="200" w:firstLine="420"/>
+              <w:jc w:val="both"/>
               <w:rPr>
                 <w:rFonts w:hint="eastAsia"/>
                 <w:lang w:eastAsia="zh-CN"/>
@@ -6485,8 +6604,8 @@
             <w:r>
               <w:rPr>
                 <w:rFonts w:hint="eastAsia" w:ascii="Times New Roman" w:hAnsi="Times New Roman" w:eastAsia="宋体" w:cs="Times New Roman"/>
-                <w:sz w:val="18"/>
-                <w:szCs w:val="18"/>
+                <w:sz w:val="20"/>
+                <w:szCs w:val="20"/>
                 <w:lang w:eastAsia="zh-CN"/>
               </w:rPr>
               <w:t>92.5</w:t>
@@ -6497,8 +6616,8 @@
     </w:tbl>
     <w:p>
       <w:pPr>
-        <w:spacing w:before="18" w:beforeLines="6" w:after="0" w:line="300" w:lineRule="exact"/>
-        <w:ind w:firstLine="420" w:firstLineChars="200"/>
+        <w:spacing w:before="18" w:beforeLines="6" w:after="0" w:line="320" w:lineRule="exact"/>
+        <w:ind w:firstLineChars="200" w:firstLine="420"/>
         <w:jc w:val="both"/>
         <w:rPr>
           <w:rFonts w:hint="eastAsia"/>
@@ -6509,8 +6628,8 @@
       <w:r>
         <w:rPr>
           <w:rFonts w:hint="eastAsia" w:ascii="Times New Roman" w:hAnsi="Times New Roman" w:eastAsia="宋体" w:cs="Times New Roman"/>
-          <w:sz w:val="21"/>
-          <w:szCs w:val="21"/>
+          <w:sz w:val="20"/>
+          <w:szCs w:val="20"/>
           <w:lang w:eastAsia="zh-CN"/>
         </w:rPr>
         <w:t xml:space="preserve">为评价标签准确性, 从 270 名科研人员中随机抽取 90 名, 由 3 名专家依据其近三年科研档案独立标注, 以三人一致的结果为金标准与系统输出比对. 系统共生成 32 个动态能力标签, 准确率 88.0%、召回率 84.1%、</w:t>
@@ -6519,8 +6638,8 @@
         <w:rPr>
           <w:rFonts w:hint="eastAsia" w:ascii="Times New Roman" w:hAnsi="Times New Roman" w:eastAsia="宋体" w:cs="Times New Roman"/>
           <w:i/>
-          <w:sz w:val="21"/>
-          <w:szCs w:val="21"/>
+          <w:sz w:val="20"/>
+          <w:szCs w:val="20"/>
           <w:lang w:eastAsia="zh-CN"/>
         </w:rPr>
         <w:t xml:space="preserve">F</w:t>
@@ -6528,8 +6647,8 @@
       <w:r>
         <w:rPr>
           <w:rFonts w:hint="eastAsia" w:ascii="Times New Roman" w:hAnsi="Times New Roman" w:eastAsia="宋体" w:cs="Times New Roman"/>
-          <w:sz w:val="21"/>
-          <w:szCs w:val="21"/>
+          <w:sz w:val="20"/>
+          <w:szCs w:val="20"/>
           <w:lang w:eastAsia="zh-CN"/>
         </w:rPr>
         <w:t xml:space="preserve">1 值 0.86, 专家标注 Kappa 系数 0.81. 上线前后各 3 个月的应用效果对比如表4所示.</w:t>
@@ -6539,7 +6658,8 @@
       <w:pPr>
         <w:keepNext w:val="1"/>
         <w:keepLines w:val="1"/>
-        <w:spacing w:before="37" w:beforeLines="12" w:after="18" w:afterLines="6"/>
+        <w:spacing w:before="120" w:beforeLines="0" w:after="18" w:afterLines="6" w:line="320" w:lineRule="exact"/>
+        <w:ind w:firstLineChars="0" w:firstLine="0"/>
         <w:jc w:val="center"/>
         <w:rPr>
           <w:rFonts w:hint="eastAsia"/>
@@ -6603,8 +6723,9 @@
           </w:tcPr>
           <w:p>
             <w:pPr>
-              <w:spacing w:before="20" w:after="20" w:line="240" w:lineRule="auto"/>
-              <w:jc w:val="center"/>
+              <w:spacing w:before="20" w:after="20" w:line="320" w:lineRule="exact"/>
+              <w:ind w:firstLineChars="200" w:firstLine="420"/>
+              <w:jc w:val="both"/>
               <w:rPr>
                 <w:rFonts w:hint="eastAsia"/>
               </w:rPr>
@@ -6614,8 +6735,8 @@
                 <w:rFonts w:hint="eastAsia" w:ascii="Times New Roman" w:hAnsi="Times New Roman" w:eastAsia="宋体" w:cs="Times New Roman"/>
                 <w:b w:val="1"/>
                 <w:bCs w:val="1"/>
-                <w:sz w:val="18"/>
-                <w:szCs w:val="18"/>
+                <w:sz w:val="20"/>
+                <w:szCs w:val="20"/>
               </w:rPr>
               <w:t>指标</w:t>
             </w:r>
@@ -6634,8 +6755,9 @@
           </w:tcPr>
           <w:p>
             <w:pPr>
-              <w:spacing w:before="20" w:after="20" w:line="240" w:lineRule="auto"/>
-              <w:jc w:val="center"/>
+              <w:spacing w:before="20" w:after="20" w:line="320" w:lineRule="exact"/>
+              <w:ind w:firstLineChars="200" w:firstLine="420"/>
+              <w:jc w:val="both"/>
               <w:rPr>
                 <w:rFonts w:hint="eastAsia"/>
               </w:rPr>
@@ -6645,8 +6767,8 @@
                 <w:rFonts w:hint="eastAsia" w:ascii="Times New Roman" w:hAnsi="Times New Roman" w:eastAsia="宋体" w:cs="Times New Roman"/>
                 <w:b w:val="1"/>
                 <w:bCs w:val="1"/>
-                <w:sz w:val="18"/>
-                <w:szCs w:val="18"/>
+                <w:sz w:val="20"/>
+                <w:szCs w:val="20"/>
               </w:rPr>
               <w:t>申报单量 / 件</w:t>
             </w:r>
@@ -6665,8 +6787,9 @@
           </w:tcPr>
           <w:p>
             <w:pPr>
-              <w:spacing w:before="20" w:after="20" w:line="240" w:lineRule="auto"/>
-              <w:jc w:val="center"/>
+              <w:spacing w:before="20" w:after="20" w:line="320" w:lineRule="exact"/>
+              <w:ind w:firstLineChars="200" w:firstLine="420"/>
+              <w:jc w:val="both"/>
               <w:rPr>
                 <w:rFonts w:hint="eastAsia"/>
               </w:rPr>
@@ -6676,8 +6799,8 @@
                 <w:rFonts w:hint="eastAsia" w:ascii="Times New Roman" w:hAnsi="Times New Roman" w:eastAsia="宋体" w:cs="Times New Roman"/>
                 <w:b w:val="1"/>
                 <w:bCs w:val="1"/>
-                <w:sz w:val="18"/>
-                <w:szCs w:val="18"/>
+                <w:sz w:val="20"/>
+                <w:szCs w:val="20"/>
               </w:rPr>
               <w:t>平均审核周期 / d</w:t>
             </w:r>
@@ -6696,8 +6819,9 @@
           </w:tcPr>
           <w:p>
             <w:pPr>
-              <w:spacing w:before="20" w:after="20" w:line="240" w:lineRule="auto"/>
-              <w:jc w:val="center"/>
+              <w:spacing w:before="20" w:after="20" w:line="320" w:lineRule="exact"/>
+              <w:ind w:firstLineChars="200" w:firstLine="420"/>
+              <w:jc w:val="both"/>
               <w:rPr>
                 <w:rFonts w:hint="eastAsia"/>
               </w:rPr>
@@ -6707,8 +6831,8 @@
                 <w:rFonts w:hint="eastAsia" w:ascii="Times New Roman" w:hAnsi="Times New Roman" w:eastAsia="宋体" w:cs="Times New Roman"/>
                 <w:b w:val="1"/>
                 <w:bCs w:val="1"/>
-                <w:sz w:val="18"/>
-                <w:szCs w:val="18"/>
+                <w:sz w:val="20"/>
+                <w:szCs w:val="20"/>
               </w:rPr>
               <w:t>超时未办结 / 件</w:t>
             </w:r>
@@ -6727,8 +6851,9 @@
           </w:tcPr>
           <w:p>
             <w:pPr>
-              <w:spacing w:before="20" w:after="20" w:line="240" w:lineRule="auto"/>
-              <w:jc w:val="center"/>
+              <w:spacing w:before="20" w:after="20" w:line="320" w:lineRule="exact"/>
+              <w:ind w:firstLineChars="200" w:firstLine="420"/>
+              <w:jc w:val="both"/>
               <w:rPr>
                 <w:rFonts w:hint="eastAsia"/>
               </w:rPr>
@@ -6738,8 +6863,8 @@
                 <w:rFonts w:hint="eastAsia" w:ascii="Times New Roman" w:hAnsi="Times New Roman" w:eastAsia="宋体" w:cs="Times New Roman"/>
                 <w:b w:val="1"/>
                 <w:bCs w:val="1"/>
-                <w:sz w:val="18"/>
-                <w:szCs w:val="18"/>
+                <w:sz w:val="20"/>
+                <w:szCs w:val="20"/>
               </w:rPr>
               <w:t>核算差错率 / %</w:t>
             </w:r>
@@ -6764,8 +6889,9 @@
           </w:tcPr>
           <w:p>
             <w:pPr>
-              <w:spacing w:before="20" w:after="20" w:line="240" w:lineRule="auto"/>
-              <w:jc w:val="center"/>
+              <w:spacing w:before="20" w:after="20" w:line="320" w:lineRule="exact"/>
+              <w:ind w:firstLineChars="200" w:firstLine="420"/>
+              <w:jc w:val="both"/>
               <w:rPr>
                 <w:rFonts w:hint="eastAsia"/>
               </w:rPr>
@@ -6773,8 +6899,8 @@
             <w:r>
               <w:rPr>
                 <w:rFonts w:hint="eastAsia" w:ascii="Times New Roman" w:hAnsi="Times New Roman" w:eastAsia="宋体" w:cs="Times New Roman"/>
-                <w:sz w:val="18"/>
-                <w:szCs w:val="18"/>
+                <w:sz w:val="20"/>
+                <w:szCs w:val="20"/>
               </w:rPr>
               <w:t>上线前(线下)</w:t>
             </w:r>
@@ -6793,8 +6919,9 @@
           </w:tcPr>
           <w:p>
             <w:pPr>
-              <w:spacing w:before="20" w:after="20" w:line="240" w:lineRule="auto"/>
-              <w:jc w:val="center"/>
+              <w:spacing w:before="20" w:after="20" w:line="320" w:lineRule="exact"/>
+              <w:ind w:firstLineChars="200" w:firstLine="420"/>
+              <w:jc w:val="both"/>
               <w:rPr>
                 <w:rFonts w:hint="eastAsia"/>
                 <w:lang w:eastAsia="zh-CN"/>
@@ -6803,8 +6930,8 @@
             <w:r>
               <w:rPr>
                 <w:rFonts w:hint="eastAsia" w:ascii="Times New Roman" w:hAnsi="Times New Roman" w:eastAsia="宋体" w:cs="Times New Roman"/>
-                <w:sz w:val="18"/>
-                <w:szCs w:val="18"/>
+                <w:sz w:val="20"/>
+                <w:szCs w:val="20"/>
                 <w:lang w:eastAsia="zh-CN"/>
               </w:rPr>
               <w:t>192</w:t>
@@ -6824,8 +6951,9 @@
           </w:tcPr>
           <w:p>
             <w:pPr>
-              <w:spacing w:before="20" w:after="20" w:line="240" w:lineRule="auto"/>
-              <w:jc w:val="center"/>
+              <w:spacing w:before="20" w:after="20" w:line="320" w:lineRule="exact"/>
+              <w:ind w:firstLineChars="200" w:firstLine="420"/>
+              <w:jc w:val="both"/>
               <w:rPr>
                 <w:rFonts w:hint="eastAsia"/>
                 <w:lang w:eastAsia="zh-CN"/>
@@ -6834,8 +6962,8 @@
             <w:r>
               <w:rPr>
                 <w:rFonts w:hint="eastAsia" w:ascii="Times New Roman" w:hAnsi="Times New Roman" w:eastAsia="宋体" w:cs="Times New Roman"/>
-                <w:sz w:val="18"/>
-                <w:szCs w:val="18"/>
+                <w:sz w:val="20"/>
+                <w:szCs w:val="20"/>
                 <w:lang w:eastAsia="zh-CN"/>
               </w:rPr>
               <w:t>7</w:t>
@@ -6855,8 +6983,9 @@
           </w:tcPr>
           <w:p>
             <w:pPr>
-              <w:spacing w:before="20" w:after="20" w:line="240" w:lineRule="auto"/>
-              <w:jc w:val="center"/>
+              <w:spacing w:before="20" w:after="20" w:line="320" w:lineRule="exact"/>
+              <w:ind w:firstLineChars="200" w:firstLine="420"/>
+              <w:jc w:val="both"/>
               <w:rPr>
                 <w:rFonts w:hint="eastAsia"/>
                 <w:lang w:eastAsia="zh-CN"/>
@@ -6865,8 +6994,8 @@
             <w:r>
               <w:rPr>
                 <w:rFonts w:hint="eastAsia" w:ascii="Times New Roman" w:hAnsi="Times New Roman" w:eastAsia="宋体" w:cs="Times New Roman"/>
-                <w:sz w:val="18"/>
-                <w:szCs w:val="18"/>
+                <w:sz w:val="20"/>
+                <w:szCs w:val="20"/>
                 <w:lang w:eastAsia="zh-CN"/>
               </w:rPr>
               <w:t>23</w:t>
@@ -6886,8 +7015,9 @@
           </w:tcPr>
           <w:p>
             <w:pPr>
-              <w:spacing w:before="20" w:after="20" w:line="240" w:lineRule="auto"/>
-              <w:jc w:val="center"/>
+              <w:spacing w:before="20" w:after="20" w:line="320" w:lineRule="exact"/>
+              <w:ind w:firstLineChars="200" w:firstLine="420"/>
+              <w:jc w:val="both"/>
               <w:rPr>
                 <w:rFonts w:hint="eastAsia"/>
                 <w:lang w:eastAsia="zh-CN"/>
@@ -6896,8 +7026,8 @@
             <w:r>
               <w:rPr>
                 <w:rFonts w:hint="eastAsia" w:ascii="Times New Roman" w:hAnsi="Times New Roman" w:eastAsia="宋体" w:cs="Times New Roman"/>
-                <w:sz w:val="18"/>
-                <w:szCs w:val="18"/>
+                <w:sz w:val="20"/>
+                <w:szCs w:val="20"/>
                 <w:lang w:eastAsia="zh-CN"/>
               </w:rPr>
               <w:t>3.54</w:t>
@@ -6923,8 +7053,9 @@
           </w:tcPr>
           <w:p>
             <w:pPr>
-              <w:spacing w:before="20" w:after="20" w:line="240" w:lineRule="auto"/>
-              <w:jc w:val="center"/>
+              <w:spacing w:before="20" w:after="20" w:line="320" w:lineRule="exact"/>
+              <w:ind w:firstLineChars="200" w:firstLine="420"/>
+              <w:jc w:val="both"/>
               <w:rPr>
                 <w:rFonts w:hint="eastAsia"/>
               </w:rPr>
@@ -6932,8 +7063,8 @@
             <w:r>
               <w:rPr>
                 <w:rFonts w:hint="eastAsia" w:ascii="Times New Roman" w:hAnsi="Times New Roman" w:eastAsia="宋体" w:cs="Times New Roman"/>
-                <w:sz w:val="18"/>
-                <w:szCs w:val="18"/>
+                <w:sz w:val="20"/>
+                <w:szCs w:val="20"/>
               </w:rPr>
               <w:t>上线后(系统)</w:t>
             </w:r>
@@ -6952,8 +7083,9 @@
           </w:tcPr>
           <w:p>
             <w:pPr>
-              <w:spacing w:before="20" w:after="20" w:line="240" w:lineRule="auto"/>
-              <w:jc w:val="center"/>
+              <w:spacing w:before="20" w:after="20" w:line="320" w:lineRule="exact"/>
+              <w:ind w:firstLineChars="200" w:firstLine="420"/>
+              <w:jc w:val="both"/>
               <w:rPr>
                 <w:rFonts w:hint="eastAsia"/>
                 <w:lang w:eastAsia="zh-CN"/>
@@ -6962,8 +7094,8 @@
             <w:r>
               <w:rPr>
                 <w:rFonts w:hint="eastAsia" w:ascii="Times New Roman" w:hAnsi="Times New Roman" w:eastAsia="宋体" w:cs="Times New Roman"/>
-                <w:sz w:val="18"/>
-                <w:szCs w:val="18"/>
+                <w:sz w:val="20"/>
+                <w:szCs w:val="20"/>
                 <w:lang w:eastAsia="zh-CN"/>
               </w:rPr>
               <w:t>1420</w:t>
@@ -6983,8 +7115,9 @@
           </w:tcPr>
           <w:p>
             <w:pPr>
-              <w:spacing w:before="20" w:after="20" w:line="240" w:lineRule="auto"/>
-              <w:jc w:val="center"/>
+              <w:spacing w:before="20" w:after="20" w:line="320" w:lineRule="exact"/>
+              <w:ind w:firstLineChars="200" w:firstLine="420"/>
+              <w:jc w:val="both"/>
               <w:rPr>
                 <w:rFonts w:hint="eastAsia"/>
                 <w:lang w:eastAsia="zh-CN"/>
@@ -6993,8 +7126,8 @@
             <w:r>
               <w:rPr>
                 <w:rFonts w:hint="eastAsia" w:ascii="Times New Roman" w:hAnsi="Times New Roman" w:eastAsia="宋体" w:cs="Times New Roman"/>
-                <w:sz w:val="18"/>
-                <w:szCs w:val="18"/>
+                <w:sz w:val="20"/>
+                <w:szCs w:val="20"/>
                 <w:lang w:eastAsia="zh-CN"/>
               </w:rPr>
               <w:t>2</w:t>
@@ -7014,8 +7147,9 @@
           </w:tcPr>
           <w:p>
             <w:pPr>
-              <w:spacing w:before="20" w:after="20" w:line="240" w:lineRule="auto"/>
-              <w:jc w:val="center"/>
+              <w:spacing w:before="20" w:after="20" w:line="320" w:lineRule="exact"/>
+              <w:ind w:firstLineChars="200" w:firstLine="420"/>
+              <w:jc w:val="both"/>
               <w:rPr>
                 <w:rFonts w:hint="eastAsia"/>
                 <w:lang w:eastAsia="zh-CN"/>
@@ -7024,8 +7158,8 @@
             <w:r>
               <w:rPr>
                 <w:rFonts w:hint="eastAsia" w:ascii="Times New Roman" w:hAnsi="Times New Roman" w:eastAsia="宋体" w:cs="Times New Roman"/>
-                <w:sz w:val="18"/>
-                <w:szCs w:val="18"/>
+                <w:sz w:val="20"/>
+                <w:szCs w:val="20"/>
                 <w:lang w:eastAsia="zh-CN"/>
               </w:rPr>
               <w:t>2</w:t>
@@ -7045,8 +7179,9 @@
           </w:tcPr>
           <w:p>
             <w:pPr>
-              <w:spacing w:before="20" w:after="20" w:line="240" w:lineRule="auto"/>
-              <w:jc w:val="center"/>
+              <w:spacing w:before="20" w:after="20" w:line="320" w:lineRule="exact"/>
+              <w:ind w:firstLineChars="200" w:firstLine="420"/>
+              <w:jc w:val="both"/>
               <w:rPr>
                 <w:rFonts w:hint="eastAsia"/>
                 <w:lang w:eastAsia="zh-CN"/>
@@ -7055,8 +7190,8 @@
             <w:r>
               <w:rPr>
                 <w:rFonts w:hint="eastAsia" w:ascii="Times New Roman" w:hAnsi="Times New Roman" w:eastAsia="宋体" w:cs="Times New Roman"/>
-                <w:sz w:val="18"/>
-                <w:szCs w:val="18"/>
+                <w:sz w:val="20"/>
+                <w:szCs w:val="20"/>
                 <w:lang w:eastAsia="zh-CN"/>
               </w:rPr>
               <w:t>0.08</w:t>
@@ -7067,8 +7202,8 @@
     </w:tbl>
     <w:p>
       <w:pPr>
-        <w:spacing w:before="18" w:beforeLines="6" w:after="0" w:line="300" w:lineRule="exact"/>
-        <w:ind w:firstLine="420" w:firstLineChars="200"/>
+        <w:spacing w:before="18" w:beforeLines="6" w:after="0" w:line="320" w:lineRule="exact"/>
+        <w:ind w:firstLineChars="200" w:firstLine="420"/>
         <w:jc w:val="both"/>
         <w:rPr>
           <w:rFonts w:hint="eastAsia"/>
@@ -7079,8 +7214,8 @@
       <w:r>
         <w:rPr>
           <w:rFonts w:hint="eastAsia" w:ascii="Times New Roman" w:hAnsi="Times New Roman" w:eastAsia="宋体" w:cs="Times New Roman"/>
-          <w:sz w:val="21"/>
-          <w:szCs w:val="21"/>
+          <w:sz w:val="20"/>
+          <w:szCs w:val="20"/>
           <w:lang w:eastAsia="zh-CN"/>
         </w:rPr>
         <w:t>由表4可见, 系统上线后申报与审核全流程线上化, 申报单量增至上线前的 7.4 倍, 平均审核周期由 7 d 降至 2 d, 科研人员参与度明显提升.</w:t>
@@ -7090,7 +7225,9 @@
       <w:pPr>
         <w:keepNext w:val="1"/>
         <w:keepLines w:val="1"/>
-        <w:spacing w:before="156" w:beforeLines="50" w:after="93" w:afterLines="30" w:line="360" w:lineRule="auto"/>
+        <w:spacing w:before="156" w:beforeLines="50" w:after="93" w:afterLines="30" w:line="320" w:lineRule="exact"/>
+        <w:ind w:firstLineChars="0" w:firstLine="0"/>
+        <w:jc w:val="left"/>
         <w:outlineLvl w:val="0"/>
         <w:rPr>
           <w:rFonts w:hint="eastAsia"/>
@@ -7110,8 +7247,8 @@
     </w:p>
     <w:p>
       <w:pPr>
-        <w:spacing w:after="0" w:line="300" w:lineRule="exact"/>
-        <w:ind w:firstLine="420" w:firstLineChars="200"/>
+        <w:spacing w:after="0" w:line="320" w:lineRule="exact"/>
+        <w:ind w:firstLineChars="200" w:firstLine="420"/>
         <w:jc w:val="both"/>
         <w:rPr>
           <w:rFonts w:hint="eastAsia"/>
@@ -7121,8 +7258,8 @@
       <w:r>
         <w:rPr>
           <w:rFonts w:hint="eastAsia" w:ascii="Times New Roman" w:hAnsi="Times New Roman" w:eastAsia="宋体" w:cs="Times New Roman"/>
-          <w:sz w:val="21"/>
-          <w:szCs w:val="21"/>
+          <w:sz w:val="20"/>
+          <w:szCs w:val="20"/>
           <w:lang w:eastAsia="zh-CN"/>
         </w:rPr>
         <w:t xml:space="preserve">系统在南通市疾控中心运行 3 个月, 平均审核周期由 7 d 降至 2 d, 积分核算差错率由 3.54% 降至 0.08%, 动态能力标签与专家标注的 </w:t>
@@ -7131,8 +7268,8 @@
         <w:rPr>
           <w:rFonts w:hint="eastAsia" w:ascii="Times New Roman" w:hAnsi="Times New Roman" w:eastAsia="宋体" w:cs="Times New Roman"/>
           <w:i/>
-          <w:sz w:val="21"/>
-          <w:szCs w:val="21"/>
+          <w:sz w:val="20"/>
+          <w:szCs w:val="20"/>
           <w:lang w:eastAsia="zh-CN"/>
         </w:rPr>
         <w:t xml:space="preserve">F</w:t>
@@ -7140,8 +7277,8 @@
       <w:r>
         <w:rPr>
           <w:rFonts w:hint="eastAsia" w:ascii="Times New Roman" w:hAnsi="Times New Roman" w:eastAsia="宋体" w:cs="Times New Roman"/>
-          <w:sz w:val="21"/>
-          <w:szCs w:val="21"/>
+          <w:sz w:val="20"/>
+          <w:szCs w:val="20"/>
           <w:lang w:eastAsia="zh-CN"/>
         </w:rPr>
         <w:t xml:space="preserve">1 值为 0.86. 把时间衰减放在行为积分层而不是能力得分层, 是让标签权重、能力维度得分与画像共用一条量纲一致通路的关键; 多作者分配采用名义分值制则是管理导向下的取舍, 其“挂名”代价由年度上限与职称评审口径两项制度约束承担, 而非由算法本身消化. 需要说明的是, 本系统度量的是科研活跃度而不是成果质量, 与同行评议互补而非替代; </w:t>
@@ -7150,8 +7287,8 @@
         <w:rPr>
           <w:rFonts w:hint="eastAsia" w:ascii="Times New Roman" w:hAnsi="Times New Roman" w:eastAsia="宋体" w:cs="Times New Roman"/>
           <w:i/>
-          <w:sz w:val="21"/>
-          <w:szCs w:val="21"/>
+          <w:sz w:val="20"/>
+          <w:szCs w:val="20"/>
           <w:lang w:eastAsia="zh-CN"/>
         </w:rPr>
         <w:t xml:space="preserve">α</w:t>
@@ -7159,8 +7296,8 @@
       <w:r>
         <w:rPr>
           <w:rFonts w:hint="eastAsia" w:ascii="Times New Roman" w:hAnsi="Times New Roman" w:eastAsia="宋体" w:cs="Times New Roman"/>
-          <w:sz w:val="21"/>
-          <w:szCs w:val="21"/>
+          <w:sz w:val="20"/>
+          <w:szCs w:val="20"/>
           <w:lang w:eastAsia="zh-CN"/>
         </w:rPr>
         <w:t xml:space="preserve"> 与 </w:t>
@@ -7169,8 +7306,8 @@
         <w:rPr>
           <w:rFonts w:hint="eastAsia" w:ascii="Times New Roman" w:hAnsi="Times New Roman" w:eastAsia="宋体" w:cs="Times New Roman"/>
           <w:i/>
-          <w:sz w:val="21"/>
-          <w:szCs w:val="21"/>
+          <w:sz w:val="20"/>
+          <w:szCs w:val="20"/>
           <w:lang w:eastAsia="zh-CN"/>
         </w:rPr>
         <w:t xml:space="preserve">λ</w:t>
@@ -7178,8 +7315,8 @@
       <w:r>
         <w:rPr>
           <w:rFonts w:hint="eastAsia" w:ascii="Times New Roman" w:hAnsi="Times New Roman" w:eastAsia="宋体" w:cs="Times New Roman"/>
-          <w:sz w:val="21"/>
-          <w:szCs w:val="21"/>
+          <w:sz w:val="20"/>
+          <w:szCs w:val="20"/>
           <w:lang w:eastAsia="zh-CN"/>
         </w:rPr>
         <w:t xml:space="preserve"> 目前取自经验值, 尚缺少敏感性分析的支撑. 后续将补齐这部分实验, 并与人事、财务等系统打通数据.</w:t>
@@ -7187,7 +7324,9 @@
     </w:p>
     <w:p>
       <w:pPr>
-        <w:spacing w:before="109" w:beforeLines="35" w:after="56" w:afterLines="18"/>
+        <w:spacing w:before="240" w:beforeLines="0" w:after="56" w:afterLines="18" w:line="320" w:lineRule="exact"/>
+        <w:ind w:firstLineChars="0" w:firstLine="0"/>
+        <w:jc w:val="center"/>
         <w:rPr>
           <w:rFonts w:hint="eastAsia"/>
           <w:lang w:eastAsia="zh-CN"/>
@@ -7197,8 +7336,8 @@
         <w:rPr>
           <w:rFonts w:hint="eastAsia" w:ascii="Times New Roman" w:hAnsi="Times New Roman" w:eastAsia="黑体" w:cs="Times New Roman"/>
           <w:b w:val="1"/>
-          <w:sz w:val="18"/>
-          <w:szCs w:val="24"/>
+          <w:sz w:val="20"/>
+          <w:szCs w:val="20"/>
           <w:lang w:eastAsia="zh-CN"/>
         </w:rPr>
         <w:t xml:space="preserve">参考文献</w:t>
@@ -7206,8 +7345,8 @@
     </w:p>
     <w:p>
       <w:pPr>
-        <w:spacing w:after="3" w:afterLines="1"/>
-        <w:ind w:left="324" w:hanging="324"/>
+        <w:spacing w:after="3" w:afterLines="1" w:line="280" w:lineRule="exact"/>
+        <w:ind w:left="180" w:hangingChars="90" w:hanging="189"/>
         <w:jc w:val="both"/>
         <w:rPr>
           <w:rFonts w:hint="eastAsia"/>
@@ -7226,8 +7365,8 @@
     </w:p>
     <w:p>
       <w:pPr>
-        <w:spacing w:after="3" w:afterLines="1"/>
-        <w:ind w:left="324" w:hanging="324"/>
+        <w:spacing w:after="3" w:afterLines="1" w:line="280" w:lineRule="exact"/>
+        <w:ind w:left="180" w:hangingChars="90" w:hanging="189"/>
         <w:jc w:val="both"/>
         <w:rPr>
           <w:rFonts w:hint="eastAsia"/>
@@ -7246,8 +7385,8 @@
     </w:p>
     <w:p>
       <w:pPr>
-        <w:spacing w:after="3" w:afterLines="1"/>
-        <w:ind w:left="324" w:hanging="324"/>
+        <w:spacing w:after="3" w:afterLines="1" w:line="280" w:lineRule="exact"/>
+        <w:ind w:left="180" w:hangingChars="90" w:hanging="189"/>
         <w:jc w:val="both"/>
         <w:rPr>
           <w:rFonts w:hint="eastAsia"/>
@@ -7266,8 +7405,8 @@
     </w:p>
     <w:p>
       <w:pPr>
-        <w:spacing w:after="3" w:afterLines="1"/>
-        <w:ind w:left="324" w:hanging="324"/>
+        <w:spacing w:after="3" w:afterLines="1" w:line="280" w:lineRule="exact"/>
+        <w:ind w:left="180" w:hangingChars="90" w:hanging="189"/>
         <w:jc w:val="both"/>
         <w:rPr>
           <w:rFonts w:hint="eastAsia"/>
@@ -7286,8 +7425,8 @@
     </w:p>
     <w:p>
       <w:pPr>
-        <w:spacing w:after="3" w:afterLines="1"/>
-        <w:ind w:left="324" w:hanging="324"/>
+        <w:spacing w:after="3" w:afterLines="1" w:line="280" w:lineRule="exact"/>
+        <w:ind w:left="180" w:hangingChars="90" w:hanging="189"/>
         <w:jc w:val="both"/>
         <w:rPr>
           <w:rFonts w:hint="eastAsia"/>
@@ -7305,8 +7444,8 @@
     </w:p>
     <w:p>
       <w:pPr>
-        <w:spacing w:after="3" w:afterLines="1"/>
-        <w:ind w:left="324" w:hanging="324"/>
+        <w:spacing w:after="3" w:afterLines="1" w:line="280" w:lineRule="exact"/>
+        <w:ind w:left="180" w:hangingChars="90" w:hanging="189"/>
         <w:jc w:val="both"/>
         <w:rPr>
           <w:rFonts w:hint="eastAsia"/>
@@ -7325,8 +7464,8 @@
     </w:p>
     <w:p>
       <w:pPr>
-        <w:spacing w:after="3" w:afterLines="1"/>
-        <w:ind w:left="324" w:hanging="324"/>
+        <w:spacing w:after="3" w:afterLines="1" w:line="280" w:lineRule="exact"/>
+        <w:ind w:left="180" w:hangingChars="90" w:hanging="189"/>
         <w:jc w:val="both"/>
         <w:rPr>
           <w:rFonts w:hint="eastAsia"/>
@@ -7345,8 +7484,8 @@
     </w:p>
     <w:p>
       <w:pPr>
-        <w:spacing w:after="3" w:afterLines="1"/>
-        <w:ind w:left="324" w:hanging="324"/>
+        <w:spacing w:after="3" w:afterLines="1" w:line="280" w:lineRule="exact"/>
+        <w:ind w:left="180" w:hangingChars="90" w:hanging="189"/>
         <w:jc w:val="both"/>
         <w:rPr>
           <w:rFonts w:hint="eastAsia"/>
@@ -7365,8 +7504,8 @@
     </w:p>
     <w:p>
       <w:pPr>
-        <w:spacing w:after="3" w:afterLines="1"/>
-        <w:ind w:left="324" w:hanging="324"/>
+        <w:spacing w:after="3" w:afterLines="1" w:line="280" w:lineRule="exact"/>
+        <w:ind w:left="180" w:hangingChars="90" w:hanging="189"/>
         <w:jc w:val="both"/>
         <w:rPr>
           <w:rFonts w:hint="eastAsia"/>
@@ -7387,8 +7526,8 @@
     </w:p>
     <w:p>
       <w:pPr>
-        <w:spacing w:after="3" w:afterLines="1"/>
-        <w:ind w:left="324" w:hanging="324"/>
+        <w:spacing w:after="3" w:afterLines="1" w:line="280" w:lineRule="exact"/>
+        <w:ind w:left="180" w:hangingChars="90" w:hanging="189"/>
         <w:jc w:val="both"/>
         <w:rPr>
           <w:rFonts w:hint="eastAsia"/>
@@ -7407,8 +7546,8 @@
     </w:p>
     <w:p>
       <w:pPr>
-        <w:spacing w:after="3" w:afterLines="1"/>
-        <w:ind w:left="324" w:hanging="324"/>
+        <w:spacing w:after="3" w:afterLines="1" w:line="280" w:lineRule="exact"/>
+        <w:ind w:left="180" w:hangingChars="90" w:hanging="189"/>
         <w:jc w:val="both"/>
         <w:rPr>
           <w:rFonts w:hint="eastAsia"/>
@@ -7427,8 +7566,8 @@
     </w:p>
     <w:p>
       <w:pPr>
-        <w:spacing w:after="3" w:afterLines="1"/>
-        <w:ind w:left="324" w:hanging="324"/>
+        <w:spacing w:after="3" w:afterLines="1" w:line="280" w:lineRule="exact"/>
+        <w:ind w:left="180" w:hangingChars="90" w:hanging="189"/>
         <w:jc w:val="both"/>
         <w:rPr>
           <w:rFonts w:hint="eastAsia"/>
@@ -7447,8 +7586,8 @@
     </w:p>
     <w:p>
       <w:pPr>
-        <w:spacing w:after="3" w:afterLines="1"/>
-        <w:ind w:left="324" w:hanging="324"/>
+        <w:spacing w:after="3" w:afterLines="1" w:line="280" w:lineRule="exact"/>
+        <w:ind w:left="180" w:hangingChars="90" w:hanging="189"/>
         <w:jc w:val="both"/>
         <w:rPr>
           <w:rFonts w:hint="eastAsia"/>
@@ -7467,8 +7606,8 @@
     </w:p>
     <w:p>
       <w:pPr>
-        <w:spacing w:after="3" w:afterLines="1"/>
-        <w:ind w:left="324" w:hanging="324"/>
+        <w:spacing w:after="3" w:afterLines="1" w:line="280" w:lineRule="exact"/>
+        <w:ind w:left="180" w:hangingChars="90" w:hanging="189"/>
         <w:jc w:val="both"/>
         <w:rPr>
           <w:rFonts w:hint="eastAsia"/>
@@ -7487,8 +7626,8 @@
     </w:p>
     <w:p>
       <w:pPr>
-        <w:spacing w:after="3" w:afterLines="1"/>
-        <w:ind w:left="324" w:hanging="324"/>
+        <w:spacing w:after="3" w:afterLines="1" w:line="280" w:lineRule="exact"/>
+        <w:ind w:left="180" w:hangingChars="90" w:hanging="189"/>
         <w:jc w:val="both"/>
         <w:rPr>
           <w:rFonts w:hint="eastAsia"/>
@@ -7507,8 +7646,8 @@
     </w:p>
     <w:p>
       <w:pPr>
-        <w:spacing w:after="3" w:afterLines="1"/>
-        <w:ind w:left="324" w:hanging="324"/>
+        <w:spacing w:after="3" w:afterLines="1" w:line="280" w:lineRule="exact"/>
+        <w:ind w:left="180" w:hangingChars="90" w:hanging="189"/>
         <w:jc w:val="both"/>
         <w:rPr>
           <w:rFonts w:hint="eastAsia"/>
@@ -7527,8 +7666,8 @@
     </w:p>
     <w:p>
       <w:pPr>
-        <w:spacing w:after="3" w:afterLines="1"/>
-        <w:ind w:left="324" w:hanging="324"/>
+        <w:spacing w:after="3" w:afterLines="1" w:line="280" w:lineRule="exact"/>
+        <w:ind w:left="180" w:hangingChars="90" w:hanging="189"/>
         <w:jc w:val="both"/>
         <w:rPr>
           <w:rFonts w:hint="eastAsia"/>
@@ -7547,8 +7686,8 @@
     </w:p>
     <w:p>
       <w:pPr>
-        <w:spacing w:after="3" w:afterLines="1"/>
-        <w:ind w:left="324" w:hanging="324"/>
+        <w:spacing w:after="3" w:afterLines="1" w:line="280" w:lineRule="exact"/>
+        <w:ind w:left="180" w:hangingChars="90" w:hanging="189"/>
         <w:jc w:val="both"/>
         <w:rPr>
           <w:rFonts w:hint="eastAsia"/>
@@ -7567,8 +7706,8 @@
     </w:p>
     <w:p>
       <w:pPr>
-        <w:spacing w:after="3" w:afterLines="1"/>
-        <w:ind w:left="324" w:hanging="324"/>
+        <w:spacing w:after="3" w:afterLines="1" w:line="280" w:lineRule="exact"/>
+        <w:ind w:left="180" w:hangingChars="90" w:hanging="189"/>
         <w:jc w:val="both"/>
         <w:rPr>
           <w:rFonts w:hint="eastAsia"/>
@@ -7587,8 +7726,8 @@
     </w:p>
     <w:p>
       <w:pPr>
-        <w:spacing w:after="3" w:afterLines="1"/>
-        <w:ind w:left="324" w:hanging="324"/>
+        <w:spacing w:after="3" w:afterLines="1" w:line="280" w:lineRule="exact"/>
+        <w:ind w:left="180" w:hangingChars="90" w:hanging="189"/>
         <w:jc w:val="both"/>
         <w:rPr>
           <w:rFonts w:hint="eastAsia"/>
@@ -7607,8 +7746,8 @@
     </w:p>
     <w:p>
       <w:pPr>
-        <w:spacing w:after="3" w:afterLines="1"/>
-        <w:ind w:left="324" w:hanging="324"/>
+        <w:spacing w:after="3" w:afterLines="1" w:line="280" w:lineRule="exact"/>
+        <w:ind w:left="180" w:hangingChars="90" w:hanging="189"/>
         <w:jc w:val="both"/>
         <w:rPr>
           <w:rFonts w:hint="eastAsia"/>
@@ -7627,8 +7766,8 @@
     </w:p>
     <w:p>
       <w:pPr>
-        <w:spacing w:after="3" w:afterLines="1"/>
-        <w:ind w:left="324" w:hanging="324"/>
+        <w:spacing w:after="3" w:afterLines="1" w:line="280" w:lineRule="exact"/>
+        <w:ind w:left="180" w:hangingChars="90" w:hanging="189"/>
         <w:jc w:val="both"/>
         <w:rPr>
           <w:rFonts w:hint="eastAsia"/>
@@ -7647,8 +7786,8 @@
     </w:p>
     <w:p>
       <w:pPr>
-        <w:spacing w:after="3" w:afterLines="1"/>
-        <w:ind w:left="324" w:hanging="324"/>
+        <w:spacing w:after="3" w:afterLines="1" w:line="280" w:lineRule="exact"/>
+        <w:ind w:left="180" w:hangingChars="90" w:hanging="189"/>
         <w:jc w:val="both"/>
         <w:rPr>
           <w:rFonts w:hint="eastAsia"/>
@@ -7667,8 +7806,8 @@
     </w:p>
     <w:p>
       <w:pPr>
-        <w:spacing w:after="3" w:afterLines="1"/>
-        <w:ind w:left="324" w:hanging="324"/>
+        <w:spacing w:after="3" w:afterLines="1" w:line="280" w:lineRule="exact"/>
+        <w:ind w:left="180" w:hangingChars="90" w:hanging="189"/>
         <w:jc w:val="both"/>
         <w:rPr>
           <w:rFonts w:hint="eastAsia"/>
@@ -7687,8 +7826,8 @@
     </w:p>
     <w:p>
       <w:pPr>
-        <w:spacing w:after="3" w:afterLines="1"/>
-        <w:ind w:left="324" w:hanging="324"/>
+        <w:spacing w:after="3" w:afterLines="1" w:line="280" w:lineRule="exact"/>
+        <w:ind w:left="180" w:hangingChars="90" w:hanging="189"/>
         <w:jc w:val="both"/>
         <w:rPr>
           <w:rFonts w:hint="eastAsia"/>
@@ -7707,8 +7846,8 @@
     </w:p>
     <w:p>
       <w:pPr>
-        <w:spacing w:after="3" w:afterLines="1"/>
-        <w:ind w:left="324" w:hanging="324"/>
+        <w:spacing w:after="3" w:afterLines="1" w:line="280" w:lineRule="exact"/>
+        <w:ind w:left="180" w:hangingChars="90" w:hanging="189"/>
         <w:jc w:val="both"/>
         <w:rPr>
           <w:rFonts w:hint="eastAsia"/>
@@ -7727,8 +7866,8 @@
     </w:p>
     <w:p>
       <w:pPr>
-        <w:spacing w:after="3" w:afterLines="1"/>
-        <w:ind w:left="324" w:hanging="324"/>
+        <w:spacing w:after="3" w:afterLines="1" w:line="280" w:lineRule="exact"/>
+        <w:ind w:left="180" w:hangingChars="90" w:hanging="189"/>
         <w:jc w:val="both"/>
         <w:rPr>
           <w:rFonts w:hint="eastAsia"/>
@@ -7747,8 +7886,8 @@
     </w:p>
     <w:p>
       <w:pPr>
-        <w:spacing w:after="3" w:afterLines="1"/>
-        <w:ind w:left="324" w:hanging="324"/>
+        <w:spacing w:after="3" w:afterLines="1" w:line="280" w:lineRule="exact"/>
+        <w:ind w:left="180" w:hangingChars="90" w:hanging="189"/>
         <w:jc w:val="both"/>
         <w:rPr>
           <w:rFonts w:hint="eastAsia"/>
@@ -7767,8 +7906,8 @@
     </w:p>
     <w:p>
       <w:pPr>
-        <w:spacing w:after="3" w:afterLines="1"/>
-        <w:ind w:left="324" w:hanging="324"/>
+        <w:spacing w:after="3" w:afterLines="1" w:line="280" w:lineRule="exact"/>
+        <w:ind w:left="180" w:hangingChars="90" w:hanging="189"/>
         <w:jc w:val="both"/>
         <w:rPr>
           <w:rFonts w:hint="eastAsia"/>
@@ -7787,8 +7926,8 @@
     </w:p>
     <w:p>
       <w:pPr>
-        <w:spacing w:after="3" w:afterLines="1"/>
-        <w:ind w:left="324" w:hanging="324"/>
+        <w:spacing w:after="3" w:afterLines="1" w:line="280" w:lineRule="exact"/>
+        <w:ind w:left="180" w:hangingChars="90" w:hanging="189"/>
         <w:jc w:val="both"/>
         <w:rPr>
           <w:rFonts w:hint="eastAsia"/>
@@ -7819,7 +7958,8 @@
     </w:p>
     <w:p>
       <w:pPr>
-        <w:spacing w:after="0"/>
+        <w:spacing w:after="0" w:line="280" w:lineRule="exact"/>
+        <w:ind w:firstLineChars="0" w:firstLine="0"/>
         <w:jc w:val="both"/>
         <w:rPr>
           <w:rFonts w:ascii="Times New Roman" w:hAnsi="Times New Roman" w:eastAsia="宋体" w:cs="Times New Roman"/>
@@ -7833,8 +7973,8 @@
           <w:rFonts w:hint="eastAsia" w:ascii="Times New Roman" w:hAnsi="Times New Roman" w:eastAsia="宋体" w:cs="Times New Roman"/>
           <w:b/>
           <w:bCs w:val="1"/>
-          <w:sz w:val="21"/>
-          <w:szCs w:val="21"/>
+          <w:sz w:val="18"/>
+          <w:szCs w:val="18"/>
           <w:lang w:eastAsia="zh-CN"/>
         </w:rPr>
         <w:t xml:space="preserve">①</w:t>
@@ -7843,8 +7983,8 @@
         <w:rPr>
           <w:rFonts w:hint="eastAsia" w:ascii="Times New Roman" w:hAnsi="Times New Roman" w:eastAsia="宋体" w:cs="Times New Roman"/>
           <w:bCs w:val="1"/>
-          <w:sz w:val="21"/>
-          <w:szCs w:val="21"/>
+          <w:sz w:val="18"/>
+          <w:szCs w:val="18"/>
           <w:lang w:eastAsia="zh-CN"/>
         </w:rPr>
         <w:t xml:space="preserve"> 基金项目: 南通市社科研究课题(网信专项)(WA25-6)</w:t>
@@ -7852,7 +7992,8 @@
     </w:p>
     <w:p>
       <w:pPr>
-        <w:spacing w:after="0"/>
+        <w:spacing w:after="0" w:line="280" w:lineRule="exact"/>
+        <w:ind w:firstLineChars="0" w:firstLine="0"/>
         <w:jc w:val="both"/>
         <w:rPr>
           <w:rFonts w:ascii="Times New Roman" w:hAnsi="Times New Roman" w:eastAsia="宋体" w:cs="Times New Roman"/>
@@ -7865,8 +8006,8 @@
         <w:rPr>
           <w:rFonts w:hint="eastAsia" w:ascii="Times New Roman" w:hAnsi="Times New Roman" w:eastAsia="宋体" w:cs="Times New Roman"/>
           <w:bCs w:val="1"/>
-          <w:sz w:val="21"/>
-          <w:szCs w:val="21"/>
+          <w:sz w:val="18"/>
+          <w:szCs w:val="18"/>
           <w:lang w:eastAsia="zh-CN"/>
         </w:rPr>
         <w:t xml:space="preserve">收稿时间: </w:t>
@@ -7875,8 +8016,8 @@
         <w:rPr>
           <w:rFonts w:hint="eastAsia" w:ascii="Times New Roman" w:hAnsi="Times New Roman" w:eastAsia="宋体" w:cs="Times New Roman"/>
           <w:bCs w:val="1"/>
-          <w:sz w:val="21"/>
-          <w:szCs w:val="21"/>
+          <w:sz w:val="18"/>
+          <w:szCs w:val="18"/>
           <w:highlight w:val="yellow"/>
           <w:lang w:eastAsia="zh-CN"/>
         </w:rPr>
@@ -7886,8 +8027,8 @@
         <w:rPr>
           <w:rFonts w:hint="eastAsia" w:ascii="Times New Roman" w:hAnsi="Times New Roman" w:eastAsia="宋体" w:cs="Times New Roman"/>
           <w:bCs w:val="1"/>
-          <w:sz w:val="21"/>
-          <w:szCs w:val="21"/>
+          <w:sz w:val="18"/>
+          <w:szCs w:val="18"/>
           <w:lang w:eastAsia="zh-CN"/>
         </w:rPr>
         <w:t xml:space="preserve">; 收到修改稿时间: </w:t>
@@ -7896,8 +8037,8 @@
         <w:rPr>
           <w:rFonts w:hint="eastAsia" w:ascii="Times New Roman" w:hAnsi="Times New Roman" w:eastAsia="宋体" w:cs="Times New Roman"/>
           <w:bCs w:val="1"/>
-          <w:sz w:val="21"/>
-          <w:szCs w:val="21"/>
+          <w:sz w:val="18"/>
+          <w:szCs w:val="18"/>
           <w:highlight w:val="yellow"/>
           <w:lang w:eastAsia="zh-CN"/>
         </w:rPr>
@@ -7906,7 +8047,8 @@
     </w:p>
     <w:p>
       <w:pPr>
-        <w:spacing w:after="0"/>
+        <w:spacing w:after="0" w:line="280" w:lineRule="exact"/>
+        <w:ind w:firstLineChars="0" w:firstLine="0"/>
         <w:jc w:val="both"/>
         <w:rPr>
           <w:rFonts w:ascii="Times New Roman" w:hAnsi="Times New Roman" w:eastAsia="宋体" w:cs="Times New Roman"/>
@@ -7919,8 +8061,8 @@
         <w:rPr>
           <w:rFonts w:hint="eastAsia" w:ascii="Times New Roman" w:hAnsi="Times New Roman" w:eastAsia="宋体" w:cs="Times New Roman"/>
           <w:bCs w:val="1"/>
-          <w:sz w:val="21"/>
-          <w:szCs w:val="21"/>
+          <w:sz w:val="18"/>
+          <w:szCs w:val="18"/>
           <w:lang w:eastAsia="zh-CN"/>
         </w:rPr>
         <w:t xml:space="preserve">作者简介: 杨文超(1988—), 男, </w:t>
@@ -7929,8 +8071,8 @@
         <w:rPr>
           <w:rFonts w:hint="eastAsia" w:ascii="Times New Roman" w:hAnsi="Times New Roman" w:eastAsia="宋体" w:cs="Times New Roman"/>
           <w:bCs w:val="1"/>
-          <w:sz w:val="21"/>
-          <w:szCs w:val="21"/>
+          <w:sz w:val="18"/>
+          <w:szCs w:val="18"/>
           <w:lang w:eastAsia="zh-CN"/>
         </w:rPr>
         <w:t>江苏如东</w:t>
@@ -7939,8 +8081,8 @@
         <w:rPr>
           <w:rFonts w:hint="eastAsia" w:ascii="Times New Roman" w:hAnsi="Times New Roman" w:eastAsia="宋体" w:cs="Times New Roman"/>
           <w:bCs w:val="1"/>
-          <w:sz w:val="21"/>
-          <w:szCs w:val="21"/>
+          <w:sz w:val="18"/>
+          <w:szCs w:val="18"/>
           <w:lang w:eastAsia="zh-CN"/>
         </w:rPr>
         <w:t>, 高级工程师, 硕士, 主要研究方向为科研管理信息化、公共卫生数据分析, E-mail: 573816315@qq.com.</w:t>
@@ -7948,7 +8090,8 @@
     </w:p>
     <w:p>
       <w:pPr>
-        <w:spacing w:after="0"/>
+        <w:spacing w:after="0" w:line="280" w:lineRule="exact"/>
+        <w:ind w:firstLineChars="0" w:firstLine="0"/>
         <w:jc w:val="both"/>
         <w:rPr>
           <w:rFonts w:ascii="Times New Roman" w:hAnsi="Times New Roman" w:eastAsia="宋体" w:cs="Times New Roman"/>
@@ -7962,8 +8105,8 @@
       <w:r>
         <w:rPr>
           <w:rFonts w:hint="eastAsia" w:ascii="Times New Roman" w:hAnsi="Times New Roman" w:eastAsia="宋体" w:cs="Times New Roman"/>
-          <w:sz w:val="21"/>
-          <w:szCs w:val="21"/>
+          <w:sz w:val="18"/>
+          <w:szCs w:val="18"/>
           <w:lang w:eastAsia="zh-CN"/>
         </w:rPr>
         <w:t xml:space="preserve">张卫兵(1971—), 男, </w:t>
@@ -7971,8 +8114,8 @@
       <w:r>
         <w:rPr>
           <w:rFonts w:hint="eastAsia" w:ascii="Times New Roman" w:hAnsi="Times New Roman" w:eastAsia="宋体" w:cs="Times New Roman"/>
-          <w:sz w:val="21"/>
-          <w:szCs w:val="21"/>
+          <w:sz w:val="18"/>
+          <w:szCs w:val="18"/>
           <w:lang w:eastAsia="zh-CN"/>
         </w:rPr>
         <w:t>江苏南通</w:t>
@@ -7980,8 +8123,8 @@
       <w:r>
         <w:rPr>
           <w:rFonts w:hint="eastAsia" w:ascii="Times New Roman" w:hAnsi="Times New Roman" w:eastAsia="宋体" w:cs="Times New Roman"/>
-          <w:sz w:val="21"/>
-          <w:szCs w:val="21"/>
+          <w:sz w:val="18"/>
+          <w:szCs w:val="18"/>
           <w:lang w:eastAsia="zh-CN"/>
         </w:rPr>
         <w:t xml:space="preserve">, 主任医师, 硕士, 主要研究方向为科研管理、预防医学、食品检测, E-mail: </w:t>
@@ -7989,8 +8132,8 @@
       <w:r>
         <w:rPr>
           <w:rFonts w:hint="eastAsia" w:ascii="Times New Roman" w:hAnsi="Times New Roman" w:eastAsia="宋体" w:cs="Times New Roman"/>
-          <w:sz w:val="21"/>
-          <w:szCs w:val="21"/>
+          <w:sz w:val="18"/>
+          <w:szCs w:val="18"/>
           <w:lang w:eastAsia="zh-CN"/>
         </w:rPr>
         <w:t>yangwecy@gmail.com</w:t>
@@ -7998,8 +8141,8 @@
       <w:r>
         <w:rPr>
           <w:rFonts w:hint="eastAsia" w:ascii="Times New Roman" w:hAnsi="Times New Roman" w:eastAsia="宋体" w:cs="Times New Roman"/>
-          <w:sz w:val="21"/>
-          <w:szCs w:val="21"/>
+          <w:sz w:val="18"/>
+          <w:szCs w:val="18"/>
           <w:lang w:eastAsia="zh-CN"/>
         </w:rPr>
         <w:t>.</w:t>
@@ -8007,7 +8150,8 @@
     </w:p>
     <w:p>
       <w:pPr>
-        <w:spacing w:after="0"/>
+        <w:spacing w:after="0" w:line="280" w:lineRule="exact"/>
+        <w:ind w:firstLineChars="0" w:firstLine="0"/>
         <w:jc w:val="both"/>
         <w:rPr>
           <w:rFonts w:ascii="Times New Roman" w:hAnsi="Times New Roman" w:eastAsia="宋体" w:cs="Times New Roman"/>
@@ -8021,8 +8165,8 @@
       <w:r>
         <w:rPr>
           <w:rFonts w:hint="eastAsia" w:ascii="Times New Roman" w:hAnsi="Times New Roman" w:eastAsia="宋体" w:cs="Times New Roman"/>
-          <w:sz w:val="21"/>
-          <w:szCs w:val="21"/>
+          <w:sz w:val="18"/>
+          <w:szCs w:val="18"/>
           <w:lang w:eastAsia="zh-CN"/>
         </w:rPr>
         <w:t xml:space="preserve">练维(1980—), 男, </w:t>
@@ -8030,8 +8174,8 @@
       <w:r>
         <w:rPr>
           <w:rFonts w:hint="eastAsia" w:ascii="Times New Roman" w:hAnsi="Times New Roman" w:eastAsia="宋体" w:cs="Times New Roman"/>
-          <w:sz w:val="21"/>
-          <w:szCs w:val="21"/>
+          <w:sz w:val="18"/>
+          <w:szCs w:val="18"/>
           <w:lang w:eastAsia="zh-CN"/>
         </w:rPr>
         <w:t>江苏如皋</w:t>
@@ -8039,8 +8183,8 @@
       <w:r>
         <w:rPr>
           <w:rFonts w:hint="eastAsia" w:ascii="Times New Roman" w:hAnsi="Times New Roman" w:eastAsia="宋体" w:cs="Times New Roman"/>
-          <w:sz w:val="21"/>
-          <w:szCs w:val="21"/>
+          <w:sz w:val="18"/>
+          <w:szCs w:val="18"/>
           <w:lang w:eastAsia="zh-CN"/>
         </w:rPr>
         <w:t>, 主任技师, 本科, 主要研究方向为科研教育、质量管理, E-mail: lianwei@sohu.com.</w:t>
@@ -8048,7 +8192,8 @@
     </w:p>
     <w:p>
       <w:pPr>
-        <w:spacing w:after="0"/>
+        <w:spacing w:after="0" w:line="280" w:lineRule="exact"/>
+        <w:ind w:firstLineChars="0" w:firstLine="0"/>
         <w:jc w:val="both"/>
         <w:rPr>
           <w:rFonts w:ascii="Times New Roman" w:hAnsi="Times New Roman" w:eastAsia="宋体" w:cs="Times New Roman"/>
@@ -8060,26 +8205,66 @@
       <w:r>
         <w:rPr>
           <w:rFonts w:hint="eastAsia" w:ascii="Times New Roman" w:hAnsi="Times New Roman" w:eastAsia="宋体" w:cs="Times New Roman"/>
-          <w:sz w:val="21"/>
-          <w:szCs w:val="21"/>
+          <w:sz w:val="18"/>
+          <w:szCs w:val="18"/>
           <w:lang w:eastAsia="zh-CN"/>
         </w:rPr>
         <w:t xml:space="preserve">徐小卫(1989—), 男, 江苏如东, 高级工程师, 本科, 主要研究方向为软件开发、数据管理, E-mail: </w:t>
       </w:r>
       <w:r>
+        <w:rPr>
+          <w:rFonts w:ascii="Times New Roman" w:hAnsi="Times New Roman" w:eastAsia="宋体" w:cs="Times New Roman"/>
+          <w:sz w:val="18"/>
+          <w:szCs w:val="18"/>
+          <w:lang w:eastAsia="zh-CN"/>
+        </w:rPr>
+        <w:t>XXW1306@sina.com</w:t>
+      </w:r>
+      <w:r>
+        <w:rPr>
+          <w:rFonts w:hint="eastAsia" w:ascii="Times New Roman" w:hAnsi="Times New Roman" w:eastAsia="宋体" w:cs="Times New Roman"/>
+          <w:sz w:val="18"/>
+          <w:szCs w:val="18"/>
+          <w:lang w:eastAsia="zh-CN"/>
+        </w:rPr>
+        <w:t>.</w:t>
+      </w:r>
+    </w:p>
+    <w:p>
+      <w:pPr>
+        <w:spacing w:after="0" w:line="280" w:lineRule="exact"/>
+        <w:ind w:firstLineChars="0" w:firstLine="0"/>
+        <w:jc w:val="both"/>
         <w:rPr>
           <w:rFonts w:ascii="Times New Roman" w:hAnsi="Times New Roman" w:eastAsia="宋体" w:cs="Times New Roman"/>
           <w:sz w:val="21"/>
           <w:szCs w:val="21"/>
           <w:lang w:eastAsia="zh-CN"/>
         </w:rPr>
-        <w:t>XXW1306@sina.com</w:t>
-      </w:r>
-      <w:r>
-        <w:rPr>
-          <w:rFonts w:hint="eastAsia" w:ascii="Times New Roman" w:hAnsi="Times New Roman" w:eastAsia="宋体" w:cs="Times New Roman"/>
-          <w:sz w:val="21"/>
-          <w:szCs w:val="21"/>
+      </w:pPr>
+      <w:r>
+        <w:rPr>
+          <w:rFonts w:hint="eastAsia" w:ascii="Times New Roman" w:hAnsi="Times New Roman" w:eastAsia="宋体" w:cs="Times New Roman"/>
+          <w:sz w:val="18"/>
+          <w:szCs w:val="18"/>
+          <w:lang w:eastAsia="zh-CN"/>
+        </w:rPr>
+        <w:t xml:space="preserve">王秦(1984—), 女, 江苏如东, 副主任医师, 本科, 主要研究方向为科研教育、数据统计, E-mail: </w:t>
+      </w:r>
+      <w:r>
+        <w:rPr>
+          <w:rFonts w:ascii="Times New Roman" w:hAnsi="Times New Roman" w:eastAsia="宋体" w:cs="Times New Roman"/>
+          <w:sz w:val="18"/>
+          <w:szCs w:val="18"/>
+          <w:lang w:eastAsia="zh-CN"/>
+        </w:rPr>
+        <w:t>WQ112233@sina.com</w:t>
+      </w:r>
+      <w:r>
+        <w:rPr>
+          <w:rFonts w:hint="eastAsia" w:ascii="Times New Roman" w:hAnsi="Times New Roman" w:eastAsia="宋体" w:cs="Times New Roman"/>
+          <w:sz w:val="18"/>
+          <w:szCs w:val="18"/>
           <w:lang w:eastAsia="zh-CN"/>
         </w:rPr>
         <w:t>.</w:t>
@@ -8087,7 +8272,8 @@
     </w:p>
     <w:p>
       <w:pPr>
-        <w:spacing w:after="0"/>
+        <w:spacing w:before="60" w:after="0" w:line="280" w:lineRule="exact"/>
+        <w:ind w:firstLineChars="0" w:firstLine="0"/>
         <w:jc w:val="both"/>
         <w:rPr>
           <w:rFonts w:ascii="Times New Roman" w:hAnsi="Times New Roman" w:eastAsia="宋体" w:cs="Times New Roman"/>
@@ -8099,68 +8285,30 @@
       <w:r>
         <w:rPr>
           <w:rFonts w:hint="eastAsia" w:ascii="Times New Roman" w:hAnsi="Times New Roman" w:eastAsia="宋体" w:cs="Times New Roman"/>
-          <w:sz w:val="21"/>
-          <w:szCs w:val="21"/>
-          <w:lang w:eastAsia="zh-CN"/>
-        </w:rPr>
-        <w:t xml:space="preserve">王秦(1984—), 女, 江苏如东, 副主任医师, 本科, 主要研究方向为科研教育、数据统计, E-mail: </w:t>
-      </w:r>
-      <w:r>
+          <w:sz w:val="18"/>
+          <w:szCs w:val="18"/>
+          <w:lang w:eastAsia="zh-CN"/>
+        </w:rPr>
+        <w:t>通信地址: 江苏省南通市崇川区工农南路 189号 南通市疾病预防控制中心　邮编: 226001</w:t>
+      </w:r>
+    </w:p>
+    <w:p>
+      <w:pPr>
+        <w:spacing w:before="60" w:after="0" w:line="280" w:lineRule="exact"/>
+        <w:ind w:firstLineChars="0" w:firstLine="0"/>
+        <w:jc w:val="both"/>
         <w:rPr>
           <w:rFonts w:ascii="Times New Roman" w:hAnsi="Times New Roman" w:eastAsia="宋体" w:cs="Times New Roman"/>
           <w:sz w:val="21"/>
           <w:szCs w:val="21"/>
           <w:lang w:eastAsia="zh-CN"/>
         </w:rPr>
-        <w:t>WQ112233@sina.com</w:t>
-      </w:r>
-      <w:r>
-        <w:rPr>
-          <w:rFonts w:hint="eastAsia" w:ascii="Times New Roman" w:hAnsi="Times New Roman" w:eastAsia="宋体" w:cs="Times New Roman"/>
-          <w:sz w:val="21"/>
-          <w:szCs w:val="21"/>
-          <w:lang w:eastAsia="zh-CN"/>
-        </w:rPr>
-        <w:t>.</w:t>
-      </w:r>
-    </w:p>
-    <w:p>
-      <w:pPr>
-        <w:spacing w:before="60" w:after="0"/>
-        <w:jc w:val="both"/>
-        <w:rPr>
-          <w:rFonts w:ascii="Times New Roman" w:hAnsi="Times New Roman" w:eastAsia="宋体" w:cs="Times New Roman"/>
-          <w:sz w:val="21"/>
-          <w:szCs w:val="21"/>
-          <w:lang w:eastAsia="zh-CN"/>
-        </w:rPr>
-      </w:pPr>
-      <w:r>
-        <w:rPr>
-          <w:rFonts w:hint="eastAsia" w:ascii="Times New Roman" w:hAnsi="Times New Roman" w:eastAsia="宋体" w:cs="Times New Roman"/>
-          <w:sz w:val="21"/>
-          <w:szCs w:val="21"/>
-          <w:lang w:eastAsia="zh-CN"/>
-        </w:rPr>
-        <w:t>通信地址: 江苏省南通市崇川区工农南路 189号 南通市疾病预防控制中心　邮编: 226001</w:t>
-      </w:r>
-    </w:p>
-    <w:p>
-      <w:pPr>
-        <w:spacing w:before="60" w:after="0"/>
-        <w:jc w:val="both"/>
-        <w:rPr>
-          <w:rFonts w:ascii="Times New Roman" w:hAnsi="Times New Roman" w:eastAsia="宋体" w:cs="Times New Roman"/>
-          <w:sz w:val="21"/>
-          <w:szCs w:val="21"/>
-          <w:lang w:eastAsia="zh-CN"/>
-        </w:rPr>
-      </w:pPr>
-      <w:r>
-        <w:rPr>
-          <w:rFonts w:hint="eastAsia" w:ascii="Times New Roman" w:hAnsi="Times New Roman" w:eastAsia="宋体" w:cs="Times New Roman"/>
-          <w:sz w:val="21"/>
-          <w:szCs w:val="21"/>
+      </w:pPr>
+      <w:r>
+        <w:rPr>
+          <w:rFonts w:hint="eastAsia" w:ascii="Times New Roman" w:hAnsi="Times New Roman" w:eastAsia="宋体" w:cs="Times New Roman"/>
+          <w:sz w:val="18"/>
+          <w:szCs w:val="18"/>
           <w:lang w:eastAsia="zh-CN"/>
         </w:rPr>
         <w:t>收件人: 杨文超　联系电话: 18351310755　E-mail: 573816315@qq.com</w:t>
@@ -8168,7 +8316,7 @@
     </w:p>
     <w:sectPr>
       <w:pgSz w:w="11906" w:h="16838"/>
-      <w:pgMar w:top="1418" w:right="1021" w:bottom="1021" w:left="1021" w:header="851" w:footer="992" w:gutter="0"/>
+      <w:pgMar w:top="1701" w:right="1077" w:bottom="1021" w:left="1134" w:header="851" w:footer="992" w:gutter="0"/>
       <w:cols w:space="425"/>
       <w:docGrid w:type="lines" w:linePitch="312"/>
     </w:sectPr>
